--- a/data/concession-vologda/Приложение 2.docx
+++ b/data/concession-vologda/Приложение 2.docx
@@ -1,6 +1,6 @@
 
 <file path=word/document.xml><?xml version="1.0" encoding="utf-8"?>
-<w:document xmlns:wpc="http://schemas.microsoft.com/office/word/2010/wordprocessingCanvas" xmlns:cx="http://schemas.microsoft.com/office/drawing/2014/chartex" xmlns:cx1="http://schemas.microsoft.com/office/drawing/2015/9/8/chartex" xmlns:cx2="http://schemas.microsoft.com/office/drawing/2015/10/21/chartex" xmlns:cx3="http://schemas.microsoft.com/office/drawing/2016/5/9/chartex" xmlns:cx4="http://schemas.microsoft.com/office/drawing/2016/5/10/chartex" xmlns:cx5="http://schemas.microsoft.com/office/drawing/2016/5/11/chartex" xmlns:cx6="http://schemas.microsoft.com/office/drawing/2016/5/12/chartex" xmlns:cx7="http://schemas.microsoft.com/office/drawing/2016/5/13/chartex" xmlns:cx8="http://schemas.microsoft.com/office/drawing/2016/5/14/chartex" xmlns:mc="http://schemas.openxmlformats.org/markup-compatibility/2006" xmlns:aink="http://schemas.microsoft.com/office/drawing/2016/ink" xmlns:am3d="http://schemas.microsoft.com/office/drawing/2017/model3d" xmlns:o="urn:schemas-microsoft-com:office:office" xmlns:r="http://schemas.openxmlformats.org/officeDocument/2006/relationships" xmlns:m="http://schemas.openxmlformats.org/officeDocument/2006/math" xmlns:v="urn:schemas-microsoft-com:vml" xmlns:wp14="http://schemas.microsoft.com/office/word/2010/wordprocessingDrawing" xmlns:wp="http://schemas.openxmlformats.org/drawingml/2006/wordprocessingDrawing" xmlns:w10="urn:schemas-microsoft-com:office:word" xmlns:w="http://schemas.openxmlformats.org/wordprocessingml/2006/main" xmlns:w14="http://schemas.microsoft.com/office/word/2010/wordml" xmlns:w15="http://schemas.microsoft.com/office/word/2012/wordml" xmlns:w16cid="http://schemas.microsoft.com/office/word/2016/wordml/cid" xmlns:w16se="http://schemas.microsoft.com/office/word/2015/wordml/symex" xmlns:wpg="http://schemas.microsoft.com/office/word/2010/wordprocessingGroup" xmlns:wpi="http://schemas.microsoft.com/office/word/2010/wordprocessingInk" xmlns:wne="http://schemas.microsoft.com/office/word/2006/wordml" xmlns:wps="http://schemas.microsoft.com/office/word/2010/wordprocessingShape" mc:Ignorable="w14 w15 w16se w16cid wp14">
+<w:document xmlns:wpc="http://schemas.microsoft.com/office/word/2010/wordprocessingCanvas" xmlns:cx="http://schemas.microsoft.com/office/drawing/2014/chartex" xmlns:cx1="http://schemas.microsoft.com/office/drawing/2015/9/8/chartex" xmlns:cx2="http://schemas.microsoft.com/office/drawing/2015/10/21/chartex" xmlns:cx3="http://schemas.microsoft.com/office/drawing/2016/5/9/chartex" xmlns:cx4="http://schemas.microsoft.com/office/drawing/2016/5/10/chartex" xmlns:cx5="http://schemas.microsoft.com/office/drawing/2016/5/11/chartex" xmlns:cx6="http://schemas.microsoft.com/office/drawing/2016/5/12/chartex" xmlns:cx7="http://schemas.microsoft.com/office/drawing/2016/5/13/chartex" xmlns:cx8="http://schemas.microsoft.com/office/drawing/2016/5/14/chartex" xmlns:mc="http://schemas.openxmlformats.org/markup-compatibility/2006" xmlns:aink="http://schemas.microsoft.com/office/drawing/2016/ink" xmlns:am3d="http://schemas.microsoft.com/office/drawing/2017/model3d" xmlns:o="urn:schemas-microsoft-com:office:office" xmlns:oel="http://schemas.microsoft.com/office/2019/extlst" xmlns:r="http://schemas.openxmlformats.org/officeDocument/2006/relationships" xmlns:m="http://schemas.openxmlformats.org/officeDocument/2006/math" xmlns:v="urn:schemas-microsoft-com:vml" xmlns:wp14="http://schemas.microsoft.com/office/word/2010/wordprocessingDrawing" xmlns:wp="http://schemas.openxmlformats.org/drawingml/2006/wordprocessingDrawing" xmlns:w10="urn:schemas-microsoft-com:office:word" xmlns:w="http://schemas.openxmlformats.org/wordprocessingml/2006/main" xmlns:w14="http://schemas.microsoft.com/office/word/2010/wordml" xmlns:w15="http://schemas.microsoft.com/office/word/2012/wordml" xmlns:w16cex="http://schemas.microsoft.com/office/word/2018/wordml/cex" xmlns:w16cid="http://schemas.microsoft.com/office/word/2016/wordml/cid" xmlns:w16="http://schemas.microsoft.com/office/word/2018/wordml" xmlns:w16du="http://schemas.microsoft.com/office/word/2023/wordml/word16du" xmlns:w16sdtdh="http://schemas.microsoft.com/office/word/2020/wordml/sdtdatahash" xmlns:w16sdtfl="http://schemas.microsoft.com/office/word/2024/wordml/sdtformatlock" xmlns:w16se="http://schemas.microsoft.com/office/word/2015/wordml/symex" xmlns:wpg="http://schemas.microsoft.com/office/word/2010/wordprocessingGroup" xmlns:wpi="http://schemas.microsoft.com/office/word/2010/wordprocessingInk" xmlns:wne="http://schemas.microsoft.com/office/word/2006/wordml" xmlns:wps="http://schemas.microsoft.com/office/word/2010/wordprocessingShape" mc:Ignorable="w14 w15 w16se w16cid w16 w16cex w16sdtdh w16sdtfl w16du wp14">
   <w:background w:color="FFFFFF" w:themeColor="background1"/>
   <w:body>
     <w:p>
@@ -97,14 +97,29 @@
     <w:p>
       <w:pPr>
         <w:pStyle w:val="110"/>
+        <w:numPr>
+          <w:ilvl w:val="0"/>
+          <w:numId w:val="0"/>
+        </w:numPr>
         <w:shd w:val="clear" w:color="auto" w:fill="FFFFFF" w:themeFill="background1"/>
         <w:tabs>
           <w:tab w:val="clear" w:pos="993"/>
         </w:tabs>
-        <w:ind w:left="0" w:firstLine="709"/>
+        <w:ind w:firstLine="709"/>
       </w:pPr>
       <w:r>
-        <w:lastRenderedPageBreak/>
+        <w:rPr>
+          <w:spacing w:val="-40"/>
+        </w:rPr>
+        <w:t>1.</w:t>
+      </w:r>
+      <w:r>
+        <w:rPr>
+          <w:spacing w:val="-40"/>
+        </w:rPr>
+        <w:tab/>
+      </w:r>
+      <w:r>
         <w:t xml:space="preserve">Описание Объекта Соглашения </w:t>
       </w:r>
     </w:p>
@@ -125,10 +140,20 @@
     <w:p>
       <w:pPr>
         <w:pStyle w:val="22"/>
+        <w:numPr>
+          <w:ilvl w:val="0"/>
+          <w:numId w:val="0"/>
+        </w:numPr>
         <w:shd w:val="clear" w:color="auto" w:fill="FFFFFF" w:themeFill="background1"/>
-        <w:ind w:left="0" w:firstLine="709"/>
+        <w:ind w:firstLine="709"/>
         <w:contextualSpacing w:val="0"/>
       </w:pPr>
+      <w:r>
+        <w:t>1)</w:t>
+      </w:r>
+      <w:r>
+        <w:tab/>
+      </w:r>
       <w:r>
         <w:t>Платформа мониторинга показателей БДД Вологодской области;</w:t>
       </w:r>
@@ -136,10 +161,20 @@
     <w:p>
       <w:pPr>
         <w:pStyle w:val="22"/>
+        <w:numPr>
+          <w:ilvl w:val="0"/>
+          <w:numId w:val="0"/>
+        </w:numPr>
         <w:shd w:val="clear" w:color="auto" w:fill="FFFFFF" w:themeFill="background1"/>
-        <w:ind w:left="0" w:firstLine="709"/>
+        <w:ind w:firstLine="709"/>
         <w:contextualSpacing w:val="0"/>
       </w:pPr>
+      <w:r>
+        <w:t>2)</w:t>
+      </w:r>
+      <w:r>
+        <w:tab/>
+      </w:r>
       <w:r>
         <w:t>Специальное программное обеспечение автоматизированной системы эксплуатации системы безопасности дорожного движения;</w:t>
       </w:r>
@@ -147,14 +182,24 @@
     <w:p>
       <w:pPr>
         <w:pStyle w:val="22"/>
+        <w:numPr>
+          <w:ilvl w:val="0"/>
+          <w:numId w:val="0"/>
+        </w:numPr>
         <w:shd w:val="clear" w:color="auto" w:fill="FFFFFF" w:themeFill="background1"/>
-        <w:ind w:left="0" w:firstLine="709"/>
+        <w:ind w:firstLine="709"/>
         <w:contextualSpacing w:val="0"/>
         <w:rPr>
           <w:shd w:val="clear" w:color="auto" w:fill="92FF99"/>
         </w:rPr>
       </w:pPr>
       <w:bookmarkStart w:id="0" w:name="_Hlk166773364"/>
+      <w:r>
+        <w:t>3)</w:t>
+      </w:r>
+      <w:r>
+        <w:tab/>
+      </w:r>
       <w:r>
         <w:t>Система прогнозирования и аналитики ДТП;</w:t>
       </w:r>
@@ -163,10 +208,20 @@
     <w:p>
       <w:pPr>
         <w:pStyle w:val="22"/>
+        <w:numPr>
+          <w:ilvl w:val="0"/>
+          <w:numId w:val="0"/>
+        </w:numPr>
         <w:shd w:val="clear" w:color="auto" w:fill="FFFFFF" w:themeFill="background1"/>
-        <w:ind w:left="0" w:firstLine="709"/>
+        <w:ind w:firstLine="709"/>
         <w:contextualSpacing w:val="0"/>
       </w:pPr>
+      <w:r>
+        <w:t>4)</w:t>
+      </w:r>
+      <w:r>
+        <w:tab/>
+      </w:r>
       <w:r>
         <w:t>Вычислительные мощности и технологическое оборудование;</w:t>
       </w:r>
@@ -174,11 +229,21 @@
     <w:p>
       <w:pPr>
         <w:pStyle w:val="22"/>
+        <w:numPr>
+          <w:ilvl w:val="0"/>
+          <w:numId w:val="0"/>
+        </w:numPr>
         <w:shd w:val="clear" w:color="auto" w:fill="FFFFFF" w:themeFill="background1"/>
-        <w:ind w:left="0" w:firstLine="709"/>
+        <w:ind w:firstLine="709"/>
         <w:contextualSpacing w:val="0"/>
       </w:pPr>
       <w:bookmarkStart w:id="1" w:name="_Hlk79480908"/>
+      <w:r>
+        <w:t>5)</w:t>
+      </w:r>
+      <w:r>
+        <w:tab/>
+      </w:r>
       <w:r>
         <w:t>Стационарные комплексы фотовидеофиксации нарушений правил дорожного движения, размещаемые на улично-дорожной сети Вологодской области;</w:t>
       </w:r>
@@ -195,21 +260,28 @@
     <w:p>
       <w:pPr>
         <w:keepNext/>
-        <w:numPr>
-          <w:ilvl w:val="1"/>
-          <w:numId w:val="6"/>
-        </w:numPr>
         <w:shd w:val="clear" w:color="auto" w:fill="FFFFFF" w:themeFill="background1"/>
         <w:tabs>
           <w:tab w:val="left" w:pos="1134"/>
         </w:tabs>
         <w:spacing w:after="120"/>
-        <w:ind w:left="0" w:firstLine="709"/>
         <w:outlineLvl w:val="1"/>
         <w:rPr>
           <w:b/>
         </w:rPr>
       </w:pPr>
+      <w:r>
+        <w:rPr>
+          <w:b/>
+        </w:rPr>
+        <w:t>1.1</w:t>
+      </w:r>
+      <w:r>
+        <w:rPr>
+          <w:b/>
+        </w:rPr>
+        <w:tab/>
+      </w:r>
       <w:r>
         <w:rPr>
           <w:b/>
@@ -246,12 +318,18 @@
         <w:pStyle w:val="22"/>
         <w:numPr>
           <w:ilvl w:val="0"/>
-          <w:numId w:val="110"/>
+          <w:numId w:val="0"/>
         </w:numPr>
         <w:shd w:val="clear" w:color="auto" w:fill="FFFFFF" w:themeFill="background1"/>
-        <w:ind w:left="0" w:firstLine="709"/>
+        <w:ind w:firstLine="709"/>
         <w:contextualSpacing w:val="0"/>
       </w:pPr>
+      <w:r>
+        <w:t>1)</w:t>
+      </w:r>
+      <w:r>
+        <w:tab/>
+      </w:r>
       <w:r>
         <w:t>Администратор платформы;</w:t>
       </w:r>
@@ -261,12 +339,18 @@
         <w:pStyle w:val="22"/>
         <w:numPr>
           <w:ilvl w:val="0"/>
-          <w:numId w:val="110"/>
+          <w:numId w:val="0"/>
         </w:numPr>
         <w:shd w:val="clear" w:color="auto" w:fill="FFFFFF" w:themeFill="background1"/>
-        <w:ind w:left="0" w:firstLine="709"/>
+        <w:ind w:firstLine="709"/>
         <w:contextualSpacing w:val="0"/>
       </w:pPr>
+      <w:r>
+        <w:t>2)</w:t>
+      </w:r>
+      <w:r>
+        <w:tab/>
+      </w:r>
       <w:r>
         <w:t>Эксплуатирующие организации.</w:t>
       </w:r>
@@ -284,15 +368,21 @@
         <w:pStyle w:val="22"/>
         <w:numPr>
           <w:ilvl w:val="0"/>
-          <w:numId w:val="111"/>
+          <w:numId w:val="0"/>
         </w:numPr>
         <w:shd w:val="clear" w:color="auto" w:fill="FFFFFF" w:themeFill="background1"/>
-        <w:ind w:left="0" w:firstLine="709"/>
+        <w:ind w:firstLine="709"/>
         <w:contextualSpacing w:val="0"/>
       </w:pPr>
       <w:bookmarkStart w:id="3" w:name="OLE_LINK9"/>
       <w:bookmarkStart w:id="4" w:name="OLE_LINK10"/>
       <w:bookmarkStart w:id="5" w:name="_Hlk164420460"/>
+      <w:r>
+        <w:t>1)</w:t>
+      </w:r>
+      <w:r>
+        <w:tab/>
+      </w:r>
       <w:r>
         <w:t>Администрирование:</w:t>
       </w:r>
@@ -303,16 +393,22 @@
       <w:pPr>
         <w:pStyle w:val="22"/>
         <w:numPr>
-          <w:ilvl w:val="1"/>
-          <w:numId w:val="88"/>
+          <w:ilvl w:val="0"/>
+          <w:numId w:val="0"/>
         </w:numPr>
         <w:shd w:val="clear" w:color="auto" w:fill="FFFFFF" w:themeFill="background1"/>
         <w:spacing w:line="276" w:lineRule="auto"/>
-        <w:ind w:left="0" w:firstLine="709"/>
+        <w:ind w:firstLine="709"/>
         <w:rPr>
           <w:shd w:val="clear" w:color="auto" w:fill="92FF99"/>
         </w:rPr>
       </w:pPr>
+      <w:r>
+        <w:t>-</w:t>
+      </w:r>
+      <w:r>
+        <w:tab/>
+      </w:r>
       <w:r>
         <w:t>администрирование прав доступа пользователей;</w:t>
       </w:r>
@@ -320,12 +416,22 @@
     <w:p>
       <w:pPr>
         <w:pStyle w:val="22"/>
+        <w:numPr>
+          <w:ilvl w:val="0"/>
+          <w:numId w:val="0"/>
+        </w:numPr>
         <w:shd w:val="clear" w:color="auto" w:fill="FFFFFF" w:themeFill="background1"/>
-        <w:ind w:left="0" w:firstLine="709"/>
+        <w:ind w:firstLine="709"/>
         <w:contextualSpacing w:val="0"/>
       </w:pPr>
       <w:bookmarkStart w:id="6" w:name="OLE_LINK11"/>
       <w:bookmarkStart w:id="7" w:name="OLE_LINK12"/>
+      <w:r>
+        <w:t>2)</w:t>
+      </w:r>
+      <w:r>
+        <w:tab/>
+      </w:r>
       <w:r>
         <w:t>Визуализация данных</w:t>
       </w:r>
@@ -340,60 +446,21 @@
       <w:pPr>
         <w:pStyle w:val="22"/>
         <w:numPr>
-          <w:ilvl w:val="1"/>
-          <w:numId w:val="88"/>
+          <w:ilvl w:val="0"/>
+          <w:numId w:val="0"/>
         </w:numPr>
         <w:shd w:val="clear" w:color="auto" w:fill="FFFFFF" w:themeFill="background1"/>
         <w:spacing w:line="276" w:lineRule="auto"/>
-        <w:ind w:left="0" w:firstLine="709"/>
-      </w:pPr>
+        <w:ind w:firstLine="709"/>
+      </w:pPr>
+      <w:r>
+        <w:t>-</w:t>
+      </w:r>
+      <w:r>
+        <w:tab/>
+      </w:r>
       <w:r>
         <w:t xml:space="preserve">визуализация на картографической подложке геоинформационных объектов, получаемых из подсистем (ДТП, очаги, мероприятия, КФВФ, рубежи, границы административно-территориальных образований); </w:t>
-      </w:r>
-    </w:p>
-    <w:p>
-      <w:pPr>
-        <w:pStyle w:val="22"/>
-        <w:numPr>
-          <w:ilvl w:val="1"/>
-          <w:numId w:val="88"/>
-        </w:numPr>
-        <w:shd w:val="clear" w:color="auto" w:fill="FFFFFF" w:themeFill="background1"/>
-        <w:spacing w:line="276" w:lineRule="auto"/>
-        <w:ind w:left="0" w:firstLine="709"/>
-      </w:pPr>
-      <w:r>
-        <w:t>визуальное представление объектов в зависимости от их характеристик (типы, статусы объектов);</w:t>
-      </w:r>
-    </w:p>
-    <w:p>
-      <w:pPr>
-        <w:pStyle w:val="22"/>
-        <w:numPr>
-          <w:ilvl w:val="1"/>
-          <w:numId w:val="88"/>
-        </w:numPr>
-        <w:shd w:val="clear" w:color="auto" w:fill="FFFFFF" w:themeFill="background1"/>
-        <w:spacing w:line="276" w:lineRule="auto"/>
-        <w:ind w:left="0" w:firstLine="709"/>
-      </w:pPr>
-      <w:r>
-        <w:t>предоставление интерактивных функций (открытие карточки объекта для просмотра детализированной информации, редактирование данных в том числе геометрии для объектов, поддерживающих эту возможность) для работы с объектами непосредственно на картографической подложке.</w:t>
-      </w:r>
-    </w:p>
-    <w:p>
-      <w:pPr>
-        <w:pStyle w:val="22"/>
-        <w:numPr>
-          <w:ilvl w:val="1"/>
-          <w:numId w:val="88"/>
-        </w:numPr>
-        <w:shd w:val="clear" w:color="auto" w:fill="FFFFFF" w:themeFill="background1"/>
-        <w:spacing w:line="276" w:lineRule="auto"/>
-        <w:ind w:left="0" w:firstLine="709"/>
-      </w:pPr>
-      <w:r>
-        <w:t>использование картографических подложек (подложка OSM) с возможностью выбора темы представления: Светлая, Темная, Спутник.</w:t>
       </w:r>
     </w:p>
     <w:p>
@@ -407,46 +474,14 @@
         <w:spacing w:line="276" w:lineRule="auto"/>
         <w:ind w:firstLine="709"/>
       </w:pPr>
-    </w:p>
-    <w:p>
-      <w:pPr>
-        <w:pStyle w:val="22"/>
-        <w:shd w:val="clear" w:color="auto" w:fill="FFFFFF" w:themeFill="background1"/>
-        <w:ind w:left="0" w:firstLine="709"/>
-        <w:contextualSpacing w:val="0"/>
-      </w:pPr>
-      <w:bookmarkStart w:id="8" w:name="_Hlk164420466"/>
-      <w:bookmarkStart w:id="9" w:name="OLE_LINK13"/>
-      <w:bookmarkStart w:id="10" w:name="OLE_LINK14"/>
       <w:r>
-        <w:lastRenderedPageBreak/>
-        <w:t>Построение отчетов:</w:t>
+        <w:t>-</w:t>
       </w:r>
-      <w:bookmarkEnd w:id="8"/>
-      <w:bookmarkEnd w:id="9"/>
-      <w:bookmarkEnd w:id="10"/>
-    </w:p>
-    <w:p>
-      <w:pPr>
-        <w:pStyle w:val="22"/>
-        <w:numPr>
-          <w:ilvl w:val="1"/>
-          <w:numId w:val="88"/>
-        </w:numPr>
-        <w:shd w:val="clear" w:color="auto" w:fill="FFFFFF" w:themeFill="background1"/>
-        <w:spacing w:line="276" w:lineRule="auto"/>
-        <w:ind w:left="0" w:firstLine="709"/>
-      </w:pPr>
       <w:r>
-        <w:t>Сбор данных из подсистем с возможностью вывода полученной информации для анализа в табличном или графическом виде с возможностью выгрузки данных, если это предусмотрено.</w:t>
+        <w:tab/>
       </w:r>
-    </w:p>
-    <w:p>
-      <w:pPr>
-        <w:shd w:val="clear" w:color="auto" w:fill="FFFFFF" w:themeFill="background1"/>
-      </w:pPr>
       <w:r>
-        <w:t xml:space="preserve">Функциональные требования к Платформе представлены в п.2.4 документа «П3 Требования к проектированию, созданию, эксплуатации объекта соглашения» </w:t>
+        <w:t>визуальное представление объектов в зависимости от их характеристик (типы, статусы объектов);</w:t>
       </w:r>
     </w:p>
     <w:p>
@@ -460,13 +495,133 @@
         <w:spacing w:line="276" w:lineRule="auto"/>
         <w:ind w:firstLine="709"/>
       </w:pPr>
+      <w:r>
+        <w:t>-</w:t>
+      </w:r>
+      <w:r>
+        <w:tab/>
+      </w:r>
+      <w:r>
+        <w:t>предоставление интерактивных функций (открытие карточки объекта для просмотра детализированной информации, редактирование данных в том числе геометрии для объектов, поддерживающих эту возможность) для работы с объектами непосредственно на картографической подложке.</w:t>
+      </w:r>
     </w:p>
     <w:p>
       <w:pPr>
+        <w:pStyle w:val="22"/>
+        <w:numPr>
+          <w:ilvl w:val="0"/>
+          <w:numId w:val="0"/>
+        </w:numPr>
+        <w:shd w:val="clear" w:color="auto" w:fill="FFFFFF" w:themeFill="background1"/>
+        <w:spacing w:line="276" w:lineRule="auto"/>
+        <w:ind w:firstLine="709"/>
+      </w:pPr>
+      <w:r>
+        <w:t>-</w:t>
+      </w:r>
+      <w:r>
+        <w:tab/>
+      </w:r>
+      <w:r>
+        <w:t>использование картографических подложек (подложка OSM) с возможностью выбора темы представления: Светлая, Темная, Спутник.</w:t>
+      </w:r>
+    </w:p>
+    <w:p>
+      <w:pPr>
+        <w:pStyle w:val="22"/>
+        <w:numPr>
+          <w:ilvl w:val="0"/>
+          <w:numId w:val="0"/>
+        </w:numPr>
+        <w:shd w:val="clear" w:color="auto" w:fill="FFFFFF" w:themeFill="background1"/>
+        <w:spacing w:line="276" w:lineRule="auto"/>
+        <w:ind w:firstLine="709"/>
+      </w:pPr>
+    </w:p>
+    <w:p>
+      <w:pPr>
+        <w:pStyle w:val="22"/>
+        <w:numPr>
+          <w:ilvl w:val="0"/>
+          <w:numId w:val="0"/>
+        </w:numPr>
+        <w:shd w:val="clear" w:color="auto" w:fill="FFFFFF" w:themeFill="background1"/>
+        <w:ind w:firstLine="709"/>
+        <w:contextualSpacing w:val="0"/>
+      </w:pPr>
+      <w:bookmarkStart w:id="8" w:name="_Hlk164420466"/>
+      <w:bookmarkStart w:id="9" w:name="OLE_LINK13"/>
+      <w:bookmarkStart w:id="10" w:name="OLE_LINK14"/>
+      <w:r>
+        <w:t>3)</w:t>
+      </w:r>
+      <w:r>
+        <w:tab/>
+      </w:r>
+      <w:r>
+        <w:t>Построение отчетов:</w:t>
+      </w:r>
+      <w:bookmarkEnd w:id="8"/>
+      <w:bookmarkEnd w:id="9"/>
+      <w:bookmarkEnd w:id="10"/>
+    </w:p>
+    <w:p>
+      <w:pPr>
+        <w:pStyle w:val="22"/>
+        <w:numPr>
+          <w:ilvl w:val="0"/>
+          <w:numId w:val="0"/>
+        </w:numPr>
+        <w:shd w:val="clear" w:color="auto" w:fill="FFFFFF" w:themeFill="background1"/>
+        <w:spacing w:line="276" w:lineRule="auto"/>
+        <w:ind w:firstLine="709"/>
+      </w:pPr>
+      <w:r>
+        <w:t>-</w:t>
+      </w:r>
+      <w:r>
+        <w:tab/>
+      </w:r>
+      <w:r>
+        <w:t>Сбор данных из подсистем с возможностью вывода полученной информации для анализа в табличном или графическом виде с возможностью выгрузки данных, если это предусмотрено.</w:t>
+      </w:r>
+    </w:p>
+    <w:p>
+      <w:pPr>
+        <w:shd w:val="clear" w:color="auto" w:fill="FFFFFF" w:themeFill="background1"/>
+      </w:pPr>
+      <w:r>
+        <w:t xml:space="preserve">Функциональные требования к Платформе представлены в п.2.4 документа «П3 Требования к проектированию, созданию, эксплуатации объекта соглашения» </w:t>
+      </w:r>
+    </w:p>
+    <w:p>
+      <w:pPr>
+        <w:pStyle w:val="22"/>
+        <w:numPr>
+          <w:ilvl w:val="0"/>
+          <w:numId w:val="0"/>
+        </w:numPr>
+        <w:shd w:val="clear" w:color="auto" w:fill="FFFFFF" w:themeFill="background1"/>
+        <w:spacing w:line="276" w:lineRule="auto"/>
+        <w:ind w:firstLine="709"/>
+      </w:pPr>
+    </w:p>
+    <w:p>
+      <w:pPr>
         <w:pStyle w:val="111"/>
+        <w:numPr>
+          <w:ilvl w:val="0"/>
+          <w:numId w:val="0"/>
+        </w:numPr>
         <w:shd w:val="clear" w:color="auto" w:fill="FFFFFF" w:themeFill="background1"/>
-        <w:ind w:left="0" w:firstLine="709"/>
-      </w:pPr>
+        <w:ind w:firstLine="709"/>
+      </w:pPr>
+      <w:r>
+        <w:t>1.2</w:t>
+      </w:r>
+      <w:r>
+        <w:tab/>
+      </w:r>
       <w:r>
         <w:t>Функциональные требования к Специальному программному обеспечению (СПО)</w:t>
       </w:r>
@@ -474,13 +629,23 @@
     <w:p>
       <w:pPr>
         <w:pStyle w:val="1110"/>
+        <w:numPr>
+          <w:ilvl w:val="0"/>
+          <w:numId w:val="0"/>
+        </w:numPr>
         <w:shd w:val="clear" w:color="auto" w:fill="FFFFFF" w:themeFill="background1"/>
         <w:tabs>
           <w:tab w:val="clear" w:pos="5104"/>
         </w:tabs>
-        <w:ind w:left="0" w:firstLine="709"/>
+        <w:ind w:firstLine="709"/>
       </w:pPr>
       <w:bookmarkStart w:id="11" w:name="_Hlk166663020"/>
+      <w:r>
+        <w:t>1.2.1</w:t>
+      </w:r>
+      <w:r>
+        <w:tab/>
+      </w:r>
       <w:r>
         <w:t xml:space="preserve">Специальное программное обеспечение </w:t>
       </w:r>
@@ -509,98 +674,98 @@
     </w:p>
     <w:p>
       <w:pPr>
-        <w:pStyle w:val="afff2"/>
-        <w:numPr>
-          <w:ilvl w:val="0"/>
-          <w:numId w:val="1"/>
-        </w:numPr>
         <w:shd w:val="clear" w:color="auto" w:fill="FFFFFF" w:themeFill="background1"/>
-        <w:ind w:left="0" w:firstLine="709"/>
-      </w:pPr>
+      </w:pPr>
+      <w:r>
+        <w:t>-</w:t>
+      </w:r>
+      <w:r>
+        <w:tab/>
+      </w:r>
       <w:r>
         <w:t>Подсистема технического учета (ТУ);</w:t>
       </w:r>
     </w:p>
     <w:p>
       <w:pPr>
-        <w:pStyle w:val="afff2"/>
-        <w:numPr>
-          <w:ilvl w:val="0"/>
-          <w:numId w:val="1"/>
-        </w:numPr>
         <w:shd w:val="clear" w:color="auto" w:fill="FFFFFF" w:themeFill="background1"/>
-        <w:ind w:left="0" w:firstLine="709"/>
-      </w:pPr>
+      </w:pPr>
+      <w:r>
+        <w:t>-</w:t>
+      </w:r>
+      <w:r>
+        <w:tab/>
+      </w:r>
       <w:r>
         <w:t>Подсистема управления заявками (УЗ);</w:t>
       </w:r>
     </w:p>
     <w:p>
       <w:pPr>
-        <w:pStyle w:val="afff2"/>
-        <w:numPr>
-          <w:ilvl w:val="0"/>
-          <w:numId w:val="1"/>
-        </w:numPr>
         <w:shd w:val="clear" w:color="auto" w:fill="FFFFFF" w:themeFill="background1"/>
-        <w:ind w:left="0" w:firstLine="709"/>
-      </w:pPr>
+      </w:pPr>
+      <w:r>
+        <w:t>-</w:t>
+      </w:r>
+      <w:r>
+        <w:tab/>
+      </w:r>
       <w:r>
         <w:t>Подсистема технического мониторинга (ТМ);</w:t>
       </w:r>
     </w:p>
     <w:p>
       <w:pPr>
-        <w:pStyle w:val="afff2"/>
-        <w:numPr>
-          <w:ilvl w:val="0"/>
-          <w:numId w:val="1"/>
-        </w:numPr>
         <w:shd w:val="clear" w:color="auto" w:fill="FFFFFF" w:themeFill="background1"/>
-        <w:ind w:left="0" w:firstLine="709"/>
-      </w:pPr>
+      </w:pPr>
+      <w:r>
+        <w:t>-</w:t>
+      </w:r>
+      <w:r>
+        <w:tab/>
+      </w:r>
       <w:r>
         <w:t>Подсистема бизнес-мониторинга (БМ);</w:t>
       </w:r>
     </w:p>
     <w:p>
       <w:pPr>
-        <w:pStyle w:val="afff2"/>
-        <w:numPr>
-          <w:ilvl w:val="0"/>
-          <w:numId w:val="1"/>
-        </w:numPr>
         <w:shd w:val="clear" w:color="auto" w:fill="FFFFFF" w:themeFill="background1"/>
-        <w:ind w:left="0" w:firstLine="709"/>
-      </w:pPr>
+      </w:pPr>
+      <w:r>
+        <w:t>-</w:t>
+      </w:r>
+      <w:r>
+        <w:tab/>
+      </w:r>
       <w:r>
         <w:t>Подсистема обновления КФВФ;</w:t>
       </w:r>
     </w:p>
     <w:p>
       <w:pPr>
-        <w:pStyle w:val="afff2"/>
-        <w:numPr>
-          <w:ilvl w:val="0"/>
-          <w:numId w:val="1"/>
-        </w:numPr>
         <w:shd w:val="clear" w:color="auto" w:fill="FFFFFF" w:themeFill="background1"/>
-        <w:ind w:left="0" w:firstLine="709"/>
-      </w:pPr>
+      </w:pPr>
+      <w:r>
+        <w:t>-</w:t>
+      </w:r>
+      <w:r>
+        <w:tab/>
+      </w:r>
       <w:r>
         <w:t>Подсистема хранения проездов КФВФ;</w:t>
       </w:r>
     </w:p>
     <w:p>
       <w:pPr>
-        <w:pStyle w:val="afff2"/>
-        <w:numPr>
-          <w:ilvl w:val="0"/>
-          <w:numId w:val="1"/>
-        </w:numPr>
         <w:shd w:val="clear" w:color="auto" w:fill="FFFFFF" w:themeFill="background1"/>
-        <w:ind w:left="0" w:firstLine="709"/>
-      </w:pPr>
+      </w:pPr>
+      <w:r>
+        <w:t>-</w:t>
+      </w:r>
+      <w:r>
+        <w:tab/>
+      </w:r>
       <w:r>
         <w:t>Подсистема сбора и маршрутизации проездов КФВФ.</w:t>
       </w:r>
@@ -621,18 +786,25 @@
     <w:p>
       <w:pPr>
         <w:keepNext/>
-        <w:numPr>
-          <w:ilvl w:val="2"/>
-          <w:numId w:val="6"/>
-        </w:numPr>
         <w:shd w:val="clear" w:color="auto" w:fill="FFFFFF" w:themeFill="background1"/>
         <w:spacing w:after="120"/>
-        <w:ind w:left="0" w:firstLine="709"/>
         <w:outlineLvl w:val="1"/>
         <w:rPr>
           <w:b/>
         </w:rPr>
       </w:pPr>
+      <w:r>
+        <w:rPr>
+          <w:b/>
+        </w:rPr>
+        <w:t>1.2.2</w:t>
+      </w:r>
+      <w:r>
+        <w:rPr>
+          <w:b/>
+        </w:rPr>
+        <w:tab/>
+      </w:r>
       <w:r>
         <w:rPr>
           <w:b/>
@@ -658,90 +830,132 @@
     </w:p>
     <w:p>
       <w:pPr>
-        <w:numPr>
-          <w:ilvl w:val="0"/>
-          <w:numId w:val="2"/>
-        </w:numPr>
         <w:shd w:val="clear" w:color="auto" w:fill="FFFFFF" w:themeFill="background1"/>
         <w:spacing w:before="0" w:after="200" w:line="276" w:lineRule="auto"/>
-        <w:ind w:left="0" w:firstLine="709"/>
         <w:contextualSpacing/>
       </w:pPr>
+      <w:r>
+        <w:rPr>
+          <w:rFonts w:ascii="Symbol" w:hAnsi="Symbol"/>
+        </w:rPr>
+        <w:t></w:t>
+      </w:r>
+      <w:r>
+        <w:rPr>
+          <w:rFonts w:ascii="Symbol" w:hAnsi="Symbol"/>
+        </w:rPr>
+        <w:tab/>
+      </w:r>
       <w:r>
         <w:t>Сбор и анализ данных о состоявшихся авариях (места, обстоятельства, причины, тяжесть последствий);</w:t>
       </w:r>
     </w:p>
     <w:p>
       <w:pPr>
-        <w:numPr>
-          <w:ilvl w:val="0"/>
-          <w:numId w:val="2"/>
-        </w:numPr>
         <w:shd w:val="clear" w:color="auto" w:fill="FFFFFF" w:themeFill="background1"/>
         <w:spacing w:before="0" w:after="200" w:line="276" w:lineRule="auto"/>
-        <w:ind w:left="0" w:firstLine="709"/>
         <w:contextualSpacing/>
       </w:pPr>
+      <w:r>
+        <w:rPr>
+          <w:rFonts w:ascii="Symbol" w:hAnsi="Symbol"/>
+        </w:rPr>
+        <w:t></w:t>
+      </w:r>
+      <w:r>
+        <w:rPr>
+          <w:rFonts w:ascii="Symbol" w:hAnsi="Symbol"/>
+        </w:rPr>
+        <w:tab/>
+      </w:r>
       <w:r>
         <w:t>Автоматический расчет очагов аварийности ДТП вне населенных пунктов на основании данных о ДТП;</w:t>
       </w:r>
     </w:p>
     <w:p>
       <w:pPr>
-        <w:numPr>
-          <w:ilvl w:val="0"/>
-          <w:numId w:val="2"/>
-        </w:numPr>
         <w:shd w:val="clear" w:color="auto" w:fill="FFFFFF" w:themeFill="background1"/>
         <w:spacing w:before="0" w:after="200" w:line="276" w:lineRule="auto"/>
-        <w:ind w:left="0" w:firstLine="709"/>
         <w:contextualSpacing/>
       </w:pPr>
+      <w:r>
+        <w:rPr>
+          <w:rFonts w:ascii="Symbol" w:hAnsi="Symbol"/>
+        </w:rPr>
+        <w:t></w:t>
+      </w:r>
+      <w:r>
+        <w:rPr>
+          <w:rFonts w:ascii="Symbol" w:hAnsi="Symbol"/>
+        </w:rPr>
+        <w:tab/>
+      </w:r>
       <w:r>
         <w:t>Аналитика эффективности принимаемых мер по повышению БДД в местах аварийности;</w:t>
       </w:r>
     </w:p>
     <w:p>
       <w:pPr>
-        <w:numPr>
-          <w:ilvl w:val="0"/>
-          <w:numId w:val="2"/>
-        </w:numPr>
         <w:shd w:val="clear" w:color="auto" w:fill="FFFFFF" w:themeFill="background1"/>
         <w:spacing w:before="0" w:after="200" w:line="276" w:lineRule="auto"/>
-        <w:ind w:left="0" w:firstLine="709"/>
         <w:contextualSpacing/>
       </w:pPr>
+      <w:r>
+        <w:rPr>
+          <w:rFonts w:ascii="Symbol" w:hAnsi="Symbol"/>
+        </w:rPr>
+        <w:t></w:t>
+      </w:r>
+      <w:r>
+        <w:rPr>
+          <w:rFonts w:ascii="Symbol" w:hAnsi="Symbol"/>
+        </w:rPr>
+        <w:tab/>
+      </w:r>
       <w:r>
         <w:t>Подготовка аналитических и регулярных отчетов о состоянии аварийности;</w:t>
       </w:r>
     </w:p>
     <w:p>
       <w:pPr>
-        <w:numPr>
-          <w:ilvl w:val="0"/>
-          <w:numId w:val="2"/>
-        </w:numPr>
         <w:shd w:val="clear" w:color="auto" w:fill="FFFFFF" w:themeFill="background1"/>
         <w:spacing w:before="0" w:after="200" w:line="276" w:lineRule="auto"/>
-        <w:ind w:left="0" w:firstLine="709"/>
         <w:contextualSpacing/>
       </w:pPr>
+      <w:r>
+        <w:rPr>
+          <w:rFonts w:ascii="Symbol" w:hAnsi="Symbol"/>
+        </w:rPr>
+        <w:t></w:t>
+      </w:r>
+      <w:r>
+        <w:rPr>
+          <w:rFonts w:ascii="Symbol" w:hAnsi="Symbol"/>
+        </w:rPr>
+        <w:tab/>
+      </w:r>
       <w:r>
         <w:t>Отображение на карте мест ДТП, очагов ДТП, мероприятий с возможностью просмотра карточек с детальной информацией;</w:t>
       </w:r>
     </w:p>
     <w:p>
       <w:pPr>
-        <w:numPr>
-          <w:ilvl w:val="0"/>
-          <w:numId w:val="2"/>
-        </w:numPr>
         <w:shd w:val="clear" w:color="auto" w:fill="FFFFFF" w:themeFill="background1"/>
         <w:spacing w:before="0" w:after="200" w:line="276" w:lineRule="auto"/>
-        <w:ind w:left="0" w:firstLine="709"/>
         <w:contextualSpacing/>
       </w:pPr>
+      <w:r>
+        <w:rPr>
+          <w:rFonts w:ascii="Symbol" w:hAnsi="Symbol"/>
+        </w:rPr>
+        <w:t></w:t>
+      </w:r>
+      <w:r>
+        <w:rPr>
+          <w:rFonts w:ascii="Symbol" w:hAnsi="Symbol"/>
+        </w:rPr>
+        <w:tab/>
+      </w:r>
       <w:r>
         <w:t xml:space="preserve">Прогнозирование аварийности. Система отображает на графике "Количество погибших в ДТП" линию прогноза по количеству погибших на текущий и два последующих месяца. Прогнозирование показателей аварийности проводится на основе простой линейной регрессии после предварительной нормировки данных за 5 лет. </w:t>
       </w:r>
@@ -757,11 +971,20 @@
     <w:p>
       <w:pPr>
         <w:pStyle w:val="111"/>
+        <w:numPr>
+          <w:ilvl w:val="0"/>
+          <w:numId w:val="0"/>
+        </w:numPr>
         <w:shd w:val="clear" w:color="auto" w:fill="FFFFFF" w:themeFill="background1"/>
-        <w:ind w:left="0" w:firstLine="709"/>
+        <w:ind w:firstLine="709"/>
       </w:pPr>
       <w:r>
-        <w:lastRenderedPageBreak/>
+        <w:t>1.3</w:t>
+      </w:r>
+      <w:r>
+        <w:tab/>
+      </w:r>
+      <w:r>
         <w:t xml:space="preserve">Общие требования к серверному и технологическому оборудованию </w:t>
       </w:r>
     </w:p>
@@ -784,9 +1007,19 @@
     <w:p>
       <w:pPr>
         <w:pStyle w:val="111"/>
+        <w:numPr>
+          <w:ilvl w:val="0"/>
+          <w:numId w:val="0"/>
+        </w:numPr>
         <w:shd w:val="clear" w:color="auto" w:fill="FFFFFF" w:themeFill="background1"/>
-        <w:ind w:left="0" w:firstLine="709"/>
-      </w:pPr>
+        <w:ind w:firstLine="709"/>
+      </w:pPr>
+      <w:r>
+        <w:t>1.4</w:t>
+      </w:r>
+      <w:r>
+        <w:tab/>
+      </w:r>
       <w:r>
         <w:t>Функциональные требования к комплексам фотовидеофиксации нарушений ПДД</w:t>
       </w:r>
@@ -794,12 +1027,22 @@
     <w:p>
       <w:pPr>
         <w:pStyle w:val="1110"/>
+        <w:numPr>
+          <w:ilvl w:val="0"/>
+          <w:numId w:val="0"/>
+        </w:numPr>
         <w:shd w:val="clear" w:color="auto" w:fill="FFFFFF" w:themeFill="background1"/>
         <w:tabs>
           <w:tab w:val="clear" w:pos="5104"/>
         </w:tabs>
-        <w:ind w:left="0" w:firstLine="709"/>
-      </w:pPr>
+        <w:ind w:firstLine="709"/>
+      </w:pPr>
+      <w:r>
+        <w:t>1.4.1</w:t>
+      </w:r>
+      <w:r>
+        <w:tab/>
+      </w:r>
       <w:r>
         <w:t>Общие требования к стационарным комплексам фотовидеофиксации (КФВФ)</w:t>
       </w:r>
@@ -815,9 +1058,19 @@
     <w:p>
       <w:pPr>
         <w:pStyle w:val="15"/>
+        <w:numPr>
+          <w:ilvl w:val="0"/>
+          <w:numId w:val="0"/>
+        </w:numPr>
         <w:shd w:val="clear" w:color="auto" w:fill="FFFFFF" w:themeFill="background1"/>
-        <w:ind w:left="0" w:firstLine="709"/>
-      </w:pPr>
+        <w:ind w:firstLine="709"/>
+      </w:pPr>
+      <w:r>
+        <w:t>-</w:t>
+      </w:r>
+      <w:r>
+        <w:tab/>
+      </w:r>
       <w:r>
         <w:t>требованиям ГОСТ Р 57144-2016 «Специальные технические средства, работающие в автоматическом режиме и имеющие функции фото- и киносъемки, видеозаписи, для обеспечения контроля за дорожным движением. Общие технические требования»;</w:t>
       </w:r>
@@ -825,9 +1078,19 @@
     <w:p>
       <w:pPr>
         <w:pStyle w:val="15"/>
+        <w:numPr>
+          <w:ilvl w:val="0"/>
+          <w:numId w:val="0"/>
+        </w:numPr>
         <w:shd w:val="clear" w:color="auto" w:fill="FFFFFF" w:themeFill="background1"/>
-        <w:ind w:left="0" w:firstLine="709"/>
-      </w:pPr>
+        <w:ind w:firstLine="709"/>
+      </w:pPr>
+      <w:r>
+        <w:t>-</w:t>
+      </w:r>
+      <w:r>
+        <w:tab/>
+      </w:r>
       <w:r>
         <w:t>Федеральному закону от 26.06.2008 № 102-ФЗ «Об обеспечении единства измерений» (п. 3 ч.3 ст.1);</w:t>
       </w:r>
@@ -835,9 +1098,19 @@
     <w:p>
       <w:pPr>
         <w:pStyle w:val="15"/>
+        <w:numPr>
+          <w:ilvl w:val="0"/>
+          <w:numId w:val="0"/>
+        </w:numPr>
         <w:shd w:val="clear" w:color="auto" w:fill="FFFFFF" w:themeFill="background1"/>
-        <w:ind w:left="0" w:firstLine="709"/>
-      </w:pPr>
+        <w:ind w:firstLine="709"/>
+      </w:pPr>
+      <w:r>
+        <w:t>-</w:t>
+      </w:r>
+      <w:r>
+        <w:tab/>
+      </w:r>
       <w:r>
         <w:t>приказу МВД России от 08.11.2012 № 1014 «Об утверждении Перечня измерений, относящихся к сфере государственного регулирования обеспечения единства измерений и обязательных метрологических требований к ним» (раздел 5);</w:t>
       </w:r>
@@ -845,9 +1118,19 @@
     <w:p>
       <w:pPr>
         <w:pStyle w:val="15"/>
+        <w:numPr>
+          <w:ilvl w:val="0"/>
+          <w:numId w:val="0"/>
+        </w:numPr>
         <w:shd w:val="clear" w:color="auto" w:fill="FFFFFF" w:themeFill="background1"/>
-        <w:ind w:left="0" w:firstLine="709"/>
-      </w:pPr>
+        <w:ind w:firstLine="709"/>
+      </w:pPr>
+      <w:r>
+        <w:t>-</w:t>
+      </w:r>
+      <w:r>
+        <w:tab/>
+      </w:r>
       <w:r>
         <w:t>Федеральному закону от 30.12.2001 № 195-ФЗ «Кодекс Российской Федерации об Административных правонарушениях» (далее – КоАП РФ) (ст.26.8).</w:t>
       </w:r>
@@ -879,9 +1162,19 @@
     <w:p>
       <w:pPr>
         <w:pStyle w:val="15"/>
+        <w:numPr>
+          <w:ilvl w:val="0"/>
+          <w:numId w:val="0"/>
+        </w:numPr>
         <w:shd w:val="clear" w:color="auto" w:fill="FFFFFF" w:themeFill="background1"/>
-        <w:ind w:left="0" w:firstLine="709"/>
-      </w:pPr>
+        <w:ind w:firstLine="709"/>
+      </w:pPr>
+      <w:r>
+        <w:t>-</w:t>
+      </w:r>
+      <w:r>
+        <w:tab/>
+      </w:r>
       <w:r>
         <w:t>автоматическое измерение скоростей, определение положения всех ТС в зоне контроля и их фотофиксацию;</w:t>
       </w:r>
@@ -889,9 +1182,19 @@
     <w:p>
       <w:pPr>
         <w:pStyle w:val="15"/>
+        <w:numPr>
+          <w:ilvl w:val="0"/>
+          <w:numId w:val="0"/>
+        </w:numPr>
         <w:shd w:val="clear" w:color="auto" w:fill="FFFFFF" w:themeFill="background1"/>
-        <w:ind w:left="0" w:firstLine="709"/>
-      </w:pPr>
+        <w:ind w:firstLine="709"/>
+      </w:pPr>
+      <w:r>
+        <w:t>-</w:t>
+      </w:r>
+      <w:r>
+        <w:tab/>
+      </w:r>
       <w:r>
         <w:t>контроль всех целей в обоих направлениях движения;</w:t>
       </w:r>
@@ -899,9 +1202,19 @@
     <w:p>
       <w:pPr>
         <w:pStyle w:val="15"/>
+        <w:numPr>
+          <w:ilvl w:val="0"/>
+          <w:numId w:val="0"/>
+        </w:numPr>
         <w:shd w:val="clear" w:color="auto" w:fill="FFFFFF" w:themeFill="background1"/>
-        <w:ind w:left="0" w:firstLine="709"/>
-      </w:pPr>
+        <w:ind w:firstLine="709"/>
+      </w:pPr>
+      <w:r>
+        <w:t>-</w:t>
+      </w:r>
+      <w:r>
+        <w:tab/>
+      </w:r>
       <w:r>
         <w:t>соответствие значения зафиксированной скорости ТС, ГРЗ которого был распознан;</w:t>
       </w:r>
@@ -909,9 +1222,19 @@
     <w:p>
       <w:pPr>
         <w:pStyle w:val="15"/>
+        <w:numPr>
+          <w:ilvl w:val="0"/>
+          <w:numId w:val="0"/>
+        </w:numPr>
         <w:shd w:val="clear" w:color="auto" w:fill="FFFFFF" w:themeFill="background1"/>
-        <w:ind w:left="0" w:firstLine="709"/>
-      </w:pPr>
+        <w:ind w:firstLine="709"/>
+      </w:pPr>
+      <w:r>
+        <w:t>-</w:t>
+      </w:r>
+      <w:r>
+        <w:tab/>
+      </w:r>
       <w:r>
         <w:t>включение/отключение новых форматов ГРЗ;</w:t>
       </w:r>
@@ -919,9 +1242,19 @@
     <w:p>
       <w:pPr>
         <w:pStyle w:val="15"/>
+        <w:numPr>
+          <w:ilvl w:val="0"/>
+          <w:numId w:val="0"/>
+        </w:numPr>
         <w:shd w:val="clear" w:color="auto" w:fill="FFFFFF" w:themeFill="background1"/>
-        <w:ind w:left="0" w:firstLine="709"/>
-      </w:pPr>
+        <w:ind w:firstLine="709"/>
+      </w:pPr>
+      <w:r>
+        <w:t>-</w:t>
+      </w:r>
+      <w:r>
+        <w:tab/>
+      </w:r>
       <w:r>
         <w:t>определение географических координат места нарушения ПДД с помощью модуля навигации ГЛОНАСС;</w:t>
       </w:r>
@@ -929,9 +1262,19 @@
     <w:p>
       <w:pPr>
         <w:pStyle w:val="15"/>
+        <w:numPr>
+          <w:ilvl w:val="0"/>
+          <w:numId w:val="0"/>
+        </w:numPr>
         <w:shd w:val="clear" w:color="auto" w:fill="FFFFFF" w:themeFill="background1"/>
-        <w:ind w:left="0" w:firstLine="709"/>
-      </w:pPr>
+        <w:ind w:firstLine="709"/>
+      </w:pPr>
+      <w:r>
+        <w:t>-</w:t>
+      </w:r>
+      <w:r>
+        <w:tab/>
+      </w:r>
       <w:r>
         <w:t>автоматическое сохранение данных о зафиксированных нарушениях в энергонезависимой памяти КФВФ;</w:t>
       </w:r>
@@ -939,9 +1282,19 @@
     <w:p>
       <w:pPr>
         <w:pStyle w:val="15"/>
+        <w:numPr>
+          <w:ilvl w:val="0"/>
+          <w:numId w:val="0"/>
+        </w:numPr>
         <w:shd w:val="clear" w:color="auto" w:fill="FFFFFF" w:themeFill="background1"/>
-        <w:ind w:left="0" w:firstLine="709"/>
-      </w:pPr>
+        <w:ind w:firstLine="709"/>
+      </w:pPr>
+      <w:r>
+        <w:t>-</w:t>
+      </w:r>
+      <w:r>
+        <w:tab/>
+      </w:r>
       <w:r>
         <w:t>синхронизацию встроенных часов КФВФ с системой спутниковой навигации;</w:t>
       </w:r>
@@ -949,9 +1302,19 @@
     <w:p>
       <w:pPr>
         <w:pStyle w:val="15"/>
+        <w:numPr>
+          <w:ilvl w:val="0"/>
+          <w:numId w:val="0"/>
+        </w:numPr>
         <w:shd w:val="clear" w:color="auto" w:fill="FFFFFF" w:themeFill="background1"/>
-        <w:ind w:left="0" w:firstLine="709"/>
-      </w:pPr>
+        <w:ind w:firstLine="709"/>
+      </w:pPr>
+      <w:r>
+        <w:t>-</w:t>
+      </w:r>
+      <w:r>
+        <w:tab/>
+      </w:r>
       <w:r>
         <w:t>ведение журнала событий и действий пользователя КФВФ;</w:t>
       </w:r>
@@ -959,9 +1322,19 @@
     <w:p>
       <w:pPr>
         <w:pStyle w:val="15"/>
+        <w:numPr>
+          <w:ilvl w:val="0"/>
+          <w:numId w:val="0"/>
+        </w:numPr>
         <w:shd w:val="clear" w:color="auto" w:fill="FFFFFF" w:themeFill="background1"/>
-        <w:ind w:left="0" w:firstLine="709"/>
-      </w:pPr>
+        <w:ind w:firstLine="709"/>
+      </w:pPr>
+      <w:r>
+        <w:t>-</w:t>
+      </w:r>
+      <w:r>
+        <w:tab/>
+      </w:r>
       <w:r>
         <w:t>защиту встроенного программного обеспечения и данных от несанкционированных изменений;</w:t>
       </w:r>
@@ -969,11 +1342,20 @@
     <w:p>
       <w:pPr>
         <w:pStyle w:val="15"/>
+        <w:numPr>
+          <w:ilvl w:val="0"/>
+          <w:numId w:val="0"/>
+        </w:numPr>
         <w:shd w:val="clear" w:color="auto" w:fill="FFFFFF" w:themeFill="background1"/>
-        <w:ind w:left="0" w:firstLine="709"/>
+        <w:ind w:firstLine="709"/>
       </w:pPr>
       <w:r>
-        <w:lastRenderedPageBreak/>
+        <w:t>-</w:t>
+      </w:r>
+      <w:r>
+        <w:tab/>
+      </w:r>
+      <w:r>
         <w:t>автоматическое корректное выключение комплекса и повторный автоматический запуск при отключении и включении электропитания.</w:t>
       </w:r>
     </w:p>
@@ -1004,12 +1386,22 @@
     <w:p>
       <w:pPr>
         <w:pStyle w:val="1110"/>
+        <w:numPr>
+          <w:ilvl w:val="0"/>
+          <w:numId w:val="0"/>
+        </w:numPr>
         <w:shd w:val="clear" w:color="auto" w:fill="FFFFFF" w:themeFill="background1"/>
         <w:tabs>
           <w:tab w:val="clear" w:pos="5104"/>
         </w:tabs>
-        <w:ind w:left="0" w:firstLine="709"/>
-      </w:pPr>
+        <w:ind w:firstLine="709"/>
+      </w:pPr>
+      <w:r>
+        <w:t>1.4.2</w:t>
+      </w:r>
+      <w:r>
+        <w:tab/>
+      </w:r>
       <w:r>
         <w:t>Требования к конструкции стационарного комплекса фотовидеофиксации нарушений ПДД с установкой на объектах улично-дорожной сети Азимут-4 или его более новых модификаций</w:t>
       </w:r>
@@ -1034,27 +1426,39 @@
     <w:p>
       <w:pPr>
         <w:pStyle w:val="15"/>
+        <w:numPr>
+          <w:ilvl w:val="0"/>
+          <w:numId w:val="0"/>
+        </w:numPr>
         <w:shd w:val="clear" w:color="auto" w:fill="FFFFFF" w:themeFill="background1"/>
-        <w:ind w:left="0" w:firstLine="709"/>
+        <w:ind w:firstLine="709"/>
       </w:pPr>
       <w:r>
-        <w:t xml:space="preserve">комплекс представляет собой единый корпус, объединяющий в себе специализированный компьютер со встроенным специализированным программным обеспечением, видеокамеру высокого разрешения, ИК систему освещения, радиолокационный модуль, порт Ethernet обеспечивающий скорость до 1000 Мбит/сек, аппаратуру </w:t>
+        <w:t>-</w:t>
       </w:r>
-      <w:proofErr w:type="spellStart"/>
       <w:r>
-        <w:t>Wi-Fi</w:t>
+        <w:tab/>
       </w:r>
-      <w:proofErr w:type="spellEnd"/>
       <w:r>
-        <w:t xml:space="preserve"> связи;</w:t>
+        <w:t>комплекс представляет собой единый корпус, объединяющий в себе специализированный компьютер со встроенным специализированным программным обеспечением, видеокамеру высокого разрешения, ИК систему освещения, радиолокационный модуль, порт Ethernet обеспечивающий скорость до 1000 Мбит/сек, аппаратуру Wi-Fi связи;</w:t>
       </w:r>
     </w:p>
     <w:p>
       <w:pPr>
         <w:pStyle w:val="15"/>
+        <w:numPr>
+          <w:ilvl w:val="0"/>
+          <w:numId w:val="0"/>
+        </w:numPr>
         <w:shd w:val="clear" w:color="auto" w:fill="FFFFFF" w:themeFill="background1"/>
-        <w:ind w:left="0" w:firstLine="709"/>
-      </w:pPr>
+        <w:ind w:firstLine="709"/>
+      </w:pPr>
+      <w:r>
+        <w:t>-</w:t>
+      </w:r>
+      <w:r>
+        <w:tab/>
+      </w:r>
       <w:r>
         <w:t>внешний или внутренний модуль ГЛОНАС/GPS, обеспечивающий прием данных от глобальных навигационных спутниковых систем для расчета географических координат места положения комплекса (далее - модуль ГЛОНАС/GPS), синхронизации шкалы времени;</w:t>
       </w:r>
@@ -1062,27 +1466,39 @@
     <w:p>
       <w:pPr>
         <w:pStyle w:val="15"/>
+        <w:numPr>
+          <w:ilvl w:val="0"/>
+          <w:numId w:val="0"/>
+        </w:numPr>
         <w:shd w:val="clear" w:color="auto" w:fill="FFFFFF" w:themeFill="background1"/>
-        <w:ind w:left="0" w:firstLine="709"/>
+        <w:ind w:firstLine="709"/>
       </w:pPr>
       <w:r>
-        <w:t xml:space="preserve">уличный 4G/3G роутер с поддержкой </w:t>
+        <w:t>-</w:t>
       </w:r>
-      <w:proofErr w:type="spellStart"/>
       <w:r>
-        <w:t>PoE</w:t>
+        <w:tab/>
       </w:r>
-      <w:proofErr w:type="spellEnd"/>
       <w:r>
-        <w:t xml:space="preserve"> и двух SIM-карт;</w:t>
+        <w:t>уличный 4G/3G роутер с поддержкой PoE и двух SIM-карт;</w:t>
       </w:r>
     </w:p>
     <w:p>
       <w:pPr>
         <w:pStyle w:val="15"/>
+        <w:numPr>
+          <w:ilvl w:val="0"/>
+          <w:numId w:val="0"/>
+        </w:numPr>
         <w:shd w:val="clear" w:color="auto" w:fill="FFFFFF" w:themeFill="background1"/>
-        <w:ind w:left="0" w:firstLine="709"/>
-      </w:pPr>
+        <w:ind w:firstLine="709"/>
+      </w:pPr>
+      <w:r>
+        <w:t>-</w:t>
+      </w:r>
+      <w:r>
+        <w:tab/>
+      </w:r>
       <w:r>
         <w:t xml:space="preserve">в необходимых случаях вспомогательное оборудование, не влияющее на метрологические характеристики и выполняющее функции распределения питания и обеспечения связи между компонентами комплекса и обеспечения связи с внешними информационными системами, включая программно-технические элементы защиты информации (ВРУ, ШПС и пр.); обеспечения полноты доказательной базы (обзорные ТВ датчики (ТВДО) и пр.). </w:t>
       </w:r>
@@ -1115,9 +1531,19 @@
     <w:p>
       <w:pPr>
         <w:pStyle w:val="15"/>
+        <w:numPr>
+          <w:ilvl w:val="0"/>
+          <w:numId w:val="0"/>
+        </w:numPr>
         <w:shd w:val="clear" w:color="auto" w:fill="FFFFFF" w:themeFill="background1"/>
-        <w:ind w:left="0" w:firstLine="709"/>
-      </w:pPr>
+        <w:ind w:firstLine="709"/>
+      </w:pPr>
+      <w:r>
+        <w:t>-</w:t>
+      </w:r>
+      <w:r>
+        <w:tab/>
+      </w:r>
       <w:r>
         <w:t>Питание: от сети переменного тока 220 В;</w:t>
       </w:r>
@@ -1125,9 +1551,19 @@
     <w:p>
       <w:pPr>
         <w:pStyle w:val="15"/>
+        <w:numPr>
+          <w:ilvl w:val="0"/>
+          <w:numId w:val="0"/>
+        </w:numPr>
         <w:shd w:val="clear" w:color="auto" w:fill="FFFFFF" w:themeFill="background1"/>
-        <w:ind w:left="0" w:firstLine="709"/>
-      </w:pPr>
+        <w:ind w:firstLine="709"/>
+      </w:pPr>
+      <w:r>
+        <w:t>-</w:t>
+      </w:r>
+      <w:r>
+        <w:tab/>
+      </w:r>
       <w:r>
         <w:t>Временный/аварийный режим питания: источник постоянного тока напряжением 10-30 В (в состав стационарно размещаемого оборудования не входит);</w:t>
       </w:r>
@@ -1138,7 +1574,6 @@
         <w:ind w:right="170"/>
       </w:pPr>
       <w:r>
-        <w:lastRenderedPageBreak/>
         <w:t>- Технологическое присоединение точек размещения КФВФ к сетям электропитания осуществляется в случаях экономической целесообразности, по сравнению с использованием автономных источников электропитания;</w:t>
       </w:r>
     </w:p>
@@ -1154,11 +1589,26 @@
     <w:p>
       <w:pPr>
         <w:pStyle w:val="110"/>
+        <w:numPr>
+          <w:ilvl w:val="0"/>
+          <w:numId w:val="0"/>
+        </w:numPr>
         <w:shd w:val="clear" w:color="auto" w:fill="FFFFFF" w:themeFill="background1"/>
-        <w:ind w:left="993" w:firstLine="0"/>
+        <w:ind w:left="993"/>
       </w:pPr>
       <w:r>
-        <w:lastRenderedPageBreak/>
+        <w:rPr>
+          <w:spacing w:val="-40"/>
+        </w:rPr>
+        <w:t>2.</w:t>
+      </w:r>
+      <w:r>
+        <w:rPr>
+          <w:spacing w:val="-40"/>
+        </w:rPr>
+        <w:tab/>
+      </w:r>
+      <w:r>
         <w:t xml:space="preserve">Технико-экономические показатели Объекта Соглашения, требования, предъявляемые к Созданию, реконструкции Объекта. </w:t>
       </w:r>
     </w:p>
@@ -1185,7 +1635,6 @@
               <w:bottom w:val="single" w:sz="4" w:space="0" w:color="000000"/>
               <w:right w:val="single" w:sz="4" w:space="0" w:color="000000"/>
             </w:tcBorders>
-            <w:shd w:val="clear" w:color="auto" w:fill="auto"/>
           </w:tcPr>
           <w:p>
             <w:pPr>
@@ -1206,7 +1655,6 @@
               <w:bottom w:val="single" w:sz="4" w:space="0" w:color="000000"/>
               <w:right w:val="single" w:sz="4" w:space="0" w:color="000000"/>
             </w:tcBorders>
-            <w:shd w:val="clear" w:color="auto" w:fill="auto"/>
           </w:tcPr>
           <w:p>
             <w:pPr>
@@ -1232,7 +1680,6 @@
               <w:bottom w:val="single" w:sz="4" w:space="0" w:color="000000"/>
               <w:right w:val="single" w:sz="4" w:space="0" w:color="000000"/>
             </w:tcBorders>
-            <w:shd w:val="clear" w:color="auto" w:fill="auto"/>
           </w:tcPr>
           <w:p>
             <w:pPr>
@@ -1261,7 +1708,6 @@
               <w:bottom w:val="single" w:sz="4" w:space="0" w:color="000000"/>
               <w:right w:val="single" w:sz="4" w:space="0" w:color="000000"/>
             </w:tcBorders>
-            <w:shd w:val="clear" w:color="auto" w:fill="auto"/>
           </w:tcPr>
           <w:p>
             <w:pPr>
@@ -1285,7 +1731,6 @@
               <w:bottom w:val="single" w:sz="4" w:space="0" w:color="000000"/>
               <w:right w:val="single" w:sz="4" w:space="0" w:color="000000"/>
             </w:tcBorders>
-            <w:shd w:val="clear" w:color="auto" w:fill="auto"/>
           </w:tcPr>
           <w:p>
             <w:pPr>
@@ -1366,11 +1811,17 @@
               <w:pStyle w:val="22"/>
               <w:numPr>
                 <w:ilvl w:val="0"/>
-                <w:numId w:val="112"/>
+                <w:numId w:val="0"/>
               </w:numPr>
               <w:shd w:val="clear" w:color="auto" w:fill="FFFFFF" w:themeFill="background1"/>
-              <w:ind w:left="47" w:firstLine="0"/>
+              <w:ind w:left="47"/>
             </w:pPr>
+            <w:r>
+              <w:t>1)</w:t>
+            </w:r>
+            <w:r>
+              <w:tab/>
+            </w:r>
             <w:r>
               <w:t>Администрирование прав доступа пользователей;</w:t>
             </w:r>
@@ -1380,11 +1831,17 @@
               <w:pStyle w:val="22"/>
               <w:numPr>
                 <w:ilvl w:val="0"/>
-                <w:numId w:val="112"/>
+                <w:numId w:val="0"/>
               </w:numPr>
               <w:shd w:val="clear" w:color="auto" w:fill="FFFFFF" w:themeFill="background1"/>
-              <w:ind w:left="47" w:firstLine="0"/>
+              <w:ind w:left="47"/>
             </w:pPr>
+            <w:r>
+              <w:t>2)</w:t>
+            </w:r>
+            <w:r>
+              <w:tab/>
+            </w:r>
             <w:r>
               <w:t>Визуализацию данных (на картографической подложке с предоставлением функций работы с объектами);</w:t>
             </w:r>
@@ -1394,11 +1851,17 @@
               <w:pStyle w:val="22"/>
               <w:numPr>
                 <w:ilvl w:val="0"/>
-                <w:numId w:val="112"/>
+                <w:numId w:val="0"/>
               </w:numPr>
               <w:shd w:val="clear" w:color="auto" w:fill="FFFFFF" w:themeFill="background1"/>
-              <w:ind w:left="47" w:firstLine="0"/>
+              <w:ind w:left="47"/>
             </w:pPr>
+            <w:r>
+              <w:t>3)</w:t>
+            </w:r>
+            <w:r>
+              <w:tab/>
+            </w:r>
             <w:r>
               <w:t>Построение отчетов.</w:t>
             </w:r>
@@ -1428,7 +1891,6 @@
               <w:bottom w:val="single" w:sz="4" w:space="0" w:color="000000"/>
               <w:right w:val="single" w:sz="4" w:space="0" w:color="000000"/>
             </w:tcBorders>
-            <w:shd w:val="clear" w:color="auto" w:fill="auto"/>
           </w:tcPr>
           <w:p>
             <w:pPr>
@@ -1457,7 +1919,6 @@
               <w:bottom w:val="single" w:sz="4" w:space="0" w:color="000000"/>
               <w:right w:val="single" w:sz="4" w:space="0" w:color="000000"/>
             </w:tcBorders>
-            <w:shd w:val="clear" w:color="auto" w:fill="auto"/>
           </w:tcPr>
           <w:p>
             <w:pPr>
@@ -1478,7 +1939,6 @@
               <w:bottom w:val="single" w:sz="4" w:space="0" w:color="000000"/>
               <w:right w:val="single" w:sz="4" w:space="0" w:color="000000"/>
             </w:tcBorders>
-            <w:shd w:val="clear" w:color="auto" w:fill="auto"/>
           </w:tcPr>
           <w:p>
             <w:pPr>
@@ -1551,99 +2011,148 @@
           </w:p>
           <w:p>
             <w:pPr>
-              <w:pStyle w:val="afff2"/>
-              <w:numPr>
-                <w:ilvl w:val="0"/>
-                <w:numId w:val="3"/>
-              </w:numPr>
               <w:shd w:val="clear" w:color="auto" w:fill="FFFFFF" w:themeFill="background1"/>
               <w:ind w:left="754" w:firstLine="0"/>
             </w:pPr>
             <w:bookmarkStart w:id="15" w:name="_Hlk164334603"/>
+            <w:r>
+              <w:rPr>
+                <w:rFonts w:ascii="Symbol" w:hAnsi="Symbol"/>
+              </w:rPr>
+              <w:t></w:t>
+            </w:r>
+            <w:r>
+              <w:rPr>
+                <w:rFonts w:ascii="Symbol" w:hAnsi="Symbol"/>
+              </w:rPr>
+              <w:tab/>
+            </w:r>
             <w:r>
               <w:t>Подсистема технического учета (ТУ);</w:t>
             </w:r>
           </w:p>
           <w:p>
             <w:pPr>
-              <w:pStyle w:val="afff2"/>
-              <w:numPr>
-                <w:ilvl w:val="0"/>
-                <w:numId w:val="3"/>
-              </w:numPr>
               <w:shd w:val="clear" w:color="auto" w:fill="FFFFFF" w:themeFill="background1"/>
               <w:ind w:left="754" w:firstLine="0"/>
             </w:pPr>
+            <w:r>
+              <w:rPr>
+                <w:rFonts w:ascii="Symbol" w:hAnsi="Symbol"/>
+              </w:rPr>
+              <w:t></w:t>
+            </w:r>
+            <w:r>
+              <w:rPr>
+                <w:rFonts w:ascii="Symbol" w:hAnsi="Symbol"/>
+              </w:rPr>
+              <w:tab/>
+            </w:r>
             <w:r>
               <w:t>Подсистема управления заявками (УЗ);</w:t>
             </w:r>
           </w:p>
           <w:p>
             <w:pPr>
-              <w:pStyle w:val="afff2"/>
-              <w:numPr>
-                <w:ilvl w:val="0"/>
-                <w:numId w:val="3"/>
-              </w:numPr>
               <w:shd w:val="clear" w:color="auto" w:fill="FFFFFF" w:themeFill="background1"/>
               <w:ind w:left="754" w:firstLine="0"/>
             </w:pPr>
+            <w:r>
+              <w:rPr>
+                <w:rFonts w:ascii="Symbol" w:hAnsi="Symbol"/>
+              </w:rPr>
+              <w:t></w:t>
+            </w:r>
+            <w:r>
+              <w:rPr>
+                <w:rFonts w:ascii="Symbol" w:hAnsi="Symbol"/>
+              </w:rPr>
+              <w:tab/>
+            </w:r>
             <w:r>
               <w:t>Подсистема технического мониторинга (ТМ);</w:t>
             </w:r>
           </w:p>
           <w:p>
             <w:pPr>
-              <w:pStyle w:val="afff2"/>
-              <w:numPr>
-                <w:ilvl w:val="0"/>
-                <w:numId w:val="3"/>
-              </w:numPr>
               <w:shd w:val="clear" w:color="auto" w:fill="FFFFFF" w:themeFill="background1"/>
               <w:ind w:left="754" w:firstLine="0"/>
             </w:pPr>
+            <w:r>
+              <w:rPr>
+                <w:rFonts w:ascii="Symbol" w:hAnsi="Symbol"/>
+              </w:rPr>
+              <w:t></w:t>
+            </w:r>
+            <w:r>
+              <w:rPr>
+                <w:rFonts w:ascii="Symbol" w:hAnsi="Symbol"/>
+              </w:rPr>
+              <w:tab/>
+            </w:r>
             <w:r>
               <w:t>Подсистема бизнес-мониторинга (БМ);</w:t>
             </w:r>
           </w:p>
           <w:p>
             <w:pPr>
-              <w:pStyle w:val="afff2"/>
-              <w:numPr>
-                <w:ilvl w:val="0"/>
-                <w:numId w:val="3"/>
-              </w:numPr>
               <w:shd w:val="clear" w:color="auto" w:fill="FFFFFF" w:themeFill="background1"/>
               <w:ind w:left="754" w:firstLine="0"/>
             </w:pPr>
+            <w:r>
+              <w:rPr>
+                <w:rFonts w:ascii="Symbol" w:hAnsi="Symbol"/>
+              </w:rPr>
+              <w:t></w:t>
+            </w:r>
+            <w:r>
+              <w:rPr>
+                <w:rFonts w:ascii="Symbol" w:hAnsi="Symbol"/>
+              </w:rPr>
+              <w:tab/>
+            </w:r>
             <w:r>
               <w:t>Подсистема обновления КФВФ;</w:t>
             </w:r>
           </w:p>
           <w:p>
             <w:pPr>
-              <w:pStyle w:val="afff2"/>
-              <w:numPr>
-                <w:ilvl w:val="0"/>
-                <w:numId w:val="3"/>
-              </w:numPr>
               <w:shd w:val="clear" w:color="auto" w:fill="FFFFFF" w:themeFill="background1"/>
               <w:ind w:left="754" w:firstLine="0"/>
             </w:pPr>
+            <w:r>
+              <w:rPr>
+                <w:rFonts w:ascii="Symbol" w:hAnsi="Symbol"/>
+              </w:rPr>
+              <w:t></w:t>
+            </w:r>
+            <w:r>
+              <w:rPr>
+                <w:rFonts w:ascii="Symbol" w:hAnsi="Symbol"/>
+              </w:rPr>
+              <w:tab/>
+            </w:r>
             <w:r>
               <w:t>Подсистема хранения проездов КФВФ;</w:t>
             </w:r>
           </w:p>
           <w:p>
             <w:pPr>
-              <w:pStyle w:val="afff2"/>
-              <w:numPr>
-                <w:ilvl w:val="0"/>
-                <w:numId w:val="3"/>
-              </w:numPr>
               <w:shd w:val="clear" w:color="auto" w:fill="FFFFFF" w:themeFill="background1"/>
               <w:ind w:left="754" w:firstLine="0"/>
             </w:pPr>
+            <w:r>
+              <w:rPr>
+                <w:rFonts w:ascii="Symbol" w:hAnsi="Symbol"/>
+              </w:rPr>
+              <w:t></w:t>
+            </w:r>
+            <w:r>
+              <w:rPr>
+                <w:rFonts w:ascii="Symbol" w:hAnsi="Symbol"/>
+              </w:rPr>
+              <w:tab/>
+            </w:r>
             <w:r>
               <w:t>Подсистема сбора и маршрутизации проездов КФВФ.</w:t>
             </w:r>
@@ -1662,21 +2171,23 @@
               <w:pStyle w:val="22"/>
               <w:numPr>
                 <w:ilvl w:val="0"/>
-                <w:numId w:val="4"/>
+                <w:numId w:val="0"/>
               </w:numPr>
               <w:shd w:val="clear" w:color="auto" w:fill="FFFFFF" w:themeFill="background1"/>
-              <w:ind w:left="1134" w:firstLine="0"/>
+              <w:ind w:left="1134"/>
               <w:contextualSpacing w:val="0"/>
               <w:rPr>
                 <w:strike/>
               </w:rPr>
             </w:pPr>
             <w:r>
-              <w:t xml:space="preserve">оперативное управление в процессах технической эксплуатации и технического </w:t>
+              <w:t>1)</w:t>
             </w:r>
             <w:r>
-              <w:lastRenderedPageBreak/>
-              <w:t>обслуживания системы контроля безопасности дорожного движения</w:t>
+              <w:tab/>
+            </w:r>
+            <w:r>
+              <w:t>оперативное управление в процессах технической эксплуатации и технического обслуживания системы контроля безопасности дорожного движения</w:t>
             </w:r>
             <w:r>
               <w:rPr>
@@ -1691,12 +2202,18 @@
               <w:pStyle w:val="22"/>
               <w:numPr>
                 <w:ilvl w:val="0"/>
-                <w:numId w:val="4"/>
+                <w:numId w:val="0"/>
               </w:numPr>
               <w:shd w:val="clear" w:color="auto" w:fill="FFFFFF" w:themeFill="background1"/>
-              <w:ind w:left="1134" w:firstLine="0"/>
+              <w:ind w:left="1134"/>
               <w:contextualSpacing w:val="0"/>
             </w:pPr>
+            <w:r>
+              <w:t>2)</w:t>
+            </w:r>
+            <w:r>
+              <w:tab/>
+            </w:r>
             <w:r>
               <w:t>контроль состояния оборудования;</w:t>
             </w:r>
@@ -1706,12 +2223,18 @@
               <w:pStyle w:val="22"/>
               <w:numPr>
                 <w:ilvl w:val="0"/>
-                <w:numId w:val="4"/>
+                <w:numId w:val="0"/>
               </w:numPr>
               <w:shd w:val="clear" w:color="auto" w:fill="FFFFFF" w:themeFill="background1"/>
-              <w:ind w:left="1134" w:firstLine="0"/>
+              <w:ind w:left="1134"/>
               <w:contextualSpacing w:val="0"/>
             </w:pPr>
+            <w:r>
+              <w:t>3)</w:t>
+            </w:r>
+            <w:r>
+              <w:tab/>
+            </w:r>
             <w:r>
               <w:t>контроль выполнения регламентов и нормативов в отношении процессов эксплуатации и технического обслуживания системы контроля безопасности дорожного движения;</w:t>
             </w:r>
@@ -1721,12 +2244,18 @@
               <w:pStyle w:val="22"/>
               <w:numPr>
                 <w:ilvl w:val="0"/>
-                <w:numId w:val="4"/>
+                <w:numId w:val="0"/>
               </w:numPr>
               <w:shd w:val="clear" w:color="auto" w:fill="FFFFFF" w:themeFill="background1"/>
-              <w:ind w:left="1134" w:firstLine="0"/>
+              <w:ind w:left="1134"/>
               <w:contextualSpacing w:val="0"/>
             </w:pPr>
+            <w:r>
+              <w:t>4)</w:t>
+            </w:r>
+            <w:r>
+              <w:tab/>
+            </w:r>
             <w:r>
               <w:t>ряд задач технического учета.</w:t>
             </w:r>
@@ -1752,7 +2281,6 @@
               <w:bottom w:val="single" w:sz="4" w:space="0" w:color="000000"/>
               <w:right w:val="single" w:sz="4" w:space="0" w:color="000000"/>
             </w:tcBorders>
-            <w:shd w:val="clear" w:color="auto" w:fill="auto"/>
           </w:tcPr>
           <w:p>
             <w:pPr>
@@ -1763,7 +2291,6 @@
               </w:rPr>
             </w:pPr>
             <w:r>
-              <w:lastRenderedPageBreak/>
               <w:t>Система прогнозирования и аналитики ДТП</w:t>
             </w:r>
           </w:p>
@@ -1777,7 +2304,6 @@
               <w:bottom w:val="single" w:sz="4" w:space="0" w:color="000000"/>
               <w:right w:val="single" w:sz="4" w:space="0" w:color="000000"/>
             </w:tcBorders>
-            <w:shd w:val="clear" w:color="auto" w:fill="auto"/>
           </w:tcPr>
           <w:p>
             <w:pPr>
@@ -1855,84 +2381,126 @@
           </w:p>
           <w:p>
             <w:pPr>
-              <w:pStyle w:val="afff2"/>
-              <w:numPr>
-                <w:ilvl w:val="0"/>
-                <w:numId w:val="3"/>
-              </w:numPr>
               <w:shd w:val="clear" w:color="auto" w:fill="FFFFFF" w:themeFill="background1"/>
               <w:ind w:left="754" w:firstLine="0"/>
             </w:pPr>
+            <w:r>
+              <w:rPr>
+                <w:rFonts w:ascii="Symbol" w:hAnsi="Symbol"/>
+              </w:rPr>
+              <w:t></w:t>
+            </w:r>
+            <w:r>
+              <w:rPr>
+                <w:rFonts w:ascii="Symbol" w:hAnsi="Symbol"/>
+              </w:rPr>
+              <w:tab/>
+            </w:r>
             <w:r>
               <w:t>Сбор и анализ данных о состоявшихся авариях (места, обстоятельства, причины, тяжесть последствий);</w:t>
             </w:r>
           </w:p>
           <w:p>
             <w:pPr>
-              <w:pStyle w:val="afff2"/>
-              <w:numPr>
-                <w:ilvl w:val="0"/>
-                <w:numId w:val="3"/>
-              </w:numPr>
               <w:shd w:val="clear" w:color="auto" w:fill="FFFFFF" w:themeFill="background1"/>
               <w:ind w:left="754" w:firstLine="0"/>
             </w:pPr>
+            <w:r>
+              <w:rPr>
+                <w:rFonts w:ascii="Symbol" w:hAnsi="Symbol"/>
+              </w:rPr>
+              <w:t></w:t>
+            </w:r>
+            <w:r>
+              <w:rPr>
+                <w:rFonts w:ascii="Symbol" w:hAnsi="Symbol"/>
+              </w:rPr>
+              <w:tab/>
+            </w:r>
             <w:r>
               <w:t>Автоматический расчет очагов аварийности ДТП вне населенных пунктов на основании данных о ДТП;</w:t>
             </w:r>
           </w:p>
           <w:p>
             <w:pPr>
-              <w:pStyle w:val="afff2"/>
-              <w:numPr>
-                <w:ilvl w:val="0"/>
-                <w:numId w:val="3"/>
-              </w:numPr>
               <w:shd w:val="clear" w:color="auto" w:fill="FFFFFF" w:themeFill="background1"/>
               <w:ind w:left="754" w:firstLine="0"/>
             </w:pPr>
+            <w:r>
+              <w:rPr>
+                <w:rFonts w:ascii="Symbol" w:hAnsi="Symbol"/>
+              </w:rPr>
+              <w:t></w:t>
+            </w:r>
+            <w:r>
+              <w:rPr>
+                <w:rFonts w:ascii="Symbol" w:hAnsi="Symbol"/>
+              </w:rPr>
+              <w:tab/>
+            </w:r>
             <w:r>
               <w:t>Аналитика эффективности принимаемых мер по повышению БДД в местах аварийности;</w:t>
             </w:r>
           </w:p>
           <w:p>
             <w:pPr>
-              <w:pStyle w:val="afff2"/>
-              <w:numPr>
-                <w:ilvl w:val="0"/>
-                <w:numId w:val="3"/>
-              </w:numPr>
               <w:shd w:val="clear" w:color="auto" w:fill="FFFFFF" w:themeFill="background1"/>
               <w:ind w:left="754" w:firstLine="0"/>
             </w:pPr>
+            <w:r>
+              <w:rPr>
+                <w:rFonts w:ascii="Symbol" w:hAnsi="Symbol"/>
+              </w:rPr>
+              <w:t></w:t>
+            </w:r>
+            <w:r>
+              <w:rPr>
+                <w:rFonts w:ascii="Symbol" w:hAnsi="Symbol"/>
+              </w:rPr>
+              <w:tab/>
+            </w:r>
             <w:r>
               <w:t>Подготовка аналитических и регулярных отчетов о состоянии аварийности;</w:t>
             </w:r>
           </w:p>
           <w:p>
             <w:pPr>
-              <w:pStyle w:val="afff2"/>
-              <w:numPr>
-                <w:ilvl w:val="0"/>
-                <w:numId w:val="3"/>
-              </w:numPr>
               <w:shd w:val="clear" w:color="auto" w:fill="FFFFFF" w:themeFill="background1"/>
               <w:ind w:left="754" w:firstLine="0"/>
             </w:pPr>
+            <w:r>
+              <w:rPr>
+                <w:rFonts w:ascii="Symbol" w:hAnsi="Symbol"/>
+              </w:rPr>
+              <w:t></w:t>
+            </w:r>
+            <w:r>
+              <w:rPr>
+                <w:rFonts w:ascii="Symbol" w:hAnsi="Symbol"/>
+              </w:rPr>
+              <w:tab/>
+            </w:r>
             <w:r>
               <w:t>Отображение на карте мест ДТП, очагов ДТП, мероприятий с возможностью просмотра карточек с детальной информацией;</w:t>
             </w:r>
           </w:p>
           <w:p>
             <w:pPr>
-              <w:pStyle w:val="afff2"/>
-              <w:numPr>
-                <w:ilvl w:val="0"/>
-                <w:numId w:val="3"/>
-              </w:numPr>
               <w:shd w:val="clear" w:color="auto" w:fill="FFFFFF" w:themeFill="background1"/>
               <w:ind w:left="754" w:firstLine="0"/>
             </w:pPr>
+            <w:r>
+              <w:rPr>
+                <w:rFonts w:ascii="Symbol" w:hAnsi="Symbol"/>
+              </w:rPr>
+              <w:t></w:t>
+            </w:r>
+            <w:r>
+              <w:rPr>
+                <w:rFonts w:ascii="Symbol" w:hAnsi="Symbol"/>
+              </w:rPr>
+              <w:tab/>
+            </w:r>
             <w:r>
               <w:t xml:space="preserve">Прогнозирование аварийности. Система отображает на графике "Количество погибших в ДТП" линию прогноза по количеству погибших на текущий и два последующих месяца. Прогнозирование показателей аварийности проводится на основе простой линейной регрессии после предварительной нормировки данных за 5 лет.  </w:t>
             </w:r>
@@ -1950,7 +2518,6 @@
               <w:bottom w:val="single" w:sz="4" w:space="0" w:color="000000"/>
               <w:right w:val="single" w:sz="4" w:space="0" w:color="000000"/>
             </w:tcBorders>
-            <w:shd w:val="clear" w:color="auto" w:fill="auto"/>
           </w:tcPr>
           <w:p>
             <w:pPr>
@@ -1979,7 +2546,6 @@
               <w:bottom w:val="single" w:sz="4" w:space="0" w:color="000000"/>
               <w:right w:val="single" w:sz="4" w:space="0" w:color="000000"/>
             </w:tcBorders>
-            <w:shd w:val="clear" w:color="auto" w:fill="auto"/>
           </w:tcPr>
           <w:p>
             <w:pPr>
@@ -2000,7 +2566,6 @@
               <w:bottom w:val="single" w:sz="4" w:space="0" w:color="000000"/>
               <w:right w:val="single" w:sz="4" w:space="0" w:color="000000"/>
             </w:tcBorders>
-            <w:shd w:val="clear" w:color="auto" w:fill="auto"/>
           </w:tcPr>
           <w:p>
             <w:pPr>
@@ -2014,11 +2579,7 @@
               <w:t>Назначение:</w:t>
             </w:r>
             <w:r>
-              <w:t xml:space="preserve"> Комплекс предназначен для автоматического контроля за дорожным движением на линейном участке дороги, фотофиксации транспортных средств (далее — ТС) в зоне контроля с записью времени фиксации, координат места расположения Комплекса и нарушения ПДД в зоне контроля с возможностью передачи данных в специальную информационную систему для </w:t>
-            </w:r>
-            <w:r>
-              <w:lastRenderedPageBreak/>
-              <w:t>формирования и хранения доказательной базы (фото-видеоматериалов).</w:t>
+              <w:t xml:space="preserve"> Комплекс предназначен для автоматического контроля за дорожным движением на линейном участке дороги, фотофиксации транспортных средств (далее — ТС) в зоне контроля с записью времени фиксации, координат места расположения Комплекса и нарушения ПДД в зоне контроля с возможностью передачи данных в специальную информационную систему для формирования и хранения доказательной базы (фото-видеоматериалов).</w:t>
             </w:r>
           </w:p>
           <w:p>
@@ -2038,50 +2599,63 @@
           </w:p>
           <w:p>
             <w:pPr>
-              <w:pStyle w:val="afff2"/>
-              <w:numPr>
-                <w:ilvl w:val="0"/>
-                <w:numId w:val="5"/>
-              </w:numPr>
               <w:shd w:val="clear" w:color="auto" w:fill="FFFFFF" w:themeFill="background1"/>
               <w:ind w:left="610" w:firstLine="0"/>
             </w:pPr>
+            <w:r>
+              <w:rPr>
+                <w:rFonts w:ascii="Symbol" w:hAnsi="Symbol"/>
+              </w:rPr>
+              <w:t></w:t>
+            </w:r>
+            <w:r>
+              <w:rPr>
+                <w:rFonts w:ascii="Symbol" w:hAnsi="Symbol"/>
+              </w:rPr>
+              <w:tab/>
+            </w:r>
             <w:r>
               <w:t>Автоматическая фотовидеофиксация всех видов нарушений ПДД в зоне контроля шириной не более 4 рядов при использовании не менее 5-мегапиксельной камеры одновременно в попутном и/или встречном направлениях;</w:t>
             </w:r>
           </w:p>
           <w:p>
             <w:pPr>
-              <w:pStyle w:val="afff2"/>
-              <w:numPr>
-                <w:ilvl w:val="0"/>
-                <w:numId w:val="5"/>
-              </w:numPr>
               <w:shd w:val="clear" w:color="auto" w:fill="FFFFFF" w:themeFill="background1"/>
               <w:ind w:left="610" w:firstLine="0"/>
             </w:pPr>
             <w:r>
-              <w:t xml:space="preserve">Распознавание ГРЗ (включая иностранные, не менее 5 государств по выбору Заказчика), одновременно находящихся в зоне контроля </w:t>
+              <w:rPr>
+                <w:rFonts w:ascii="Symbol" w:hAnsi="Symbol"/>
+              </w:rPr>
+              <w:t></w:t>
             </w:r>
-            <w:proofErr w:type="spellStart"/>
             <w:r>
-              <w:t>видеомодуля</w:t>
+              <w:rPr>
+                <w:rFonts w:ascii="Symbol" w:hAnsi="Symbol"/>
+              </w:rPr>
+              <w:tab/>
             </w:r>
-            <w:proofErr w:type="spellEnd"/>
             <w:r>
-              <w:t xml:space="preserve"> не менее 20 штук;</w:t>
+              <w:t>Распознавание ГРЗ (включая иностранные, не менее 5 государств по выбору Заказчика), одновременно находящихся в зоне контроля видеомодуля не менее 20 штук;</w:t>
             </w:r>
           </w:p>
           <w:p>
             <w:pPr>
-              <w:pStyle w:val="afff2"/>
-              <w:numPr>
-                <w:ilvl w:val="0"/>
-                <w:numId w:val="5"/>
-              </w:numPr>
               <w:shd w:val="clear" w:color="auto" w:fill="FFFFFF" w:themeFill="background1"/>
               <w:ind w:left="610" w:firstLine="0"/>
             </w:pPr>
+            <w:r>
+              <w:rPr>
+                <w:rFonts w:ascii="Symbol" w:hAnsi="Symbol"/>
+              </w:rPr>
+              <w:t></w:t>
+            </w:r>
+            <w:r>
+              <w:rPr>
+                <w:rFonts w:ascii="Symbol" w:hAnsi="Symbol"/>
+              </w:rPr>
+              <w:tab/>
+            </w:r>
             <w:r>
               <w:t>Фиксация</w:t>
             </w:r>
@@ -2103,42 +2677,63 @@
           </w:p>
           <w:p>
             <w:pPr>
-              <w:pStyle w:val="afff2"/>
-              <w:numPr>
-                <w:ilvl w:val="0"/>
-                <w:numId w:val="5"/>
-              </w:numPr>
               <w:shd w:val="clear" w:color="auto" w:fill="FFFFFF" w:themeFill="background1"/>
               <w:ind w:left="610" w:firstLine="0"/>
             </w:pPr>
+            <w:r>
+              <w:rPr>
+                <w:rFonts w:ascii="Symbol" w:hAnsi="Symbol"/>
+              </w:rPr>
+              <w:t></w:t>
+            </w:r>
+            <w:r>
+              <w:rPr>
+                <w:rFonts w:ascii="Symbol" w:hAnsi="Symbol"/>
+              </w:rPr>
+              <w:tab/>
+            </w:r>
             <w:r>
               <w:t>Измерение скоростей в диапазоне от 0 до 350 км/ч;</w:t>
             </w:r>
           </w:p>
           <w:p>
             <w:pPr>
-              <w:pStyle w:val="afff2"/>
-              <w:numPr>
-                <w:ilvl w:val="0"/>
-                <w:numId w:val="5"/>
-              </w:numPr>
               <w:shd w:val="clear" w:color="auto" w:fill="FFFFFF" w:themeFill="background1"/>
               <w:ind w:left="610" w:firstLine="0"/>
             </w:pPr>
+            <w:r>
+              <w:rPr>
+                <w:rFonts w:ascii="Symbol" w:hAnsi="Symbol"/>
+              </w:rPr>
+              <w:t></w:t>
+            </w:r>
+            <w:r>
+              <w:rPr>
+                <w:rFonts w:ascii="Symbol" w:hAnsi="Symbol"/>
+              </w:rPr>
+              <w:tab/>
+            </w:r>
             <w:r>
               <w:t>Возможность объединения комплексов для измерения средней скорости на участке;</w:t>
             </w:r>
           </w:p>
           <w:p>
             <w:pPr>
-              <w:pStyle w:val="afff2"/>
-              <w:numPr>
-                <w:ilvl w:val="0"/>
-                <w:numId w:val="5"/>
-              </w:numPr>
               <w:shd w:val="clear" w:color="auto" w:fill="FFFFFF" w:themeFill="background1"/>
               <w:ind w:left="610" w:firstLine="0"/>
             </w:pPr>
+            <w:r>
+              <w:rPr>
+                <w:rFonts w:ascii="Symbol" w:hAnsi="Symbol"/>
+              </w:rPr>
+              <w:t></w:t>
+            </w:r>
+            <w:r>
+              <w:rPr>
+                <w:rFonts w:ascii="Symbol" w:hAnsi="Symbol"/>
+              </w:rPr>
+              <w:tab/>
+            </w:r>
             <w:r>
               <w:t>Автоматическое распознавание государственных регистрационных знаков транспортных средств, типа ТС, марок и моделей ТС (в количестве не менее 900 шт.) в режиме реального времени.</w:t>
             </w:r>
@@ -2175,42 +2770,63 @@
           </w:p>
           <w:p>
             <w:pPr>
-              <w:pStyle w:val="afff2"/>
-              <w:numPr>
-                <w:ilvl w:val="0"/>
-                <w:numId w:val="5"/>
-              </w:numPr>
               <w:shd w:val="clear" w:color="auto" w:fill="FFFFFF" w:themeFill="background1"/>
               <w:ind w:left="610" w:firstLine="0"/>
             </w:pPr>
+            <w:r>
+              <w:rPr>
+                <w:rFonts w:ascii="Symbol" w:hAnsi="Symbol"/>
+              </w:rPr>
+              <w:t></w:t>
+            </w:r>
+            <w:r>
+              <w:rPr>
+                <w:rFonts w:ascii="Symbol" w:hAnsi="Symbol"/>
+              </w:rPr>
+              <w:tab/>
+            </w:r>
             <w:r>
               <w:t>Способ измерения скорости: радиолокационный;</w:t>
             </w:r>
           </w:p>
           <w:p>
             <w:pPr>
-              <w:pStyle w:val="afff2"/>
-              <w:numPr>
-                <w:ilvl w:val="0"/>
-                <w:numId w:val="5"/>
-              </w:numPr>
               <w:shd w:val="clear" w:color="auto" w:fill="FFFFFF" w:themeFill="background1"/>
               <w:ind w:left="610" w:firstLine="0"/>
             </w:pPr>
+            <w:r>
+              <w:rPr>
+                <w:rFonts w:ascii="Symbol" w:hAnsi="Symbol"/>
+              </w:rPr>
+              <w:t></w:t>
+            </w:r>
+            <w:r>
+              <w:rPr>
+                <w:rFonts w:ascii="Symbol" w:hAnsi="Symbol"/>
+              </w:rPr>
+              <w:tab/>
+            </w:r>
             <w:r>
               <w:t>Масса моноблока - не более 5 кг;</w:t>
             </w:r>
           </w:p>
           <w:p>
             <w:pPr>
-              <w:pStyle w:val="afff2"/>
-              <w:numPr>
-                <w:ilvl w:val="0"/>
-                <w:numId w:val="5"/>
-              </w:numPr>
               <w:shd w:val="clear" w:color="auto" w:fill="FFFFFF" w:themeFill="background1"/>
               <w:ind w:left="610" w:firstLine="0"/>
             </w:pPr>
+            <w:r>
+              <w:rPr>
+                <w:rFonts w:ascii="Symbol" w:hAnsi="Symbol"/>
+              </w:rPr>
+              <w:t></w:t>
+            </w:r>
+            <w:r>
+              <w:rPr>
+                <w:rFonts w:ascii="Symbol" w:hAnsi="Symbol"/>
+              </w:rPr>
+              <w:tab/>
+            </w:r>
             <w:r>
               <w:t>Габаритные размеры моноблока, не более:</w:t>
             </w:r>
@@ -2256,14 +2872,21 @@
           </w:p>
           <w:p>
             <w:pPr>
-              <w:pStyle w:val="afff2"/>
-              <w:numPr>
-                <w:ilvl w:val="0"/>
-                <w:numId w:val="5"/>
-              </w:numPr>
               <w:shd w:val="clear" w:color="auto" w:fill="FFFFFF" w:themeFill="background1"/>
               <w:ind w:left="610" w:firstLine="0"/>
             </w:pPr>
+            <w:r>
+              <w:rPr>
+                <w:rFonts w:ascii="Symbol" w:hAnsi="Symbol"/>
+              </w:rPr>
+              <w:t></w:t>
+            </w:r>
+            <w:r>
+              <w:rPr>
+                <w:rFonts w:ascii="Symbol" w:hAnsi="Symbol"/>
+              </w:rPr>
+              <w:tab/>
+            </w:r>
             <w:r>
               <w:t xml:space="preserve">Пределы допускаемой абсолютной погрешности измерений скорости движения ТС в диапазоне скоростей от 0 до 350 км/ч включительно, км/ч: </w:t>
             </w:r>
@@ -2290,14 +2913,21 @@
           </w:p>
           <w:p>
             <w:pPr>
-              <w:pStyle w:val="afff2"/>
-              <w:numPr>
-                <w:ilvl w:val="0"/>
-                <w:numId w:val="5"/>
-              </w:numPr>
               <w:shd w:val="clear" w:color="auto" w:fill="FFFFFF" w:themeFill="background1"/>
               <w:ind w:left="610" w:firstLine="0"/>
             </w:pPr>
+            <w:r>
+              <w:rPr>
+                <w:rFonts w:ascii="Symbol" w:hAnsi="Symbol"/>
+              </w:rPr>
+              <w:t></w:t>
+            </w:r>
+            <w:r>
+              <w:rPr>
+                <w:rFonts w:ascii="Symbol" w:hAnsi="Symbol"/>
+              </w:rPr>
+              <w:tab/>
+            </w:r>
             <w:r>
               <w:t>Пределы допускаемой абсолютной погрешности синхронизации внутренней шкалы времени комплекса с национальной шкалой времени UTC (SU), мкс: не хуже ±1;</w:t>
             </w:r>
@@ -2313,603 +2943,882 @@
           </w:p>
           <w:p>
             <w:pPr>
-              <w:pStyle w:val="afff2"/>
-              <w:numPr>
-                <w:ilvl w:val="0"/>
-                <w:numId w:val="5"/>
-              </w:numPr>
               <w:shd w:val="clear" w:color="auto" w:fill="FFFFFF" w:themeFill="background1"/>
               <w:ind w:left="610" w:firstLine="0"/>
             </w:pPr>
+            <w:r>
+              <w:rPr>
+                <w:rFonts w:ascii="Symbol" w:hAnsi="Symbol"/>
+              </w:rPr>
+              <w:t></w:t>
+            </w:r>
+            <w:r>
+              <w:rPr>
+                <w:rFonts w:ascii="Symbol" w:hAnsi="Symbol"/>
+              </w:rPr>
+              <w:tab/>
+            </w:r>
             <w:r>
               <w:t>Нарушение правил остановки на местах для резидентов (при наличии данных из внешних ИС);</w:t>
             </w:r>
           </w:p>
           <w:p>
             <w:pPr>
-              <w:pStyle w:val="afff2"/>
-              <w:numPr>
-                <w:ilvl w:val="0"/>
-                <w:numId w:val="5"/>
-              </w:numPr>
               <w:shd w:val="clear" w:color="auto" w:fill="FFFFFF" w:themeFill="background1"/>
               <w:ind w:left="610" w:firstLine="0"/>
             </w:pPr>
             <w:r>
-              <w:lastRenderedPageBreak/>
+              <w:rPr>
+                <w:rFonts w:ascii="Symbol" w:hAnsi="Symbol"/>
+              </w:rPr>
+              <w:t></w:t>
+            </w:r>
+            <w:r>
+              <w:rPr>
+                <w:rFonts w:ascii="Symbol" w:hAnsi="Symbol"/>
+              </w:rPr>
+              <w:tab/>
+            </w:r>
+            <w:r>
               <w:t>Движение по полосе, предназначенной для движения маршрутных транспортных средств;</w:t>
             </w:r>
           </w:p>
           <w:p>
             <w:pPr>
-              <w:pStyle w:val="afff2"/>
-              <w:numPr>
-                <w:ilvl w:val="0"/>
-                <w:numId w:val="5"/>
-              </w:numPr>
               <w:shd w:val="clear" w:color="auto" w:fill="FFFFFF" w:themeFill="background1"/>
               <w:ind w:left="610" w:firstLine="0"/>
             </w:pPr>
+            <w:r>
+              <w:rPr>
+                <w:rFonts w:ascii="Symbol" w:hAnsi="Symbol"/>
+              </w:rPr>
+              <w:t></w:t>
+            </w:r>
+            <w:r>
+              <w:rPr>
+                <w:rFonts w:ascii="Symbol" w:hAnsi="Symbol"/>
+              </w:rPr>
+              <w:tab/>
+            </w:r>
             <w:r>
               <w:t>Движение задним ходом в запрещенных местах;</w:t>
             </w:r>
           </w:p>
           <w:p>
             <w:pPr>
-              <w:pStyle w:val="afff2"/>
-              <w:numPr>
-                <w:ilvl w:val="0"/>
-                <w:numId w:val="5"/>
-              </w:numPr>
               <w:shd w:val="clear" w:color="auto" w:fill="FFFFFF" w:themeFill="background1"/>
               <w:ind w:left="610" w:firstLine="0"/>
             </w:pPr>
+            <w:r>
+              <w:rPr>
+                <w:rFonts w:ascii="Symbol" w:hAnsi="Symbol"/>
+              </w:rPr>
+              <w:t></w:t>
+            </w:r>
+            <w:r>
+              <w:rPr>
+                <w:rFonts w:ascii="Symbol" w:hAnsi="Symbol"/>
+              </w:rPr>
+              <w:tab/>
+            </w:r>
             <w:r>
               <w:t>Нарушение правил проезда ж/д переезда;</w:t>
             </w:r>
           </w:p>
           <w:p>
             <w:pPr>
-              <w:pStyle w:val="afff2"/>
-              <w:numPr>
-                <w:ilvl w:val="0"/>
-                <w:numId w:val="5"/>
-              </w:numPr>
               <w:shd w:val="clear" w:color="auto" w:fill="FFFFFF" w:themeFill="background1"/>
               <w:ind w:left="610" w:firstLine="0"/>
             </w:pPr>
+            <w:r>
+              <w:rPr>
+                <w:rFonts w:ascii="Symbol" w:hAnsi="Symbol"/>
+              </w:rPr>
+              <w:t></w:t>
+            </w:r>
+            <w:r>
+              <w:rPr>
+                <w:rFonts w:ascii="Symbol" w:hAnsi="Symbol"/>
+              </w:rPr>
+              <w:tab/>
+            </w:r>
             <w:r>
               <w:t>Поворот налево или разворот в нарушение требований, предписанных дорожными знаками или разметкой проезжей части дороги;</w:t>
             </w:r>
           </w:p>
           <w:p>
             <w:pPr>
-              <w:pStyle w:val="afff2"/>
-              <w:numPr>
-                <w:ilvl w:val="0"/>
-                <w:numId w:val="5"/>
-              </w:numPr>
               <w:shd w:val="clear" w:color="auto" w:fill="FFFFFF" w:themeFill="background1"/>
               <w:ind w:left="610" w:firstLine="0"/>
             </w:pPr>
+            <w:r>
+              <w:rPr>
+                <w:rFonts w:ascii="Symbol" w:hAnsi="Symbol"/>
+              </w:rPr>
+              <w:t></w:t>
+            </w:r>
+            <w:r>
+              <w:rPr>
+                <w:rFonts w:ascii="Symbol" w:hAnsi="Symbol"/>
+              </w:rPr>
+              <w:tab/>
+            </w:r>
             <w:r>
               <w:t>Несоблюдение направления движения по полосам;</w:t>
             </w:r>
           </w:p>
           <w:p>
             <w:pPr>
-              <w:pStyle w:val="afff2"/>
-              <w:numPr>
-                <w:ilvl w:val="0"/>
-                <w:numId w:val="5"/>
-              </w:numPr>
               <w:shd w:val="clear" w:color="auto" w:fill="FFFFFF" w:themeFill="background1"/>
               <w:ind w:left="610" w:firstLine="0"/>
             </w:pPr>
+            <w:r>
+              <w:rPr>
+                <w:rFonts w:ascii="Symbol" w:hAnsi="Symbol"/>
+              </w:rPr>
+              <w:t></w:t>
+            </w:r>
+            <w:r>
+              <w:rPr>
+                <w:rFonts w:ascii="Symbol" w:hAnsi="Symbol"/>
+              </w:rPr>
+              <w:tab/>
+            </w:r>
             <w:r>
               <w:t>Движение на грузовом автомобиле с разрешенной максимальной массой более 3,5 тонны по автомагистрали далее второй полосы;</w:t>
             </w:r>
           </w:p>
           <w:p>
             <w:pPr>
-              <w:pStyle w:val="afff2"/>
-              <w:numPr>
-                <w:ilvl w:val="0"/>
-                <w:numId w:val="5"/>
-              </w:numPr>
               <w:shd w:val="clear" w:color="auto" w:fill="FFFFFF" w:themeFill="background1"/>
               <w:ind w:left="610" w:firstLine="0"/>
             </w:pPr>
+            <w:r>
+              <w:rPr>
+                <w:rFonts w:ascii="Symbol" w:hAnsi="Symbol"/>
+              </w:rPr>
+              <w:t></w:t>
+            </w:r>
+            <w:r>
+              <w:rPr>
+                <w:rFonts w:ascii="Symbol" w:hAnsi="Symbol"/>
+              </w:rPr>
+              <w:tab/>
+            </w:r>
             <w:r>
               <w:t>Движение задним ходом по автомагистрали;</w:t>
             </w:r>
           </w:p>
           <w:p>
             <w:pPr>
-              <w:pStyle w:val="afff2"/>
-              <w:numPr>
-                <w:ilvl w:val="0"/>
-                <w:numId w:val="5"/>
-              </w:numPr>
               <w:shd w:val="clear" w:color="auto" w:fill="FFFFFF" w:themeFill="background1"/>
               <w:ind w:left="610" w:firstLine="0"/>
             </w:pPr>
+            <w:r>
+              <w:rPr>
+                <w:rFonts w:ascii="Symbol" w:hAnsi="Symbol"/>
+              </w:rPr>
+              <w:t></w:t>
+            </w:r>
+            <w:r>
+              <w:rPr>
+                <w:rFonts w:ascii="Symbol" w:hAnsi="Symbol"/>
+              </w:rPr>
+              <w:tab/>
+            </w:r>
             <w:r>
               <w:t>Разворот или въезд транспортного средства в технологические разрывы разделительной полосы на автомагистрали;</w:t>
             </w:r>
           </w:p>
           <w:p>
             <w:pPr>
-              <w:pStyle w:val="afff2"/>
-              <w:numPr>
-                <w:ilvl w:val="0"/>
-                <w:numId w:val="5"/>
-              </w:numPr>
               <w:shd w:val="clear" w:color="auto" w:fill="FFFFFF" w:themeFill="background1"/>
               <w:ind w:left="610" w:firstLine="0"/>
             </w:pPr>
+            <w:r>
+              <w:rPr>
+                <w:rFonts w:ascii="Symbol" w:hAnsi="Symbol"/>
+              </w:rPr>
+              <w:t></w:t>
+            </w:r>
+            <w:r>
+              <w:rPr>
+                <w:rFonts w:ascii="Symbol" w:hAnsi="Symbol"/>
+              </w:rPr>
+              <w:tab/>
+            </w:r>
             <w:r>
               <w:t>Фиксация скорости движения ТС на протяженном участке дороги;</w:t>
             </w:r>
           </w:p>
           <w:p>
             <w:pPr>
-              <w:pStyle w:val="afff2"/>
-              <w:numPr>
-                <w:ilvl w:val="0"/>
-                <w:numId w:val="5"/>
-              </w:numPr>
               <w:shd w:val="clear" w:color="auto" w:fill="FFFFFF" w:themeFill="background1"/>
               <w:ind w:left="610" w:firstLine="0"/>
             </w:pPr>
+            <w:r>
+              <w:rPr>
+                <w:rFonts w:ascii="Symbol" w:hAnsi="Symbol"/>
+              </w:rPr>
+              <w:t></w:t>
+            </w:r>
+            <w:r>
+              <w:rPr>
+                <w:rFonts w:ascii="Symbol" w:hAnsi="Symbol"/>
+              </w:rPr>
+              <w:tab/>
+            </w:r>
             <w:r>
               <w:t>Нарушение правил размещения транспортного средства на газоне;</w:t>
             </w:r>
           </w:p>
           <w:p>
             <w:pPr>
-              <w:pStyle w:val="afff2"/>
-              <w:numPr>
-                <w:ilvl w:val="0"/>
-                <w:numId w:val="5"/>
-              </w:numPr>
               <w:shd w:val="clear" w:color="auto" w:fill="FFFFFF" w:themeFill="background1"/>
               <w:ind w:left="610" w:firstLine="0"/>
             </w:pPr>
+            <w:r>
+              <w:rPr>
+                <w:rFonts w:ascii="Symbol" w:hAnsi="Symbol"/>
+              </w:rPr>
+              <w:t></w:t>
+            </w:r>
+            <w:r>
+              <w:rPr>
+                <w:rFonts w:ascii="Symbol" w:hAnsi="Symbol"/>
+              </w:rPr>
+              <w:tab/>
+            </w:r>
             <w:r>
               <w:t>Движение по разделительной полосе;</w:t>
             </w:r>
           </w:p>
           <w:p>
             <w:pPr>
-              <w:pStyle w:val="afff2"/>
-              <w:numPr>
-                <w:ilvl w:val="0"/>
-                <w:numId w:val="5"/>
-              </w:numPr>
               <w:shd w:val="clear" w:color="auto" w:fill="FFFFFF" w:themeFill="background1"/>
               <w:ind w:left="610" w:firstLine="0"/>
             </w:pPr>
+            <w:r>
+              <w:rPr>
+                <w:rFonts w:ascii="Symbol" w:hAnsi="Symbol"/>
+              </w:rPr>
+              <w:t></w:t>
+            </w:r>
+            <w:r>
+              <w:rPr>
+                <w:rFonts w:ascii="Symbol" w:hAnsi="Symbol"/>
+              </w:rPr>
+              <w:tab/>
+            </w:r>
             <w:r>
               <w:t>Выезд в нарушение ПДД на полосу встречного движения;</w:t>
             </w:r>
           </w:p>
           <w:p>
             <w:pPr>
-              <w:pStyle w:val="afff2"/>
-              <w:numPr>
-                <w:ilvl w:val="0"/>
-                <w:numId w:val="5"/>
-              </w:numPr>
               <w:shd w:val="clear" w:color="auto" w:fill="FFFFFF" w:themeFill="background1"/>
               <w:ind w:left="610" w:firstLine="0"/>
             </w:pPr>
+            <w:r>
+              <w:rPr>
+                <w:rFonts w:ascii="Symbol" w:hAnsi="Symbol"/>
+              </w:rPr>
+              <w:t></w:t>
+            </w:r>
+            <w:r>
+              <w:rPr>
+                <w:rFonts w:ascii="Symbol" w:hAnsi="Symbol"/>
+              </w:rPr>
+              <w:tab/>
+            </w:r>
             <w:r>
               <w:t>Нарушение правил пользования телефоном водителем транспортного средства;</w:t>
             </w:r>
           </w:p>
           <w:p>
             <w:pPr>
-              <w:pStyle w:val="afff2"/>
-              <w:numPr>
-                <w:ilvl w:val="0"/>
-                <w:numId w:val="5"/>
-              </w:numPr>
               <w:shd w:val="clear" w:color="auto" w:fill="FFFFFF" w:themeFill="background1"/>
               <w:ind w:left="610" w:firstLine="0"/>
             </w:pPr>
+            <w:r>
+              <w:rPr>
+                <w:rFonts w:ascii="Symbol" w:hAnsi="Symbol"/>
+              </w:rPr>
+              <w:t></w:t>
+            </w:r>
+            <w:r>
+              <w:rPr>
+                <w:rFonts w:ascii="Symbol" w:hAnsi="Symbol"/>
+              </w:rPr>
+              <w:tab/>
+            </w:r>
             <w:r>
               <w:t>Пересечение стоп-линии при запрещающем сигнале светофора;</w:t>
             </w:r>
           </w:p>
           <w:p>
             <w:pPr>
-              <w:pStyle w:val="afff2"/>
-              <w:numPr>
-                <w:ilvl w:val="0"/>
-                <w:numId w:val="5"/>
-              </w:numPr>
               <w:shd w:val="clear" w:color="auto" w:fill="FFFFFF" w:themeFill="background1"/>
               <w:ind w:left="610" w:firstLine="0"/>
             </w:pPr>
+            <w:r>
+              <w:rPr>
+                <w:rFonts w:ascii="Symbol" w:hAnsi="Symbol"/>
+              </w:rPr>
+              <w:t></w:t>
+            </w:r>
+            <w:r>
+              <w:rPr>
+                <w:rFonts w:ascii="Symbol" w:hAnsi="Symbol"/>
+              </w:rPr>
+              <w:tab/>
+            </w:r>
             <w:r>
               <w:t>Фиксация ТС, не прошедших технический осмотр (при наличии доступа к базе данных ТС, не прошедших технический осмотр);</w:t>
             </w:r>
           </w:p>
           <w:p>
             <w:pPr>
-              <w:pStyle w:val="afff2"/>
-              <w:numPr>
-                <w:ilvl w:val="0"/>
-                <w:numId w:val="5"/>
-              </w:numPr>
               <w:shd w:val="clear" w:color="auto" w:fill="FFFFFF" w:themeFill="background1"/>
               <w:ind w:left="610" w:firstLine="0"/>
             </w:pPr>
+            <w:r>
+              <w:rPr>
+                <w:rFonts w:ascii="Symbol" w:hAnsi="Symbol"/>
+              </w:rPr>
+              <w:t></w:t>
+            </w:r>
+            <w:r>
+              <w:rPr>
+                <w:rFonts w:ascii="Symbol" w:hAnsi="Symbol"/>
+              </w:rPr>
+              <w:tab/>
+            </w:r>
             <w:r>
               <w:t>Не представление преимущества пешеходу на пешеходном переходе;</w:t>
             </w:r>
           </w:p>
           <w:p>
             <w:pPr>
-              <w:pStyle w:val="afff2"/>
-              <w:numPr>
-                <w:ilvl w:val="0"/>
-                <w:numId w:val="5"/>
-              </w:numPr>
               <w:shd w:val="clear" w:color="auto" w:fill="FFFFFF" w:themeFill="background1"/>
               <w:ind w:left="610" w:firstLine="0"/>
             </w:pPr>
+            <w:r>
+              <w:rPr>
+                <w:rFonts w:ascii="Symbol" w:hAnsi="Symbol"/>
+              </w:rPr>
+              <w:t></w:t>
+            </w:r>
+            <w:r>
+              <w:rPr>
+                <w:rFonts w:ascii="Symbol" w:hAnsi="Symbol"/>
+              </w:rPr>
+              <w:tab/>
+            </w:r>
             <w:r>
               <w:t>Движение по обочине;</w:t>
             </w:r>
           </w:p>
           <w:p>
             <w:pPr>
-              <w:pStyle w:val="afff2"/>
-              <w:numPr>
-                <w:ilvl w:val="0"/>
-                <w:numId w:val="5"/>
-              </w:numPr>
               <w:shd w:val="clear" w:color="auto" w:fill="FFFFFF" w:themeFill="background1"/>
               <w:ind w:left="610" w:firstLine="0"/>
             </w:pPr>
+            <w:r>
+              <w:rPr>
+                <w:rFonts w:ascii="Symbol" w:hAnsi="Symbol"/>
+              </w:rPr>
+              <w:t></w:t>
+            </w:r>
+            <w:r>
+              <w:rPr>
+                <w:rFonts w:ascii="Symbol" w:hAnsi="Symbol"/>
+              </w:rPr>
+              <w:tab/>
+            </w:r>
             <w:r>
               <w:t>Выезд на перекресток в случае возникновения затора;</w:t>
             </w:r>
           </w:p>
           <w:p>
             <w:pPr>
-              <w:pStyle w:val="afff2"/>
-              <w:numPr>
-                <w:ilvl w:val="0"/>
-                <w:numId w:val="5"/>
-              </w:numPr>
               <w:shd w:val="clear" w:color="auto" w:fill="FFFFFF" w:themeFill="background1"/>
               <w:ind w:left="610" w:firstLine="0"/>
             </w:pPr>
+            <w:r>
+              <w:rPr>
+                <w:rFonts w:ascii="Symbol" w:hAnsi="Symbol"/>
+              </w:rPr>
+              <w:t></w:t>
+            </w:r>
+            <w:r>
+              <w:rPr>
+                <w:rFonts w:ascii="Symbol" w:hAnsi="Symbol"/>
+              </w:rPr>
+              <w:tab/>
+            </w:r>
             <w:r>
               <w:t>Нарушение правил стоянки по нечетным числам;</w:t>
             </w:r>
           </w:p>
           <w:p>
             <w:pPr>
-              <w:pStyle w:val="afff2"/>
-              <w:numPr>
-                <w:ilvl w:val="0"/>
-                <w:numId w:val="5"/>
-              </w:numPr>
               <w:shd w:val="clear" w:color="auto" w:fill="FFFFFF" w:themeFill="background1"/>
               <w:ind w:left="610" w:firstLine="0"/>
             </w:pPr>
+            <w:r>
+              <w:rPr>
+                <w:rFonts w:ascii="Symbol" w:hAnsi="Symbol"/>
+              </w:rPr>
+              <w:t></w:t>
+            </w:r>
+            <w:r>
+              <w:rPr>
+                <w:rFonts w:ascii="Symbol" w:hAnsi="Symbol"/>
+              </w:rPr>
+              <w:tab/>
+            </w:r>
             <w:r>
               <w:t>Проезд на запрещающий сигнал светофора;</w:t>
             </w:r>
           </w:p>
           <w:p>
             <w:pPr>
-              <w:pStyle w:val="afff2"/>
-              <w:numPr>
-                <w:ilvl w:val="0"/>
-                <w:numId w:val="5"/>
-              </w:numPr>
               <w:shd w:val="clear" w:color="auto" w:fill="FFFFFF" w:themeFill="background1"/>
               <w:ind w:left="610" w:firstLine="0"/>
             </w:pPr>
+            <w:r>
+              <w:rPr>
+                <w:rFonts w:ascii="Symbol" w:hAnsi="Symbol"/>
+              </w:rPr>
+              <w:t></w:t>
+            </w:r>
+            <w:r>
+              <w:rPr>
+                <w:rFonts w:ascii="Symbol" w:hAnsi="Symbol"/>
+              </w:rPr>
+              <w:tab/>
+            </w:r>
             <w:r>
               <w:t>Нарушение правил оплаты парковки (при наличии доступа к информационной системе управления платными парковками);</w:t>
             </w:r>
           </w:p>
           <w:p>
             <w:pPr>
-              <w:pStyle w:val="afff2"/>
-              <w:numPr>
-                <w:ilvl w:val="0"/>
-                <w:numId w:val="5"/>
-              </w:numPr>
               <w:shd w:val="clear" w:color="auto" w:fill="FFFFFF" w:themeFill="background1"/>
               <w:ind w:left="610" w:firstLine="0"/>
             </w:pPr>
+            <w:r>
+              <w:rPr>
+                <w:rFonts w:ascii="Symbol" w:hAnsi="Symbol"/>
+              </w:rPr>
+              <w:t></w:t>
+            </w:r>
+            <w:r>
+              <w:rPr>
+                <w:rFonts w:ascii="Symbol" w:hAnsi="Symbol"/>
+              </w:rPr>
+              <w:tab/>
+            </w:r>
             <w:r>
               <w:t>Нарушение правил, установленных для движения транспортных средств в жилых зонах;</w:t>
             </w:r>
           </w:p>
           <w:p>
             <w:pPr>
-              <w:pStyle w:val="afff2"/>
-              <w:numPr>
-                <w:ilvl w:val="0"/>
-                <w:numId w:val="5"/>
-              </w:numPr>
               <w:shd w:val="clear" w:color="auto" w:fill="FFFFFF" w:themeFill="background1"/>
               <w:ind w:left="610" w:firstLine="0"/>
             </w:pPr>
+            <w:r>
+              <w:rPr>
+                <w:rFonts w:ascii="Symbol" w:hAnsi="Symbol"/>
+              </w:rPr>
+              <w:t></w:t>
+            </w:r>
+            <w:r>
+              <w:rPr>
+                <w:rFonts w:ascii="Symbol" w:hAnsi="Symbol"/>
+              </w:rPr>
+              <w:tab/>
+            </w:r>
             <w:r>
               <w:t>Нарушение правил остановки или стоянки транспортных средств на местах стоянки легковых такси;</w:t>
             </w:r>
           </w:p>
           <w:p>
             <w:pPr>
-              <w:pStyle w:val="afff2"/>
-              <w:numPr>
-                <w:ilvl w:val="0"/>
-                <w:numId w:val="5"/>
-              </w:numPr>
               <w:shd w:val="clear" w:color="auto" w:fill="FFFFFF" w:themeFill="background1"/>
               <w:ind w:left="610" w:firstLine="0"/>
             </w:pPr>
+            <w:r>
+              <w:rPr>
+                <w:rFonts w:ascii="Symbol" w:hAnsi="Symbol"/>
+              </w:rPr>
+              <w:t></w:t>
+            </w:r>
+            <w:r>
+              <w:rPr>
+                <w:rFonts w:ascii="Symbol" w:hAnsi="Symbol"/>
+              </w:rPr>
+              <w:tab/>
+            </w:r>
             <w:r>
               <w:t>Выезд на трамвайные пути встречного направления;</w:t>
             </w:r>
           </w:p>
           <w:p>
             <w:pPr>
-              <w:pStyle w:val="afff2"/>
-              <w:numPr>
-                <w:ilvl w:val="0"/>
-                <w:numId w:val="5"/>
-              </w:numPr>
               <w:shd w:val="clear" w:color="auto" w:fill="FFFFFF" w:themeFill="background1"/>
               <w:ind w:left="610" w:firstLine="0"/>
             </w:pPr>
+            <w:r>
+              <w:rPr>
+                <w:rFonts w:ascii="Symbol" w:hAnsi="Symbol"/>
+              </w:rPr>
+              <w:t></w:t>
+            </w:r>
+            <w:r>
+              <w:rPr>
+                <w:rFonts w:ascii="Symbol" w:hAnsi="Symbol"/>
+              </w:rPr>
+              <w:tab/>
+            </w:r>
             <w:r>
               <w:t>Нарушение правил остановки транспортных средств;</w:t>
             </w:r>
           </w:p>
           <w:p>
             <w:pPr>
-              <w:pStyle w:val="afff2"/>
-              <w:numPr>
-                <w:ilvl w:val="0"/>
-                <w:numId w:val="5"/>
-              </w:numPr>
               <w:shd w:val="clear" w:color="auto" w:fill="FFFFFF" w:themeFill="background1"/>
               <w:ind w:left="610" w:firstLine="0"/>
             </w:pPr>
+            <w:r>
+              <w:rPr>
+                <w:rFonts w:ascii="Symbol" w:hAnsi="Symbol"/>
+              </w:rPr>
+              <w:t></w:t>
+            </w:r>
+            <w:r>
+              <w:rPr>
+                <w:rFonts w:ascii="Symbol" w:hAnsi="Symbol"/>
+              </w:rPr>
+              <w:tab/>
+            </w:r>
             <w:r>
               <w:t>Нарушение правил маневрирования;</w:t>
             </w:r>
           </w:p>
           <w:p>
             <w:pPr>
-              <w:pStyle w:val="afff2"/>
-              <w:numPr>
-                <w:ilvl w:val="0"/>
-                <w:numId w:val="5"/>
-              </w:numPr>
               <w:shd w:val="clear" w:color="auto" w:fill="FFFFFF" w:themeFill="background1"/>
               <w:ind w:left="610" w:firstLine="0"/>
             </w:pPr>
             <w:r>
-              <w:lastRenderedPageBreak/>
+              <w:rPr>
+                <w:rFonts w:ascii="Symbol" w:hAnsi="Symbol"/>
+              </w:rPr>
+              <w:t></w:t>
+            </w:r>
+            <w:r>
+              <w:rPr>
+                <w:rFonts w:ascii="Symbol" w:hAnsi="Symbol"/>
+              </w:rPr>
+              <w:tab/>
+            </w:r>
+            <w:r>
               <w:t>Нарушение правил остановки на островках безопасности;</w:t>
             </w:r>
           </w:p>
           <w:p>
             <w:pPr>
-              <w:pStyle w:val="afff2"/>
-              <w:numPr>
-                <w:ilvl w:val="0"/>
-                <w:numId w:val="5"/>
-              </w:numPr>
               <w:shd w:val="clear" w:color="auto" w:fill="FFFFFF" w:themeFill="background1"/>
               <w:ind w:left="610" w:firstLine="0"/>
             </w:pPr>
             <w:r>
-              <w:t xml:space="preserve">Движение по тротуарам, пешеходным, велосипедным и </w:t>
+              <w:rPr>
+                <w:rFonts w:ascii="Symbol" w:hAnsi="Symbol"/>
+              </w:rPr>
+              <w:t></w:t>
             </w:r>
-            <w:proofErr w:type="spellStart"/>
             <w:r>
-              <w:t>велопешеходным</w:t>
+              <w:rPr>
+                <w:rFonts w:ascii="Symbol" w:hAnsi="Symbol"/>
+              </w:rPr>
+              <w:tab/>
             </w:r>
-            <w:proofErr w:type="spellEnd"/>
             <w:r>
-              <w:t xml:space="preserve"> дорожкам, полосам для велосипедистов;</w:t>
+              <w:t>Движение по тротуарам, пешеходным, велосипедным и велопешеходным дорожкам, полосам для велосипедистов;</w:t>
             </w:r>
           </w:p>
           <w:p>
             <w:pPr>
-              <w:pStyle w:val="afff2"/>
-              <w:numPr>
-                <w:ilvl w:val="0"/>
-                <w:numId w:val="5"/>
-              </w:numPr>
               <w:shd w:val="clear" w:color="auto" w:fill="FFFFFF" w:themeFill="background1"/>
               <w:ind w:left="610" w:firstLine="0"/>
             </w:pPr>
+            <w:r>
+              <w:rPr>
+                <w:rFonts w:ascii="Symbol" w:hAnsi="Symbol"/>
+              </w:rPr>
+              <w:t></w:t>
+            </w:r>
+            <w:r>
+              <w:rPr>
+                <w:rFonts w:ascii="Symbol" w:hAnsi="Symbol"/>
+              </w:rPr>
+              <w:tab/>
+            </w:r>
             <w:r>
               <w:t>Нарушение требований дорожных знаков и дорожной разметки;</w:t>
             </w:r>
           </w:p>
           <w:p>
             <w:pPr>
-              <w:pStyle w:val="afff2"/>
-              <w:numPr>
-                <w:ilvl w:val="0"/>
-                <w:numId w:val="5"/>
-              </w:numPr>
               <w:shd w:val="clear" w:color="auto" w:fill="FFFFFF" w:themeFill="background1"/>
               <w:ind w:left="610" w:firstLine="0"/>
             </w:pPr>
+            <w:r>
+              <w:rPr>
+                <w:rFonts w:ascii="Symbol" w:hAnsi="Symbol"/>
+              </w:rPr>
+              <w:t></w:t>
+            </w:r>
+            <w:r>
+              <w:rPr>
+                <w:rFonts w:ascii="Symbol" w:hAnsi="Symbol"/>
+              </w:rPr>
+              <w:tab/>
+            </w:r>
             <w:r>
               <w:t>Нарушение правил остановки (ближе 15 м) в местах остановки маршрутных транспортных средств или такси;</w:t>
             </w:r>
           </w:p>
           <w:p>
             <w:pPr>
-              <w:pStyle w:val="afff2"/>
-              <w:numPr>
-                <w:ilvl w:val="0"/>
-                <w:numId w:val="5"/>
-              </w:numPr>
               <w:shd w:val="clear" w:color="auto" w:fill="FFFFFF" w:themeFill="background1"/>
               <w:ind w:left="610" w:firstLine="0"/>
             </w:pPr>
+            <w:r>
+              <w:rPr>
+                <w:rFonts w:ascii="Symbol" w:hAnsi="Symbol"/>
+              </w:rPr>
+              <w:t></w:t>
+            </w:r>
+            <w:r>
+              <w:rPr>
+                <w:rFonts w:ascii="Symbol" w:hAnsi="Symbol"/>
+              </w:rPr>
+              <w:tab/>
+            </w:r>
             <w:r>
               <w:t>Нарушение правил остановки транспортных средств на тротуаре;</w:t>
             </w:r>
           </w:p>
           <w:p>
             <w:pPr>
-              <w:pStyle w:val="afff2"/>
-              <w:numPr>
-                <w:ilvl w:val="0"/>
-                <w:numId w:val="5"/>
-              </w:numPr>
               <w:shd w:val="clear" w:color="auto" w:fill="FFFFFF" w:themeFill="background1"/>
               <w:ind w:left="610" w:firstLine="0"/>
             </w:pPr>
+            <w:r>
+              <w:rPr>
+                <w:rFonts w:ascii="Symbol" w:hAnsi="Symbol"/>
+              </w:rPr>
+              <w:t></w:t>
+            </w:r>
+            <w:r>
+              <w:rPr>
+                <w:rFonts w:ascii="Symbol" w:hAnsi="Symbol"/>
+              </w:rPr>
+              <w:tab/>
+            </w:r>
             <w:r>
               <w:t>Нарушение правил стоянки по четным числам;</w:t>
             </w:r>
           </w:p>
           <w:p>
             <w:pPr>
-              <w:pStyle w:val="afff2"/>
-              <w:numPr>
-                <w:ilvl w:val="0"/>
-                <w:numId w:val="5"/>
-              </w:numPr>
               <w:shd w:val="clear" w:color="auto" w:fill="FFFFFF" w:themeFill="background1"/>
               <w:ind w:left="610" w:firstLine="0"/>
             </w:pPr>
             <w:r>
-              <w:t>Нарушение пр</w:t>
+              <w:rPr>
+                <w:rFonts w:ascii="Symbol" w:hAnsi="Symbol"/>
+              </w:rPr>
+              <w:t></w:t>
             </w:r>
-            <w:bookmarkStart w:id="16" w:name="_GoBack"/>
-            <w:bookmarkEnd w:id="16"/>
             <w:r>
-              <w:t>авил остановки транспортных средств на местах для инвалидов (при наличии данных из внешних ИС);</w:t>
+              <w:rPr>
+                <w:rFonts w:ascii="Symbol" w:hAnsi="Symbol"/>
+              </w:rPr>
+              <w:tab/>
+            </w:r>
+            <w:r>
+              <w:t>Нарушение правил остановки транспортных средств на местах для инвалидов (при наличии данных из внешних ИС);</w:t>
             </w:r>
           </w:p>
           <w:p>
             <w:pPr>
-              <w:pStyle w:val="afff2"/>
-              <w:numPr>
-                <w:ilvl w:val="0"/>
-                <w:numId w:val="5"/>
-              </w:numPr>
               <w:shd w:val="clear" w:color="auto" w:fill="FFFFFF" w:themeFill="background1"/>
               <w:ind w:left="610" w:firstLine="0"/>
             </w:pPr>
+            <w:r>
+              <w:rPr>
+                <w:rFonts w:ascii="Symbol" w:hAnsi="Symbol"/>
+              </w:rPr>
+              <w:t></w:t>
+            </w:r>
+            <w:r>
+              <w:rPr>
+                <w:rFonts w:ascii="Symbol" w:hAnsi="Symbol"/>
+              </w:rPr>
+              <w:tab/>
+            </w:r>
             <w:r>
               <w:t>Нарушение правил применения ремней безопасности (водителем и передним пассажиром);</w:t>
             </w:r>
           </w:p>
           <w:p>
             <w:pPr>
-              <w:pStyle w:val="afff2"/>
-              <w:numPr>
-                <w:ilvl w:val="0"/>
-                <w:numId w:val="5"/>
-              </w:numPr>
               <w:shd w:val="clear" w:color="auto" w:fill="FFFFFF" w:themeFill="background1"/>
               <w:ind w:left="610" w:firstLine="0"/>
             </w:pPr>
+            <w:r>
+              <w:rPr>
+                <w:rFonts w:ascii="Symbol" w:hAnsi="Symbol"/>
+              </w:rPr>
+              <w:t></w:t>
+            </w:r>
+            <w:r>
+              <w:rPr>
+                <w:rFonts w:ascii="Symbol" w:hAnsi="Symbol"/>
+              </w:rPr>
+              <w:tab/>
+            </w:r>
             <w:r>
               <w:t>Нарушение правил остановки транспортных средств на пешеходном переходе;</w:t>
             </w:r>
           </w:p>
           <w:p>
             <w:pPr>
-              <w:pStyle w:val="afff2"/>
-              <w:numPr>
-                <w:ilvl w:val="0"/>
-                <w:numId w:val="5"/>
-              </w:numPr>
               <w:shd w:val="clear" w:color="auto" w:fill="FFFFFF" w:themeFill="background1"/>
               <w:ind w:left="610" w:firstLine="0"/>
             </w:pPr>
+            <w:r>
+              <w:rPr>
+                <w:rFonts w:ascii="Symbol" w:hAnsi="Symbol"/>
+              </w:rPr>
+              <w:t></w:t>
+            </w:r>
+            <w:r>
+              <w:rPr>
+                <w:rFonts w:ascii="Symbol" w:hAnsi="Symbol"/>
+              </w:rPr>
+              <w:tab/>
+            </w:r>
             <w:r>
               <w:t>Нарушение правил стоянки транспортных средств;</w:t>
             </w:r>
           </w:p>
           <w:p>
             <w:pPr>
-              <w:pStyle w:val="afff2"/>
-              <w:numPr>
-                <w:ilvl w:val="0"/>
-                <w:numId w:val="5"/>
-              </w:numPr>
               <w:shd w:val="clear" w:color="auto" w:fill="FFFFFF" w:themeFill="background1"/>
               <w:ind w:left="610" w:firstLine="0"/>
             </w:pPr>
+            <w:r>
+              <w:rPr>
+                <w:rFonts w:ascii="Symbol" w:hAnsi="Symbol"/>
+              </w:rPr>
+              <w:t></w:t>
+            </w:r>
+            <w:r>
+              <w:rPr>
+                <w:rFonts w:ascii="Symbol" w:hAnsi="Symbol"/>
+              </w:rPr>
+              <w:tab/>
+            </w:r>
             <w:r>
               <w:t>Неуплата за размещение транспортного средства на платной городской парковке (при наличии доступа к информационной системе управления платными парковками);</w:t>
             </w:r>
           </w:p>
           <w:p>
             <w:pPr>
-              <w:pStyle w:val="afff2"/>
-              <w:numPr>
-                <w:ilvl w:val="0"/>
-                <w:numId w:val="5"/>
-              </w:numPr>
               <w:shd w:val="clear" w:color="auto" w:fill="FFFFFF" w:themeFill="background1"/>
               <w:ind w:left="610" w:firstLine="0"/>
             </w:pPr>
+            <w:r>
+              <w:rPr>
+                <w:rFonts w:ascii="Symbol" w:hAnsi="Symbol"/>
+              </w:rPr>
+              <w:t></w:t>
+            </w:r>
+            <w:r>
+              <w:rPr>
+                <w:rFonts w:ascii="Symbol" w:hAnsi="Symbol"/>
+              </w:rPr>
+              <w:tab/>
+            </w:r>
             <w:r>
               <w:t>Несоблюдение требований об обязательном страховании гражданской ответственности владельцев транспортных средств (при наличии доступа к базе данных ОСАГО);</w:t>
             </w:r>
           </w:p>
           <w:p>
             <w:pPr>
-              <w:pStyle w:val="afff2"/>
-              <w:numPr>
-                <w:ilvl w:val="0"/>
-                <w:numId w:val="5"/>
-              </w:numPr>
               <w:shd w:val="clear" w:color="auto" w:fill="FFFFFF" w:themeFill="background1"/>
               <w:ind w:left="610" w:firstLine="0"/>
             </w:pPr>
+            <w:r>
+              <w:rPr>
+                <w:rFonts w:ascii="Symbol" w:hAnsi="Symbol"/>
+              </w:rPr>
+              <w:t></w:t>
+            </w:r>
+            <w:r>
+              <w:rPr>
+                <w:rFonts w:ascii="Symbol" w:hAnsi="Symbol"/>
+              </w:rPr>
+              <w:tab/>
+            </w:r>
             <w:r>
               <w:t>Нарушения установленного скоростного режима;</w:t>
             </w:r>
           </w:p>
           <w:p>
             <w:pPr>
-              <w:pStyle w:val="afff2"/>
-              <w:numPr>
-                <w:ilvl w:val="0"/>
-                <w:numId w:val="5"/>
-              </w:numPr>
               <w:shd w:val="clear" w:color="auto" w:fill="FFFFFF" w:themeFill="background1"/>
               <w:ind w:left="610" w:firstLine="0"/>
             </w:pPr>
+            <w:r>
+              <w:rPr>
+                <w:rFonts w:ascii="Symbol" w:hAnsi="Symbol"/>
+              </w:rPr>
+              <w:t></w:t>
+            </w:r>
+            <w:r>
+              <w:rPr>
+                <w:rFonts w:ascii="Symbol" w:hAnsi="Symbol"/>
+              </w:rPr>
+              <w:tab/>
+            </w:r>
             <w:r>
               <w:t>Нарушение правил остановки/стоянки транспортных средств на велодорожке;</w:t>
             </w:r>
           </w:p>
           <w:p>
             <w:pPr>
-              <w:pStyle w:val="afff2"/>
-              <w:numPr>
-                <w:ilvl w:val="0"/>
-                <w:numId w:val="5"/>
-              </w:numPr>
               <w:shd w:val="clear" w:color="auto" w:fill="FFFFFF" w:themeFill="background1"/>
               <w:ind w:left="610" w:firstLine="0"/>
             </w:pPr>
+            <w:r>
+              <w:rPr>
+                <w:rFonts w:ascii="Symbol" w:hAnsi="Symbol"/>
+              </w:rPr>
+              <w:t></w:t>
+            </w:r>
+            <w:r>
+              <w:rPr>
+                <w:rFonts w:ascii="Symbol" w:hAnsi="Symbol"/>
+              </w:rPr>
+              <w:tab/>
+            </w:r>
             <w:r>
               <w:t>Нарушение правил применения световых приборов (движение без света фар или ДХО днем, движение без ближнего света фар ночью)</w:t>
             </w:r>
@@ -2927,7 +3836,6 @@
               <w:bottom w:val="single" w:sz="4" w:space="0" w:color="000000"/>
               <w:right w:val="single" w:sz="4" w:space="0" w:color="000000"/>
             </w:tcBorders>
-            <w:shd w:val="clear" w:color="auto" w:fill="auto"/>
           </w:tcPr>
           <w:p>
             <w:pPr>
@@ -2941,7 +3849,6 @@
               <w:rPr>
                 <w:b/>
               </w:rPr>
-              <w:lastRenderedPageBreak/>
               <w:t>Серверное и технологическое оборудование, система защиты информации</w:t>
             </w:r>
           </w:p>
@@ -2957,7 +3864,6 @@
               <w:bottom w:val="single" w:sz="4" w:space="0" w:color="000000"/>
               <w:right w:val="single" w:sz="4" w:space="0" w:color="000000"/>
             </w:tcBorders>
-            <w:shd w:val="clear" w:color="auto" w:fill="auto"/>
           </w:tcPr>
           <w:p>
             <w:pPr>
@@ -2978,7 +3884,6 @@
               <w:bottom w:val="single" w:sz="4" w:space="0" w:color="000000"/>
               <w:right w:val="single" w:sz="4" w:space="0" w:color="000000"/>
             </w:tcBorders>
-            <w:shd w:val="clear" w:color="auto" w:fill="auto"/>
           </w:tcPr>
           <w:p>
             <w:pPr>
@@ -3046,7 +3951,6 @@
               <w:bottom w:val="single" w:sz="4" w:space="0" w:color="000000"/>
               <w:right w:val="single" w:sz="4" w:space="0" w:color="000000"/>
             </w:tcBorders>
-            <w:shd w:val="clear" w:color="auto" w:fill="auto"/>
           </w:tcPr>
           <w:p>
             <w:pPr>
@@ -3067,7 +3971,6 @@
               <w:bottom w:val="single" w:sz="4" w:space="0" w:color="000000"/>
               <w:right w:val="single" w:sz="4" w:space="0" w:color="000000"/>
             </w:tcBorders>
-            <w:shd w:val="clear" w:color="auto" w:fill="auto"/>
           </w:tcPr>
           <w:p>
             <w:pPr>
@@ -3099,7 +4002,6 @@
               <w:rPr>
                 <w:b/>
               </w:rPr>
-              <w:lastRenderedPageBreak/>
               <w:t xml:space="preserve">Количество </w:t>
             </w:r>
             <w:r>
@@ -3144,17 +4046,25 @@
       <w:pPr>
         <w:keepNext/>
         <w:pageBreakBefore/>
-        <w:numPr>
-          <w:ilvl w:val="0"/>
-          <w:numId w:val="6"/>
-        </w:numPr>
         <w:shd w:val="clear" w:color="auto" w:fill="FFFFFF" w:themeFill="background1"/>
         <w:spacing w:before="240" w:after="120" w:line="276" w:lineRule="auto"/>
-        <w:ind w:left="0" w:firstLine="709"/>
         <w:outlineLvl w:val="0"/>
       </w:pPr>
       <w:r>
-        <w:lastRenderedPageBreak/>
+        <w:rPr>
+          <w:b/>
+          <w:spacing w:val="-40"/>
+        </w:rPr>
+        <w:t>3.</w:t>
+      </w:r>
+      <w:r>
+        <w:rPr>
+          <w:b/>
+          <w:spacing w:val="-40"/>
+        </w:rPr>
+        <w:tab/>
+      </w:r>
+      <w:r>
         <w:t xml:space="preserve"> Нормативные требования к Объекту Соглашения</w:t>
       </w:r>
     </w:p>
@@ -3169,21 +4079,28 @@
     <w:p>
       <w:pPr>
         <w:keepNext/>
-        <w:numPr>
-          <w:ilvl w:val="1"/>
-          <w:numId w:val="6"/>
-        </w:numPr>
         <w:shd w:val="clear" w:color="auto" w:fill="FFFFFF" w:themeFill="background1"/>
         <w:tabs>
           <w:tab w:val="left" w:pos="1134"/>
         </w:tabs>
         <w:spacing w:after="120"/>
-        <w:ind w:left="0" w:firstLine="709"/>
         <w:outlineLvl w:val="1"/>
         <w:rPr>
           <w:b/>
         </w:rPr>
       </w:pPr>
+      <w:r>
+        <w:rPr>
+          <w:b/>
+        </w:rPr>
+        <w:t>3.1</w:t>
+      </w:r>
+      <w:r>
+        <w:rPr>
+          <w:b/>
+        </w:rPr>
+        <w:tab/>
+      </w:r>
       <w:r>
         <w:rPr>
           <w:b/>
@@ -3194,9 +4111,19 @@
     <w:p>
       <w:pPr>
         <w:pStyle w:val="15"/>
+        <w:numPr>
+          <w:ilvl w:val="0"/>
+          <w:numId w:val="0"/>
+        </w:numPr>
         <w:shd w:val="clear" w:color="auto" w:fill="FFFFFF" w:themeFill="background1"/>
-        <w:ind w:left="0" w:firstLine="709"/>
-      </w:pPr>
+        <w:ind w:firstLine="709"/>
+      </w:pPr>
+      <w:r>
+        <w:t>-</w:t>
+      </w:r>
+      <w:r>
+        <w:tab/>
+      </w:r>
       <w:r>
         <w:t xml:space="preserve">ГОСТ Р 59792-2021. Национальный стандарт Российской Федерации. «Информационные технологии. Комплекс стандартов на автоматизированные системы. Виды испытаний автоматизированных систем»; </w:t>
       </w:r>
@@ -3204,9 +4131,19 @@
     <w:p>
       <w:pPr>
         <w:pStyle w:val="15"/>
+        <w:numPr>
+          <w:ilvl w:val="0"/>
+          <w:numId w:val="0"/>
+        </w:numPr>
         <w:shd w:val="clear" w:color="auto" w:fill="FFFFFF" w:themeFill="background1"/>
-        <w:ind w:left="0" w:firstLine="709"/>
-      </w:pPr>
+        <w:ind w:firstLine="709"/>
+      </w:pPr>
+      <w:r>
+        <w:t>-</w:t>
+      </w:r>
+      <w:r>
+        <w:tab/>
+      </w:r>
       <w:r>
         <w:t xml:space="preserve">ГОСТ Р 59793-2021 Информационные технологии. Комплекс стандартов на автоматизированные системы. Автоматизированные системы. Стадии создания»; </w:t>
       </w:r>
@@ -3214,9 +4151,19 @@
     <w:p>
       <w:pPr>
         <w:pStyle w:val="15"/>
+        <w:numPr>
+          <w:ilvl w:val="0"/>
+          <w:numId w:val="0"/>
+        </w:numPr>
         <w:shd w:val="clear" w:color="auto" w:fill="FFFFFF" w:themeFill="background1"/>
-        <w:ind w:left="0" w:firstLine="709"/>
-      </w:pPr>
+        <w:ind w:firstLine="709"/>
+      </w:pPr>
+      <w:r>
+        <w:t>-</w:t>
+      </w:r>
+      <w:r>
+        <w:tab/>
+      </w:r>
       <w:r>
         <w:t xml:space="preserve">ГОСТ Р 59853-2021 «Информационные технологии. Комплекс стандартов на автоматизированные системы. Автоматизированные системы. Термины и определения»; </w:t>
       </w:r>
@@ -3224,9 +4171,19 @@
     <w:p>
       <w:pPr>
         <w:pStyle w:val="15"/>
+        <w:numPr>
+          <w:ilvl w:val="0"/>
+          <w:numId w:val="0"/>
+        </w:numPr>
         <w:shd w:val="clear" w:color="auto" w:fill="FFFFFF" w:themeFill="background1"/>
-        <w:ind w:left="0" w:firstLine="709"/>
-      </w:pPr>
+        <w:ind w:firstLine="709"/>
+      </w:pPr>
+      <w:r>
+        <w:t>-</w:t>
+      </w:r>
+      <w:r>
+        <w:tab/>
+      </w:r>
       <w:r>
         <w:t xml:space="preserve">ГОСТ 34.201-2020. Межгосударственный стандарт. Информационные технологии. Комплекс стандартов на автоматизированные системы. Виды, комплектность и обозначение документов при создании автоматизированных систем; </w:t>
       </w:r>
@@ -3234,9 +4191,19 @@
     <w:p>
       <w:pPr>
         <w:pStyle w:val="15"/>
+        <w:numPr>
+          <w:ilvl w:val="0"/>
+          <w:numId w:val="0"/>
+        </w:numPr>
         <w:shd w:val="clear" w:color="auto" w:fill="FFFFFF" w:themeFill="background1"/>
-        <w:ind w:left="0" w:firstLine="709"/>
-      </w:pPr>
+        <w:ind w:firstLine="709"/>
+      </w:pPr>
+      <w:r>
+        <w:t>-</w:t>
+      </w:r>
+      <w:r>
+        <w:tab/>
+      </w:r>
       <w:r>
         <w:t xml:space="preserve">ГОСТ 34.602-2020. Межгосударственный стандарт. Информационные технологии. Комплекс стандартов на автоматизированные системы. Техническое задание на создание автоматизированной системы; </w:t>
       </w:r>
@@ -3244,9 +4211,19 @@
     <w:p>
       <w:pPr>
         <w:pStyle w:val="15"/>
+        <w:numPr>
+          <w:ilvl w:val="0"/>
+          <w:numId w:val="0"/>
+        </w:numPr>
         <w:shd w:val="clear" w:color="auto" w:fill="FFFFFF" w:themeFill="background1"/>
-        <w:ind w:left="0" w:firstLine="709"/>
-      </w:pPr>
+        <w:ind w:firstLine="709"/>
+      </w:pPr>
+      <w:r>
+        <w:t>-</w:t>
+      </w:r>
+      <w:r>
+        <w:tab/>
+      </w:r>
       <w:r>
         <w:t>ГОСТ 19.301-79 «Единая система программной документации. Программа и методика испытаний. Требования к содержанию и оформлению».</w:t>
       </w:r>
@@ -3254,9 +4231,19 @@
     <w:p>
       <w:pPr>
         <w:pStyle w:val="15"/>
+        <w:numPr>
+          <w:ilvl w:val="0"/>
+          <w:numId w:val="0"/>
+        </w:numPr>
         <w:shd w:val="clear" w:color="auto" w:fill="FFFFFF" w:themeFill="background1"/>
-        <w:ind w:left="0" w:firstLine="709"/>
-      </w:pPr>
+        <w:ind w:firstLine="709"/>
+      </w:pPr>
+      <w:r>
+        <w:t>-</w:t>
+      </w:r>
+      <w:r>
+        <w:tab/>
+      </w:r>
       <w:r>
         <w:t>ГОСТ Р 27.001-2009 «Надежность в технике. Системы управления надежностью»;</w:t>
       </w:r>
@@ -3264,9 +4251,19 @@
     <w:p>
       <w:pPr>
         <w:pStyle w:val="15"/>
+        <w:numPr>
+          <w:ilvl w:val="0"/>
+          <w:numId w:val="0"/>
+        </w:numPr>
         <w:shd w:val="clear" w:color="auto" w:fill="FFFFFF" w:themeFill="background1"/>
-        <w:ind w:left="0" w:firstLine="709"/>
-      </w:pPr>
+        <w:ind w:firstLine="709"/>
+      </w:pPr>
+      <w:r>
+        <w:t>-</w:t>
+      </w:r>
+      <w:r>
+        <w:tab/>
+      </w:r>
       <w:r>
         <w:t>ГОСТ Р 52289-2019 «Технические средства организации дорожного движения. Правила применения дорожных знаков, разметки, светофоров, дорожных ограждений и направляющих устройств»;</w:t>
       </w:r>
@@ -3274,9 +4271,19 @@
     <w:p>
       <w:pPr>
         <w:pStyle w:val="15"/>
+        <w:numPr>
+          <w:ilvl w:val="0"/>
+          <w:numId w:val="0"/>
+        </w:numPr>
         <w:shd w:val="clear" w:color="auto" w:fill="FFFFFF" w:themeFill="background1"/>
-        <w:ind w:left="0" w:firstLine="709"/>
-      </w:pPr>
+        <w:ind w:firstLine="709"/>
+      </w:pPr>
+      <w:r>
+        <w:t>-</w:t>
+      </w:r>
+      <w:r>
+        <w:tab/>
+      </w:r>
       <w:r>
         <w:t>ГОСТ Р 52290-2004 «Технические средства организации дорожного движения. Знаки дорожные. Общие технические требования»;</w:t>
       </w:r>
@@ -3284,9 +4291,19 @@
     <w:p>
       <w:pPr>
         <w:pStyle w:val="15"/>
+        <w:numPr>
+          <w:ilvl w:val="0"/>
+          <w:numId w:val="0"/>
+        </w:numPr>
         <w:shd w:val="clear" w:color="auto" w:fill="FFFFFF" w:themeFill="background1"/>
-        <w:ind w:left="0" w:firstLine="709"/>
-      </w:pPr>
+        <w:ind w:firstLine="709"/>
+      </w:pPr>
+      <w:r>
+        <w:t>-</w:t>
+      </w:r>
+      <w:r>
+        <w:tab/>
+      </w:r>
       <w:r>
         <w:t>ГОСТ 7.32-2017. Межгосударственный стандарт. Система стандартов по информации, библиотечному и издательскому делу. Отчет о научно-исследовательской работе. Структура и правила оформления»;</w:t>
       </w:r>
@@ -3294,9 +4311,19 @@
     <w:p>
       <w:pPr>
         <w:pStyle w:val="15"/>
+        <w:numPr>
+          <w:ilvl w:val="0"/>
+          <w:numId w:val="0"/>
+        </w:numPr>
         <w:shd w:val="clear" w:color="auto" w:fill="FFFFFF" w:themeFill="background1"/>
-        <w:ind w:left="0" w:firstLine="709"/>
-      </w:pPr>
+        <w:ind w:firstLine="709"/>
+      </w:pPr>
+      <w:r>
+        <w:t>-</w:t>
+      </w:r>
+      <w:r>
+        <w:tab/>
+      </w:r>
       <w:r>
         <w:t>ГОСТ 2.105-2019 «Единая система конструкторской документации. Общие требования к текстовым документам»;</w:t>
       </w:r>
@@ -3304,9 +4331,19 @@
     <w:p>
       <w:pPr>
         <w:pStyle w:val="15"/>
+        <w:numPr>
+          <w:ilvl w:val="0"/>
+          <w:numId w:val="0"/>
+        </w:numPr>
         <w:shd w:val="clear" w:color="auto" w:fill="FFFFFF" w:themeFill="background1"/>
-        <w:ind w:left="0" w:firstLine="709"/>
-      </w:pPr>
+        <w:ind w:firstLine="709"/>
+      </w:pPr>
+      <w:r>
+        <w:t>-</w:t>
+      </w:r>
+      <w:r>
+        <w:tab/>
+      </w:r>
       <w:r>
         <w:t xml:space="preserve">ГОСТ Р 59792-2021. Национальный стандарт Российской Федерации. Информационные технологии. Комплекс стандартов на автоматизированные системы. Виды испытаний автоматизированных систем; </w:t>
       </w:r>
@@ -3314,9 +4351,19 @@
     <w:p>
       <w:pPr>
         <w:pStyle w:val="15"/>
+        <w:numPr>
+          <w:ilvl w:val="0"/>
+          <w:numId w:val="0"/>
+        </w:numPr>
         <w:shd w:val="clear" w:color="auto" w:fill="FFFFFF" w:themeFill="background1"/>
-        <w:ind w:left="0" w:firstLine="709"/>
-      </w:pPr>
+        <w:ind w:firstLine="709"/>
+      </w:pPr>
+      <w:r>
+        <w:t>-</w:t>
+      </w:r>
+      <w:r>
+        <w:tab/>
+      </w:r>
       <w:r>
         <w:t xml:space="preserve">ГОСТ Р 59793-2021 «Информационные технологии. Комплекс стандартов на автоматизированные системы. Автоматизированные системы. Стадии создания»; </w:t>
       </w:r>
@@ -3324,9 +4371,19 @@
     <w:p>
       <w:pPr>
         <w:pStyle w:val="15"/>
+        <w:numPr>
+          <w:ilvl w:val="0"/>
+          <w:numId w:val="0"/>
+        </w:numPr>
         <w:shd w:val="clear" w:color="auto" w:fill="FFFFFF" w:themeFill="background1"/>
-        <w:ind w:left="0" w:firstLine="709"/>
-      </w:pPr>
+        <w:ind w:firstLine="709"/>
+      </w:pPr>
+      <w:r>
+        <w:t>-</w:t>
+      </w:r>
+      <w:r>
+        <w:tab/>
+      </w:r>
       <w:r>
         <w:t>ГОСТ 27.003-2016 «Надежность в технике. Состав и общие правила задания требований по надежности»;</w:t>
       </w:r>
@@ -3334,9 +4391,19 @@
     <w:p>
       <w:pPr>
         <w:pStyle w:val="15"/>
+        <w:numPr>
+          <w:ilvl w:val="0"/>
+          <w:numId w:val="0"/>
+        </w:numPr>
         <w:shd w:val="clear" w:color="auto" w:fill="FFFFFF" w:themeFill="background1"/>
-        <w:ind w:left="0" w:firstLine="709"/>
-      </w:pPr>
+        <w:ind w:firstLine="709"/>
+      </w:pPr>
+      <w:r>
+        <w:t>-</w:t>
+      </w:r>
+      <w:r>
+        <w:tab/>
+      </w:r>
       <w:r>
         <w:t xml:space="preserve">ГОСТ 34.201-2020 «Информационная технология. Комплекс стандартов на автоматизированные системы. Виды, комплектность и обозначение документов при создании автоматизированных систем»; </w:t>
       </w:r>
@@ -3344,28 +4411,47 @@
     <w:p>
       <w:pPr>
         <w:pStyle w:val="15"/>
+        <w:numPr>
+          <w:ilvl w:val="0"/>
+          <w:numId w:val="0"/>
+        </w:numPr>
         <w:shd w:val="clear" w:color="auto" w:fill="FFFFFF" w:themeFill="background1"/>
-        <w:ind w:left="0" w:firstLine="709"/>
+        <w:ind w:firstLine="709"/>
       </w:pPr>
       <w:r>
-        <w:lastRenderedPageBreak/>
+        <w:t>-</w:t>
+      </w:r>
+      <w:r>
+        <w:tab/>
+      </w:r>
+      <w:r>
         <w:t xml:space="preserve">ГОСТ 34.602-2020 «Информационная технология. Комплекс стандартов на автоматизированные системы. Техническое задание на автоматизированные системы»; </w:t>
       </w:r>
     </w:p>
     <w:p>
       <w:pPr>
         <w:pStyle w:val="15"/>
+        <w:numPr>
+          <w:ilvl w:val="0"/>
+          <w:numId w:val="0"/>
+        </w:numPr>
         <w:shd w:val="clear" w:color="auto" w:fill="FFFFFF" w:themeFill="background1"/>
-        <w:ind w:left="0" w:firstLine="709"/>
-      </w:pPr>
+        <w:ind w:firstLine="709"/>
+      </w:pPr>
+      <w:r>
+        <w:t>-</w:t>
+      </w:r>
+      <w:r>
+        <w:tab/>
+      </w:r>
       <w:r>
         <w:t xml:space="preserve">ГОСТ Р 59795-2021 </w:t>
       </w:r>
-      <w:bookmarkStart w:id="17" w:name="_Hlk164420010"/>
+      <w:bookmarkStart w:id="16" w:name="_Hlk164420010"/>
       <w:r>
         <w:t>«Информационные технологии. Комплекс стандартов на автоматизированные системы. Автоматизированные системы. Требования к содержанию документов»</w:t>
       </w:r>
-      <w:bookmarkEnd w:id="17"/>
+      <w:bookmarkEnd w:id="16"/>
       <w:r>
         <w:t>;</w:t>
       </w:r>
@@ -3373,21 +4459,28 @@
     <w:p>
       <w:pPr>
         <w:keepNext/>
-        <w:numPr>
-          <w:ilvl w:val="1"/>
-          <w:numId w:val="6"/>
-        </w:numPr>
         <w:shd w:val="clear" w:color="auto" w:fill="FFFFFF" w:themeFill="background1"/>
         <w:tabs>
           <w:tab w:val="left" w:pos="1134"/>
         </w:tabs>
         <w:spacing w:after="120"/>
-        <w:ind w:left="0" w:firstLine="709"/>
         <w:outlineLvl w:val="1"/>
         <w:rPr>
           <w:b/>
         </w:rPr>
       </w:pPr>
+      <w:r>
+        <w:rPr>
+          <w:b/>
+        </w:rPr>
+        <w:t>3.2</w:t>
+      </w:r>
+      <w:r>
+        <w:rPr>
+          <w:b/>
+        </w:rPr>
+        <w:tab/>
+      </w:r>
       <w:r>
         <w:rPr>
           <w:b/>
@@ -3398,9 +4491,19 @@
     <w:p>
       <w:pPr>
         <w:pStyle w:val="15"/>
+        <w:numPr>
+          <w:ilvl w:val="0"/>
+          <w:numId w:val="0"/>
+        </w:numPr>
         <w:shd w:val="clear" w:color="auto" w:fill="FFFFFF" w:themeFill="background1"/>
-        <w:ind w:left="0" w:firstLine="709"/>
-      </w:pPr>
+        <w:ind w:firstLine="709"/>
+      </w:pPr>
+      <w:r>
+        <w:t>-</w:t>
+      </w:r>
+      <w:r>
+        <w:tab/>
+      </w:r>
       <w:r>
         <w:t>Федеральный закон от 26.06.2008 № 102-ФЗ «Об обеспечении единства измерений» (п. 3 ч.3 ст.1);</w:t>
       </w:r>
@@ -3408,9 +4511,19 @@
     <w:p>
       <w:pPr>
         <w:pStyle w:val="15"/>
+        <w:numPr>
+          <w:ilvl w:val="0"/>
+          <w:numId w:val="0"/>
+        </w:numPr>
         <w:shd w:val="clear" w:color="auto" w:fill="FFFFFF" w:themeFill="background1"/>
-        <w:ind w:left="0" w:firstLine="709"/>
-      </w:pPr>
+        <w:ind w:firstLine="709"/>
+      </w:pPr>
+      <w:r>
+        <w:t>-</w:t>
+      </w:r>
+      <w:r>
+        <w:tab/>
+      </w:r>
       <w:r>
         <w:t>приказ МВД России от 08.11.2012 № 1014 «Об утверждении Перечня измерений, относящихся к сфере государственного регулирования обеспечения единства измерений и обязательных метрологических требований к ним» (раздел 5);</w:t>
       </w:r>
@@ -3418,28 +4531,46 @@
     <w:p>
       <w:pPr>
         <w:pStyle w:val="15"/>
+        <w:numPr>
+          <w:ilvl w:val="0"/>
+          <w:numId w:val="0"/>
+        </w:numPr>
         <w:shd w:val="clear" w:color="auto" w:fill="FFFFFF" w:themeFill="background1"/>
-        <w:ind w:left="0" w:firstLine="709"/>
-      </w:pPr>
+        <w:ind w:firstLine="709"/>
+      </w:pPr>
+      <w:r>
+        <w:t>-</w:t>
+      </w:r>
+      <w:r>
+        <w:tab/>
+      </w:r>
       <w:r>
         <w:t>Федеральный закон от 30.12.2001 № 195-ФЗ «Кодекс Российской Федерации об Административных правонарушениях» (далее – КоАП РФ) (ст.26.8);</w:t>
       </w:r>
     </w:p>
     <w:p>
       <w:pPr>
-        <w:numPr>
-          <w:ilvl w:val="0"/>
-          <w:numId w:val="1"/>
-        </w:numPr>
         <w:shd w:val="clear" w:color="auto" w:fill="FFFFFF" w:themeFill="background1"/>
         <w:tabs>
           <w:tab w:val="left" w:pos="1077"/>
         </w:tabs>
-        <w:ind w:left="0" w:right="170" w:firstLine="709"/>
+        <w:ind w:right="170"/>
         <w:rPr>
           <w:color w:val="000000" w:themeColor="text1"/>
         </w:rPr>
       </w:pPr>
+      <w:r>
+        <w:rPr>
+          <w:color w:val="000000" w:themeColor="text1"/>
+        </w:rPr>
+        <w:t>-</w:t>
+      </w:r>
+      <w:r>
+        <w:rPr>
+          <w:color w:val="000000" w:themeColor="text1"/>
+        </w:rPr>
+        <w:tab/>
+      </w:r>
       <w:r>
         <w:rPr>
           <w:color w:val="000000" w:themeColor="text1"/>
@@ -3450,9 +4581,19 @@
     <w:p>
       <w:pPr>
         <w:pStyle w:val="15"/>
+        <w:numPr>
+          <w:ilvl w:val="0"/>
+          <w:numId w:val="0"/>
+        </w:numPr>
         <w:shd w:val="clear" w:color="auto" w:fill="FFFFFF" w:themeFill="background1"/>
-        <w:ind w:left="0" w:firstLine="709"/>
-      </w:pPr>
+        <w:ind w:firstLine="709"/>
+      </w:pPr>
+      <w:r>
+        <w:t>-</w:t>
+      </w:r>
+      <w:r>
+        <w:tab/>
+      </w:r>
       <w:r>
         <w:t>ГОСТ Р 57145-2016 «Специальные технические средства, работающие в автоматическом режиме и имеющие функции фото- и киносъемки, видеозаписи, для обеспечения контроля за дорожным движением. Правила применения»;</w:t>
       </w:r>
@@ -3460,9 +4601,19 @@
     <w:p>
       <w:pPr>
         <w:pStyle w:val="15"/>
+        <w:numPr>
+          <w:ilvl w:val="0"/>
+          <w:numId w:val="0"/>
+        </w:numPr>
         <w:shd w:val="clear" w:color="auto" w:fill="FFFFFF" w:themeFill="background1"/>
-        <w:ind w:left="0" w:firstLine="709"/>
-      </w:pPr>
+        <w:ind w:firstLine="709"/>
+      </w:pPr>
+      <w:r>
+        <w:t>-</w:t>
+      </w:r>
+      <w:r>
+        <w:tab/>
+      </w:r>
       <w:r>
         <w:t>ГОСТ Р 57144-2016 «Специальные технические средства, работающие в автоматическом режиме и имеющие функции фото- и киносъемки, видеозаписи, для обеспечения контроля за дорожным движением. Общие технические требования (с Поправкой)»;</w:t>
       </w:r>
@@ -3470,27 +4621,39 @@
     <w:p>
       <w:pPr>
         <w:pStyle w:val="15"/>
+        <w:numPr>
+          <w:ilvl w:val="0"/>
+          <w:numId w:val="0"/>
+        </w:numPr>
         <w:shd w:val="clear" w:color="auto" w:fill="FFFFFF" w:themeFill="background1"/>
-        <w:ind w:left="0" w:firstLine="709"/>
+        <w:ind w:firstLine="709"/>
       </w:pPr>
       <w:r>
-        <w:t xml:space="preserve">ГОСТ 26656-85 «Техническая диагностика. </w:t>
+        <w:t>-</w:t>
       </w:r>
-      <w:proofErr w:type="spellStart"/>
       <w:r>
-        <w:t>Контролепригодность</w:t>
+        <w:tab/>
       </w:r>
-      <w:proofErr w:type="spellEnd"/>
       <w:r>
-        <w:t>. Общие требования»;</w:t>
+        <w:t>ГОСТ 26656-85 «Техническая диагностика. Контролепригодность. Общие требования»;</w:t>
       </w:r>
     </w:p>
     <w:p>
       <w:pPr>
         <w:pStyle w:val="15"/>
+        <w:numPr>
+          <w:ilvl w:val="0"/>
+          <w:numId w:val="0"/>
+        </w:numPr>
         <w:shd w:val="clear" w:color="auto" w:fill="FFFFFF" w:themeFill="background1"/>
-        <w:ind w:left="0" w:firstLine="709"/>
-      </w:pPr>
+        <w:ind w:firstLine="709"/>
+      </w:pPr>
+      <w:r>
+        <w:t>-</w:t>
+      </w:r>
+      <w:r>
+        <w:tab/>
+      </w:r>
       <w:r>
         <w:t>«Гигиенические требования к размещению и эксплуатации передающих радиотехнических объектов. СанПиН 2.1.8/2.2.4.1383-03»;</w:t>
       </w:r>
@@ -3498,9 +4661,19 @@
     <w:p>
       <w:pPr>
         <w:pStyle w:val="15"/>
+        <w:numPr>
+          <w:ilvl w:val="0"/>
+          <w:numId w:val="0"/>
+        </w:numPr>
         <w:shd w:val="clear" w:color="auto" w:fill="FFFFFF" w:themeFill="background1"/>
-        <w:ind w:left="0" w:firstLine="709"/>
-      </w:pPr>
+        <w:ind w:firstLine="709"/>
+      </w:pPr>
+      <w:r>
+        <w:t>-</w:t>
+      </w:r>
+      <w:r>
+        <w:tab/>
+      </w:r>
       <w:r>
         <w:t>ГОСТ 22261-94. «Средства измерений электрических и магнитных величин. Общие технические условия»;</w:t>
       </w:r>
@@ -3508,9 +4681,19 @@
     <w:p>
       <w:pPr>
         <w:pStyle w:val="15"/>
+        <w:numPr>
+          <w:ilvl w:val="0"/>
+          <w:numId w:val="0"/>
+        </w:numPr>
         <w:shd w:val="clear" w:color="auto" w:fill="FFFFFF" w:themeFill="background1"/>
-        <w:ind w:left="0" w:firstLine="709"/>
-      </w:pPr>
+        <w:ind w:firstLine="709"/>
+      </w:pPr>
+      <w:r>
+        <w:t>-</w:t>
+      </w:r>
+      <w:r>
+        <w:tab/>
+      </w:r>
       <w:r>
         <w:t>ГОСТ 14254-2015 (IEC 60529:2013). Межгосударственный стандарт. Степени защиты, обеспечиваемые оболочками (Код IP);</w:t>
       </w:r>
@@ -3518,9 +4701,19 @@
     <w:p>
       <w:pPr>
         <w:pStyle w:val="15"/>
+        <w:numPr>
+          <w:ilvl w:val="0"/>
+          <w:numId w:val="0"/>
+        </w:numPr>
         <w:shd w:val="clear" w:color="auto" w:fill="FFFFFF" w:themeFill="background1"/>
-        <w:ind w:left="0" w:firstLine="709"/>
-      </w:pPr>
+        <w:ind w:firstLine="709"/>
+      </w:pPr>
+      <w:r>
+        <w:t>-</w:t>
+      </w:r>
+      <w:r>
+        <w:tab/>
+      </w:r>
       <w:r>
         <w:t>ГОСТ 12.2.091-2012 «Безопасность электрического оборудования для измерения, управления и лабораторного применения. Часть 1. Общие требования»;</w:t>
       </w:r>
@@ -3528,9 +4721,19 @@
     <w:p>
       <w:pPr>
         <w:pStyle w:val="15"/>
+        <w:numPr>
+          <w:ilvl w:val="0"/>
+          <w:numId w:val="0"/>
+        </w:numPr>
         <w:shd w:val="clear" w:color="auto" w:fill="FFFFFF" w:themeFill="background1"/>
-        <w:ind w:left="0" w:firstLine="709"/>
-      </w:pPr>
+        <w:ind w:firstLine="709"/>
+      </w:pPr>
+      <w:r>
+        <w:t>-</w:t>
+      </w:r>
+      <w:r>
+        <w:tab/>
+      </w:r>
       <w:r>
         <w:t>ГОСТ 30805.22-2013 «Совместимость технических средств электромагнитная. ... Нормы и методы измерений»;</w:t>
       </w:r>
@@ -3538,9 +4741,19 @@
     <w:p>
       <w:pPr>
         <w:pStyle w:val="15"/>
+        <w:numPr>
+          <w:ilvl w:val="0"/>
+          <w:numId w:val="0"/>
+        </w:numPr>
         <w:shd w:val="clear" w:color="auto" w:fill="FFFFFF" w:themeFill="background1"/>
-        <w:ind w:left="0" w:firstLine="709"/>
-      </w:pPr>
+        <w:ind w:firstLine="709"/>
+      </w:pPr>
+      <w:r>
+        <w:t>-</w:t>
+      </w:r>
+      <w:r>
+        <w:tab/>
+      </w:r>
       <w:r>
         <w:t>ГОСТ CISPR 24-2013 «Совместимость технических средств электромагнитная. Оборудование информационных технологий. Устойчивость к электромагнитным помехам. Требования и методы испытаний»;</w:t>
       </w:r>
@@ -3548,9 +4761,19 @@
     <w:p>
       <w:pPr>
         <w:pStyle w:val="15"/>
+        <w:numPr>
+          <w:ilvl w:val="0"/>
+          <w:numId w:val="0"/>
+        </w:numPr>
         <w:shd w:val="clear" w:color="auto" w:fill="FFFFFF" w:themeFill="background1"/>
-        <w:ind w:left="0" w:firstLine="709"/>
-      </w:pPr>
+        <w:ind w:firstLine="709"/>
+      </w:pPr>
+      <w:r>
+        <w:t>-</w:t>
+      </w:r>
+      <w:r>
+        <w:tab/>
+      </w:r>
       <w:r>
         <w:t>ГОСТ 30804.4.3-2013 «Совместимость технических средств электромагнитная. Устойчивость к радиочастотному электромагнитному полю. Требования и методы испытаний»;</w:t>
       </w:r>
@@ -3558,9 +4781,19 @@
     <w:p>
       <w:pPr>
         <w:pStyle w:val="15"/>
+        <w:numPr>
+          <w:ilvl w:val="0"/>
+          <w:numId w:val="0"/>
+        </w:numPr>
         <w:shd w:val="clear" w:color="auto" w:fill="FFFFFF" w:themeFill="background1"/>
-        <w:ind w:left="0" w:firstLine="709"/>
-      </w:pPr>
+        <w:ind w:firstLine="709"/>
+      </w:pPr>
+      <w:r>
+        <w:t>-</w:t>
+      </w:r>
+      <w:r>
+        <w:tab/>
+      </w:r>
       <w:r>
         <w:t>ГОСТ 30804.4.4-2013 (IEC 61000-4-4:2004) «Совместимость технических средств электромагнитная. Устойчивость к наносекундным импульсным помехам. Требования и методы испытаний (с Поправкой)»;</w:t>
       </w:r>
@@ -3568,20 +4801,39 @@
     <w:p>
       <w:pPr>
         <w:pStyle w:val="15"/>
+        <w:numPr>
+          <w:ilvl w:val="0"/>
+          <w:numId w:val="0"/>
+        </w:numPr>
         <w:shd w:val="clear" w:color="auto" w:fill="FFFFFF" w:themeFill="background1"/>
-        <w:ind w:left="0" w:firstLine="709"/>
+        <w:ind w:firstLine="709"/>
       </w:pPr>
       <w:r>
-        <w:lastRenderedPageBreak/>
+        <w:t>-</w:t>
+      </w:r>
+      <w:r>
+        <w:tab/>
+      </w:r>
+      <w:r>
         <w:t>ГОСТ Р 53362-2009 Совместимость технических средств электромагнитная. Системы бесперебойного питания. Требования и методы испытаний»;</w:t>
       </w:r>
     </w:p>
     <w:p>
       <w:pPr>
         <w:pStyle w:val="15"/>
+        <w:numPr>
+          <w:ilvl w:val="0"/>
+          <w:numId w:val="0"/>
+        </w:numPr>
         <w:shd w:val="clear" w:color="auto" w:fill="FFFFFF" w:themeFill="background1"/>
-        <w:ind w:left="0" w:firstLine="709"/>
-      </w:pPr>
+        <w:ind w:firstLine="709"/>
+      </w:pPr>
+      <w:r>
+        <w:t>-</w:t>
+      </w:r>
+      <w:r>
+        <w:tab/>
+      </w:r>
       <w:r>
         <w:t>ГОСТ 12.2.003-91 «Система стандартов безопасности труда (ССБТ). Оборудование производственное. Общие требования безопасности»;</w:t>
       </w:r>
@@ -3589,9 +4841,19 @@
     <w:p>
       <w:pPr>
         <w:pStyle w:val="15"/>
+        <w:numPr>
+          <w:ilvl w:val="0"/>
+          <w:numId w:val="0"/>
+        </w:numPr>
         <w:shd w:val="clear" w:color="auto" w:fill="FFFFFF" w:themeFill="background1"/>
-        <w:ind w:left="0" w:firstLine="709"/>
-      </w:pPr>
+        <w:ind w:firstLine="709"/>
+      </w:pPr>
+      <w:r>
+        <w:t>-</w:t>
+      </w:r>
+      <w:r>
+        <w:tab/>
+      </w:r>
       <w:r>
         <w:t>ГОСТ 22261-94 «Средства измерений электрических и магнитных величин. Общие технические условия (с Изменением № 1)»;</w:t>
       </w:r>
@@ -3599,9 +4861,19 @@
     <w:p>
       <w:pPr>
         <w:pStyle w:val="15"/>
+        <w:numPr>
+          <w:ilvl w:val="0"/>
+          <w:numId w:val="0"/>
+        </w:numPr>
         <w:shd w:val="clear" w:color="auto" w:fill="FFFFFF" w:themeFill="background1"/>
-        <w:ind w:left="0" w:firstLine="709"/>
-      </w:pPr>
+        <w:ind w:firstLine="709"/>
+      </w:pPr>
+      <w:r>
+        <w:t>-</w:t>
+      </w:r>
+      <w:r>
+        <w:tab/>
+      </w:r>
       <w:r>
         <w:t>ГОСТ 8.654-2016 «Государственная система обеспечения единства измерений (ГСИ). Фотометрия. Термины и определения»;</w:t>
       </w:r>
@@ -3609,9 +4881,19 @@
     <w:p>
       <w:pPr>
         <w:pStyle w:val="15"/>
+        <w:numPr>
+          <w:ilvl w:val="0"/>
+          <w:numId w:val="0"/>
+        </w:numPr>
         <w:shd w:val="clear" w:color="auto" w:fill="FFFFFF" w:themeFill="background1"/>
-        <w:ind w:left="0" w:firstLine="709"/>
-      </w:pPr>
+        <w:ind w:firstLine="709"/>
+      </w:pPr>
+      <w:r>
+        <w:t>-</w:t>
+      </w:r>
+      <w:r>
+        <w:tab/>
+      </w:r>
       <w:r>
         <w:t>ГОСТ Р 2.601-2019 «Единая система конструкторской документации (ЕСКД). Эксплуатационные документы».</w:t>
       </w:r>
@@ -3898,7 +5180,7 @@
 </file>
 
 <file path=word/numbering.xml><?xml version="1.0" encoding="utf-8"?>
-<w:numbering xmlns:wpc="http://schemas.microsoft.com/office/word/2010/wordprocessingCanvas" xmlns:cx="http://schemas.microsoft.com/office/drawing/2014/chartex" xmlns:cx1="http://schemas.microsoft.com/office/drawing/2015/9/8/chartex" xmlns:cx2="http://schemas.microsoft.com/office/drawing/2015/10/21/chartex" xmlns:cx3="http://schemas.microsoft.com/office/drawing/2016/5/9/chartex" xmlns:cx4="http://schemas.microsoft.com/office/drawing/2016/5/10/chartex" xmlns:cx5="http://schemas.microsoft.com/office/drawing/2016/5/11/chartex" xmlns:cx6="http://schemas.microsoft.com/office/drawing/2016/5/12/chartex" xmlns:cx7="http://schemas.microsoft.com/office/drawing/2016/5/13/chartex" xmlns:cx8="http://schemas.microsoft.com/office/drawing/2016/5/14/chartex" xmlns:mc="http://schemas.openxmlformats.org/markup-compatibility/2006" xmlns:aink="http://schemas.microsoft.com/office/drawing/2016/ink" xmlns:am3d="http://schemas.microsoft.com/office/drawing/2017/model3d" xmlns:o="urn:schemas-microsoft-com:office:office" xmlns:r="http://schemas.openxmlformats.org/officeDocument/2006/relationships" xmlns:m="http://schemas.openxmlformats.org/officeDocument/2006/math" xmlns:v="urn:schemas-microsoft-com:vml" xmlns:wp14="http://schemas.microsoft.com/office/word/2010/wordprocessingDrawing" xmlns:wp="http://schemas.openxmlformats.org/drawingml/2006/wordprocessingDrawing" xmlns:w10="urn:schemas-microsoft-com:office:word" xmlns:w="http://schemas.openxmlformats.org/wordprocessingml/2006/main" xmlns:w14="http://schemas.microsoft.com/office/word/2010/wordml" xmlns:w15="http://schemas.microsoft.com/office/word/2012/wordml" xmlns:w16cid="http://schemas.microsoft.com/office/word/2016/wordml/cid" xmlns:w16se="http://schemas.microsoft.com/office/word/2015/wordml/symex" xmlns:wpg="http://schemas.microsoft.com/office/word/2010/wordprocessingGroup" xmlns:wpi="http://schemas.microsoft.com/office/word/2010/wordprocessingInk" xmlns:wne="http://schemas.microsoft.com/office/word/2006/wordml" xmlns:wps="http://schemas.microsoft.com/office/word/2010/wordprocessingShape" mc:Ignorable="w14 w15 w16se w16cid wp14">
+<w:numbering xmlns:wpc="http://schemas.microsoft.com/office/word/2010/wordprocessingCanvas" xmlns:cx="http://schemas.microsoft.com/office/drawing/2014/chartex" xmlns:cx1="http://schemas.microsoft.com/office/drawing/2015/9/8/chartex" xmlns:cx2="http://schemas.microsoft.com/office/drawing/2015/10/21/chartex" xmlns:cx3="http://schemas.microsoft.com/office/drawing/2016/5/9/chartex" xmlns:cx4="http://schemas.microsoft.com/office/drawing/2016/5/10/chartex" xmlns:cx5="http://schemas.microsoft.com/office/drawing/2016/5/11/chartex" xmlns:cx6="http://schemas.microsoft.com/office/drawing/2016/5/12/chartex" xmlns:cx7="http://schemas.microsoft.com/office/drawing/2016/5/13/chartex" xmlns:cx8="http://schemas.microsoft.com/office/drawing/2016/5/14/chartex" xmlns:mc="http://schemas.openxmlformats.org/markup-compatibility/2006" xmlns:aink="http://schemas.microsoft.com/office/drawing/2016/ink" xmlns:am3d="http://schemas.microsoft.com/office/drawing/2017/model3d" xmlns:o="urn:schemas-microsoft-com:office:office" xmlns:oel="http://schemas.microsoft.com/office/2019/extlst" xmlns:r="http://schemas.openxmlformats.org/officeDocument/2006/relationships" xmlns:m="http://schemas.openxmlformats.org/officeDocument/2006/math" xmlns:v="urn:schemas-microsoft-com:vml" xmlns:wp14="http://schemas.microsoft.com/office/word/2010/wordprocessingDrawing" xmlns:wp="http://schemas.openxmlformats.org/drawingml/2006/wordprocessingDrawing" xmlns:w10="urn:schemas-microsoft-com:office:word" xmlns:w="http://schemas.openxmlformats.org/wordprocessingml/2006/main" xmlns:w14="http://schemas.microsoft.com/office/word/2010/wordml" xmlns:w15="http://schemas.microsoft.com/office/word/2012/wordml" xmlns:w16cex="http://schemas.microsoft.com/office/word/2018/wordml/cex" xmlns:w16cid="http://schemas.microsoft.com/office/word/2016/wordml/cid" xmlns:w16="http://schemas.microsoft.com/office/word/2018/wordml" xmlns:w16du="http://schemas.microsoft.com/office/word/2023/wordml/word16du" xmlns:w16sdtdh="http://schemas.microsoft.com/office/word/2020/wordml/sdtdatahash" xmlns:w16sdtfl="http://schemas.microsoft.com/office/word/2024/wordml/sdtformatlock" xmlns:w16se="http://schemas.microsoft.com/office/word/2015/wordml/symex" xmlns:wpg="http://schemas.microsoft.com/office/word/2010/wordprocessingGroup" xmlns:wpi="http://schemas.microsoft.com/office/word/2010/wordprocessingInk" xmlns:wne="http://schemas.microsoft.com/office/word/2006/wordml" xmlns:wps="http://schemas.microsoft.com/office/word/2010/wordprocessingShape" mc:Ignorable="w14 w15 w16se w16cid w16 w16cex w16sdtdh w16sdtfl w16du wp14">
   <w:abstractNum w:abstractNumId="0" w15:restartNumberingAfterBreak="0">
     <w:nsid w:val="03601E13"/>
     <w:multiLevelType w:val="multilevel"/>
@@ -16540,334 +17822,334 @@
       </w:pPr>
     </w:lvl>
   </w:abstractNum>
-  <w:num w:numId="1">
+  <w:num w:numId="1" w16cid:durableId="293801824">
     <w:abstractNumId w:val="80"/>
   </w:num>
-  <w:num w:numId="2">
+  <w:num w:numId="2" w16cid:durableId="128405774">
     <w:abstractNumId w:val="39"/>
   </w:num>
-  <w:num w:numId="3">
+  <w:num w:numId="3" w16cid:durableId="205991502">
     <w:abstractNumId w:val="35"/>
   </w:num>
-  <w:num w:numId="4">
+  <w:num w:numId="4" w16cid:durableId="865141131">
     <w:abstractNumId w:val="20"/>
   </w:num>
-  <w:num w:numId="5">
+  <w:num w:numId="5" w16cid:durableId="1954052169">
     <w:abstractNumId w:val="64"/>
   </w:num>
-  <w:num w:numId="6">
+  <w:num w:numId="6" w16cid:durableId="2114009003">
     <w:abstractNumId w:val="18"/>
   </w:num>
-  <w:num w:numId="7">
+  <w:num w:numId="7" w16cid:durableId="984164266">
     <w:abstractNumId w:val="56"/>
   </w:num>
-  <w:num w:numId="8">
+  <w:num w:numId="8" w16cid:durableId="440415725">
     <w:abstractNumId w:val="58"/>
   </w:num>
-  <w:num w:numId="9">
+  <w:num w:numId="9" w16cid:durableId="2125029780">
     <w:abstractNumId w:val="86"/>
   </w:num>
-  <w:num w:numId="10">
+  <w:num w:numId="10" w16cid:durableId="1085419622">
     <w:abstractNumId w:val="47"/>
   </w:num>
-  <w:num w:numId="11">
+  <w:num w:numId="11" w16cid:durableId="240411848">
     <w:abstractNumId w:val="93"/>
   </w:num>
-  <w:num w:numId="12">
+  <w:num w:numId="12" w16cid:durableId="1029649849">
     <w:abstractNumId w:val="40"/>
   </w:num>
-  <w:num w:numId="13">
+  <w:num w:numId="13" w16cid:durableId="881594143">
     <w:abstractNumId w:val="78"/>
   </w:num>
-  <w:num w:numId="14">
+  <w:num w:numId="14" w16cid:durableId="1829519623">
     <w:abstractNumId w:val="12"/>
   </w:num>
-  <w:num w:numId="15">
+  <w:num w:numId="15" w16cid:durableId="1246963809">
     <w:abstractNumId w:val="38"/>
   </w:num>
-  <w:num w:numId="16">
+  <w:num w:numId="16" w16cid:durableId="862205030">
     <w:abstractNumId w:val="53"/>
   </w:num>
-  <w:num w:numId="17">
+  <w:num w:numId="17" w16cid:durableId="1854489228">
     <w:abstractNumId w:val="70"/>
   </w:num>
-  <w:num w:numId="18">
+  <w:num w:numId="18" w16cid:durableId="1902403383">
     <w:abstractNumId w:val="82"/>
   </w:num>
-  <w:num w:numId="19">
+  <w:num w:numId="19" w16cid:durableId="2121562864">
     <w:abstractNumId w:val="87"/>
   </w:num>
-  <w:num w:numId="20">
+  <w:num w:numId="20" w16cid:durableId="20329285">
     <w:abstractNumId w:val="67"/>
   </w:num>
-  <w:num w:numId="21">
+  <w:num w:numId="21" w16cid:durableId="593321572">
     <w:abstractNumId w:val="2"/>
   </w:num>
-  <w:num w:numId="22">
+  <w:num w:numId="22" w16cid:durableId="56436962">
     <w:abstractNumId w:val="0"/>
   </w:num>
-  <w:num w:numId="23">
+  <w:num w:numId="23" w16cid:durableId="433521079">
     <w:abstractNumId w:val="4"/>
   </w:num>
-  <w:num w:numId="24">
+  <w:num w:numId="24" w16cid:durableId="1490445221">
     <w:abstractNumId w:val="91"/>
   </w:num>
-  <w:num w:numId="25">
+  <w:num w:numId="25" w16cid:durableId="877090619">
     <w:abstractNumId w:val="84"/>
   </w:num>
-  <w:num w:numId="26">
+  <w:num w:numId="26" w16cid:durableId="514616344">
     <w:abstractNumId w:val="51"/>
   </w:num>
-  <w:num w:numId="27">
+  <w:num w:numId="27" w16cid:durableId="2143225951">
     <w:abstractNumId w:val="57"/>
   </w:num>
-  <w:num w:numId="28">
+  <w:num w:numId="28" w16cid:durableId="1411542159">
     <w:abstractNumId w:val="3"/>
   </w:num>
-  <w:num w:numId="29">
+  <w:num w:numId="29" w16cid:durableId="1752005383">
     <w:abstractNumId w:val="31"/>
   </w:num>
-  <w:num w:numId="30">
+  <w:num w:numId="30" w16cid:durableId="351104">
     <w:abstractNumId w:val="55"/>
   </w:num>
-  <w:num w:numId="31">
+  <w:num w:numId="31" w16cid:durableId="2116512228">
     <w:abstractNumId w:val="101"/>
   </w:num>
-  <w:num w:numId="32">
+  <w:num w:numId="32" w16cid:durableId="104541075">
     <w:abstractNumId w:val="34"/>
   </w:num>
-  <w:num w:numId="33">
+  <w:num w:numId="33" w16cid:durableId="2005426033">
     <w:abstractNumId w:val="5"/>
   </w:num>
-  <w:num w:numId="34">
+  <w:num w:numId="34" w16cid:durableId="1706178595">
     <w:abstractNumId w:val="81"/>
   </w:num>
-  <w:num w:numId="35">
+  <w:num w:numId="35" w16cid:durableId="665476315">
     <w:abstractNumId w:val="41"/>
   </w:num>
-  <w:num w:numId="36">
+  <w:num w:numId="36" w16cid:durableId="1324167945">
     <w:abstractNumId w:val="36"/>
   </w:num>
-  <w:num w:numId="37">
+  <w:num w:numId="37" w16cid:durableId="1011878300">
     <w:abstractNumId w:val="30"/>
   </w:num>
-  <w:num w:numId="38">
+  <w:num w:numId="38" w16cid:durableId="1964264937">
     <w:abstractNumId w:val="90"/>
   </w:num>
-  <w:num w:numId="39">
+  <w:num w:numId="39" w16cid:durableId="1813985292">
     <w:abstractNumId w:val="74"/>
   </w:num>
-  <w:num w:numId="40">
+  <w:num w:numId="40" w16cid:durableId="660543375">
     <w:abstractNumId w:val="102"/>
   </w:num>
-  <w:num w:numId="41">
+  <w:num w:numId="41" w16cid:durableId="1053039260">
     <w:abstractNumId w:val="108"/>
   </w:num>
-  <w:num w:numId="42">
+  <w:num w:numId="42" w16cid:durableId="1318412890">
     <w:abstractNumId w:val="49"/>
   </w:num>
-  <w:num w:numId="43">
+  <w:num w:numId="43" w16cid:durableId="112288129">
     <w:abstractNumId w:val="83"/>
   </w:num>
-  <w:num w:numId="44">
+  <w:num w:numId="44" w16cid:durableId="2043629482">
     <w:abstractNumId w:val="26"/>
   </w:num>
-  <w:num w:numId="45">
+  <w:num w:numId="45" w16cid:durableId="417598164">
     <w:abstractNumId w:val="32"/>
   </w:num>
-  <w:num w:numId="46">
+  <w:num w:numId="46" w16cid:durableId="1313676522">
     <w:abstractNumId w:val="97"/>
   </w:num>
-  <w:num w:numId="47">
+  <w:num w:numId="47" w16cid:durableId="1926185234">
     <w:abstractNumId w:val="42"/>
   </w:num>
-  <w:num w:numId="48">
+  <w:num w:numId="48" w16cid:durableId="1314991712">
     <w:abstractNumId w:val="99"/>
   </w:num>
-  <w:num w:numId="49">
+  <w:num w:numId="49" w16cid:durableId="315377494">
     <w:abstractNumId w:val="43"/>
   </w:num>
-  <w:num w:numId="50">
+  <w:num w:numId="50" w16cid:durableId="1511065100">
     <w:abstractNumId w:val="50"/>
   </w:num>
-  <w:num w:numId="51">
+  <w:num w:numId="51" w16cid:durableId="32509579">
     <w:abstractNumId w:val="73"/>
   </w:num>
-  <w:num w:numId="52">
+  <w:num w:numId="52" w16cid:durableId="803734872">
     <w:abstractNumId w:val="92"/>
   </w:num>
-  <w:num w:numId="53">
+  <w:num w:numId="53" w16cid:durableId="1740442085">
     <w:abstractNumId w:val="105"/>
   </w:num>
-  <w:num w:numId="54">
+  <w:num w:numId="54" w16cid:durableId="238294584">
     <w:abstractNumId w:val="8"/>
   </w:num>
-  <w:num w:numId="55">
+  <w:num w:numId="55" w16cid:durableId="855539301">
     <w:abstractNumId w:val="76"/>
   </w:num>
-  <w:num w:numId="56">
+  <w:num w:numId="56" w16cid:durableId="1619753968">
     <w:abstractNumId w:val="11"/>
   </w:num>
-  <w:num w:numId="57">
+  <w:num w:numId="57" w16cid:durableId="661200667">
     <w:abstractNumId w:val="23"/>
   </w:num>
-  <w:num w:numId="58">
+  <w:num w:numId="58" w16cid:durableId="1543438584">
     <w:abstractNumId w:val="13"/>
   </w:num>
-  <w:num w:numId="59">
+  <w:num w:numId="59" w16cid:durableId="2030794843">
     <w:abstractNumId w:val="22"/>
   </w:num>
-  <w:num w:numId="60">
+  <w:num w:numId="60" w16cid:durableId="1050764930">
     <w:abstractNumId w:val="33"/>
   </w:num>
-  <w:num w:numId="61">
+  <w:num w:numId="61" w16cid:durableId="394662484">
     <w:abstractNumId w:val="106"/>
   </w:num>
-  <w:num w:numId="62">
+  <w:num w:numId="62" w16cid:durableId="1100176680">
     <w:abstractNumId w:val="71"/>
   </w:num>
-  <w:num w:numId="63">
+  <w:num w:numId="63" w16cid:durableId="373193316">
     <w:abstractNumId w:val="29"/>
   </w:num>
-  <w:num w:numId="64">
+  <w:num w:numId="64" w16cid:durableId="1224098239">
     <w:abstractNumId w:val="44"/>
   </w:num>
-  <w:num w:numId="65">
+  <w:num w:numId="65" w16cid:durableId="790900724">
     <w:abstractNumId w:val="68"/>
   </w:num>
-  <w:num w:numId="66">
+  <w:num w:numId="66" w16cid:durableId="1631134907">
     <w:abstractNumId w:val="95"/>
   </w:num>
-  <w:num w:numId="67">
+  <w:num w:numId="67" w16cid:durableId="199440052">
     <w:abstractNumId w:val="21"/>
   </w:num>
-  <w:num w:numId="68">
+  <w:num w:numId="68" w16cid:durableId="672799960">
     <w:abstractNumId w:val="25"/>
   </w:num>
-  <w:num w:numId="69">
+  <w:num w:numId="69" w16cid:durableId="602031314">
     <w:abstractNumId w:val="65"/>
   </w:num>
-  <w:num w:numId="70">
+  <w:num w:numId="70" w16cid:durableId="1548954426">
     <w:abstractNumId w:val="60"/>
   </w:num>
-  <w:num w:numId="71">
+  <w:num w:numId="71" w16cid:durableId="2078240894">
     <w:abstractNumId w:val="45"/>
   </w:num>
-  <w:num w:numId="72">
+  <w:num w:numId="72" w16cid:durableId="1257057126">
     <w:abstractNumId w:val="72"/>
   </w:num>
-  <w:num w:numId="73">
+  <w:num w:numId="73" w16cid:durableId="1283732577">
     <w:abstractNumId w:val="62"/>
   </w:num>
-  <w:num w:numId="74">
+  <w:num w:numId="74" w16cid:durableId="840512658">
     <w:abstractNumId w:val="66"/>
   </w:num>
-  <w:num w:numId="75">
+  <w:num w:numId="75" w16cid:durableId="281765326">
     <w:abstractNumId w:val="19"/>
   </w:num>
-  <w:num w:numId="76">
+  <w:num w:numId="76" w16cid:durableId="399444476">
     <w:abstractNumId w:val="107"/>
   </w:num>
-  <w:num w:numId="77">
+  <w:num w:numId="77" w16cid:durableId="286661948">
     <w:abstractNumId w:val="17"/>
   </w:num>
-  <w:num w:numId="78">
+  <w:num w:numId="78" w16cid:durableId="127012031">
     <w:abstractNumId w:val="96"/>
   </w:num>
-  <w:num w:numId="79">
+  <w:num w:numId="79" w16cid:durableId="1741056932">
     <w:abstractNumId w:val="61"/>
   </w:num>
-  <w:num w:numId="80">
+  <w:num w:numId="80" w16cid:durableId="2110275926">
     <w:abstractNumId w:val="54"/>
   </w:num>
-  <w:num w:numId="81">
+  <w:num w:numId="81" w16cid:durableId="3897415">
     <w:abstractNumId w:val="69"/>
   </w:num>
-  <w:num w:numId="82">
+  <w:num w:numId="82" w16cid:durableId="1583250173">
     <w:abstractNumId w:val="103"/>
   </w:num>
-  <w:num w:numId="83">
+  <w:num w:numId="83" w16cid:durableId="682320291">
     <w:abstractNumId w:val="6"/>
   </w:num>
-  <w:num w:numId="84">
+  <w:num w:numId="84" w16cid:durableId="841503755">
     <w:abstractNumId w:val="1"/>
   </w:num>
-  <w:num w:numId="85">
+  <w:num w:numId="85" w16cid:durableId="2078045074">
     <w:abstractNumId w:val="100"/>
   </w:num>
-  <w:num w:numId="86">
+  <w:num w:numId="86" w16cid:durableId="64688766">
     <w:abstractNumId w:val="14"/>
   </w:num>
-  <w:num w:numId="87">
+  <w:num w:numId="87" w16cid:durableId="945845919">
     <w:abstractNumId w:val="63"/>
   </w:num>
-  <w:num w:numId="88">
+  <w:num w:numId="88" w16cid:durableId="1866596824">
     <w:abstractNumId w:val="52"/>
   </w:num>
-  <w:num w:numId="89">
+  <w:num w:numId="89" w16cid:durableId="280574060">
     <w:abstractNumId w:val="94"/>
   </w:num>
-  <w:num w:numId="90">
+  <w:num w:numId="90" w16cid:durableId="11998546">
     <w:abstractNumId w:val="27"/>
   </w:num>
-  <w:num w:numId="91">
+  <w:num w:numId="91" w16cid:durableId="1641232429">
     <w:abstractNumId w:val="77"/>
   </w:num>
-  <w:num w:numId="92">
+  <w:num w:numId="92" w16cid:durableId="1343969743">
     <w:abstractNumId w:val="46"/>
   </w:num>
-  <w:num w:numId="93">
+  <w:num w:numId="93" w16cid:durableId="182476997">
     <w:abstractNumId w:val="104"/>
   </w:num>
-  <w:num w:numId="94">
+  <w:num w:numId="94" w16cid:durableId="1445883158">
     <w:abstractNumId w:val="79"/>
   </w:num>
-  <w:num w:numId="95">
+  <w:num w:numId="95" w16cid:durableId="1964339622">
     <w:abstractNumId w:val="85"/>
   </w:num>
-  <w:num w:numId="96">
+  <w:num w:numId="96" w16cid:durableId="364404385">
     <w:abstractNumId w:val="7"/>
   </w:num>
-  <w:num w:numId="97">
+  <w:num w:numId="97" w16cid:durableId="765730339">
     <w:abstractNumId w:val="9"/>
   </w:num>
-  <w:num w:numId="98">
+  <w:num w:numId="98" w16cid:durableId="1605725938">
     <w:abstractNumId w:val="10"/>
   </w:num>
-  <w:num w:numId="99">
+  <w:num w:numId="99" w16cid:durableId="691498161">
     <w:abstractNumId w:val="89"/>
   </w:num>
-  <w:num w:numId="100">
+  <w:num w:numId="100" w16cid:durableId="316108516">
     <w:abstractNumId w:val="48"/>
   </w:num>
-  <w:num w:numId="101">
+  <w:num w:numId="101" w16cid:durableId="2087025528">
     <w:abstractNumId w:val="16"/>
   </w:num>
-  <w:num w:numId="102">
+  <w:num w:numId="102" w16cid:durableId="874846753">
     <w:abstractNumId w:val="15"/>
   </w:num>
-  <w:num w:numId="103">
+  <w:num w:numId="103" w16cid:durableId="534077503">
     <w:abstractNumId w:val="37"/>
   </w:num>
-  <w:num w:numId="104">
+  <w:num w:numId="104" w16cid:durableId="917712556">
     <w:abstractNumId w:val="75"/>
   </w:num>
-  <w:num w:numId="105">
+  <w:num w:numId="105" w16cid:durableId="1527863168">
     <w:abstractNumId w:val="24"/>
   </w:num>
-  <w:num w:numId="106">
+  <w:num w:numId="106" w16cid:durableId="121730560">
     <w:abstractNumId w:val="28"/>
   </w:num>
-  <w:num w:numId="107">
+  <w:num w:numId="107" w16cid:durableId="538318682">
     <w:abstractNumId w:val="88"/>
   </w:num>
-  <w:num w:numId="108">
+  <w:num w:numId="108" w16cid:durableId="1303924178">
     <w:abstractNumId w:val="59"/>
   </w:num>
-  <w:num w:numId="109">
+  <w:num w:numId="109" w16cid:durableId="921993062">
     <w:abstractNumId w:val="98"/>
   </w:num>
-  <w:num w:numId="110">
+  <w:num w:numId="110" w16cid:durableId="387463839">
     <w:abstractNumId w:val="52"/>
     <w:lvlOverride w:ilvl="0">
       <w:startOverride w:val="1"/>
@@ -16897,7 +18179,7 @@
       <w:startOverride w:val="1"/>
     </w:lvlOverride>
   </w:num>
-  <w:num w:numId="111">
+  <w:num w:numId="111" w16cid:durableId="714738064">
     <w:abstractNumId w:val="52"/>
     <w:lvlOverride w:ilvl="0">
       <w:startOverride w:val="1"/>
@@ -16927,7 +18209,7 @@
       <w:startOverride w:val="1"/>
     </w:lvlOverride>
   </w:num>
-  <w:num w:numId="112">
+  <w:num w:numId="112" w16cid:durableId="305748155">
     <w:abstractNumId w:val="52"/>
     <w:lvlOverride w:ilvl="0">
       <w:startOverride w:val="1"/>
@@ -16962,7 +18244,7 @@
 </file>
 
 <file path=word/styles.xml><?xml version="1.0" encoding="utf-8"?>
-<w:styles xmlns:mc="http://schemas.openxmlformats.org/markup-compatibility/2006" xmlns:r="http://schemas.openxmlformats.org/officeDocument/2006/relationships" xmlns:w="http://schemas.openxmlformats.org/wordprocessingml/2006/main" xmlns:w14="http://schemas.microsoft.com/office/word/2010/wordml" xmlns:w15="http://schemas.microsoft.com/office/word/2012/wordml" xmlns:w16cid="http://schemas.microsoft.com/office/word/2016/wordml/cid" xmlns:w16se="http://schemas.microsoft.com/office/word/2015/wordml/symex" mc:Ignorable="w14 w15 w16se w16cid">
+<w:styles xmlns:mc="http://schemas.openxmlformats.org/markup-compatibility/2006" xmlns:r="http://schemas.openxmlformats.org/officeDocument/2006/relationships" xmlns:w="http://schemas.openxmlformats.org/wordprocessingml/2006/main" xmlns:w14="http://schemas.microsoft.com/office/word/2010/wordml" xmlns:w15="http://schemas.microsoft.com/office/word/2012/wordml" xmlns:w16cex="http://schemas.microsoft.com/office/word/2018/wordml/cex" xmlns:w16cid="http://schemas.microsoft.com/office/word/2016/wordml/cid" xmlns:w16="http://schemas.microsoft.com/office/word/2018/wordml" xmlns:w16du="http://schemas.microsoft.com/office/word/2023/wordml/word16du" xmlns:w16sdtdh="http://schemas.microsoft.com/office/word/2020/wordml/sdtdatahash" xmlns:w16sdtfl="http://schemas.microsoft.com/office/word/2024/wordml/sdtformatlock" xmlns:w16se="http://schemas.microsoft.com/office/word/2015/wordml/symex" mc:Ignorable="w14 w15 w16se w16cid w16 w16cex w16sdtdh w16sdtfl w16du">
   <w:docDefaults>
     <w:rPrDefault>
       <w:rPr>
@@ -16978,7 +18260,7 @@
       </w:pPr>
     </w:pPrDefault>
   </w:docDefaults>
-  <w:latentStyles w:defLockedState="0" w:defUIPriority="99" w:defSemiHidden="0" w:defUnhideWhenUsed="0" w:defQFormat="0" w:count="375">
+  <w:latentStyles w:defLockedState="0" w:defUIPriority="99" w:defSemiHidden="0" w:defUnhideWhenUsed="0" w:defQFormat="0" w:count="376">
     <w:lsdException w:name="Normal" w:uiPriority="0" w:qFormat="1"/>
     <w:lsdException w:name="heading 1" w:uiPriority="9" w:qFormat="1"/>
     <w:lsdException w:name="heading 2" w:uiPriority="9" w:qFormat="1"/>
@@ -17353,6 +18635,7 @@
     <w:lsdException w:name="Smart Hyperlink" w:semiHidden="1" w:unhideWhenUsed="1"/>
     <w:lsdException w:name="Hashtag" w:semiHidden="1" w:unhideWhenUsed="1"/>
     <w:lsdException w:name="Unresolved Mention" w:semiHidden="1" w:unhideWhenUsed="1"/>
+    <w:lsdException w:name="Smart Link" w:semiHidden="1" w:unhideWhenUsed="1"/>
   </w:latentStyles>
   <w:style w:type="paragraph" w:default="1" w:styleId="af1">
     <w:name w:val="Normal"/>
@@ -21782,7 +23065,7 @@
     <w:link w:val="afffff9"/>
   </w:style>
   <w:style w:type="character" w:customStyle="1" w:styleId="afffff9">
-    <w:name w:val="Обычный (веб) Знак"/>
+    <w:name w:val="Обычный (Интернет) Знак"/>
     <w:basedOn w:val="19"/>
     <w:link w:val="afffff8"/>
     <w:rPr>
